--- a/TP04/Informe_TP4_Grupo3.docx
+++ b/TP04/Informe_TP4_Grupo3.docx
@@ -348,7 +348,6 @@
           <w:lang w:val="pt-BR"/>
         </w:rPr>
       </w:pPr>
-      <w:proofErr w:type="spellStart"/>
       <w:r>
         <w:rPr>
           <w:smallCaps/>
@@ -356,17 +355,7 @@
           <w:szCs w:val="28"/>
           <w:lang w:val="pt-BR"/>
         </w:rPr>
-        <w:t>Kostzer</w:t>
-      </w:r>
-      <w:proofErr w:type="spellEnd"/>
-      <w:r>
-        <w:rPr>
-          <w:smallCaps/>
-          <w:sz w:val="28"/>
-          <w:szCs w:val="28"/>
-          <w:lang w:val="pt-BR"/>
-        </w:rPr>
-        <w:t xml:space="preserve"> </w:t>
+        <w:t xml:space="preserve">Kostzer </w:t>
       </w:r>
       <w:r>
         <w:rPr>
@@ -586,57 +575,7 @@
           <w:lang w:val="es-US"/>
         </w:rPr>
         <w:lastRenderedPageBreak/>
-        <w:t xml:space="preserve">Modelo de </w:t>
-      </w:r>
-      <w:r>
-        <w:rPr>
-          <w:rFonts w:ascii="Century Schoolbook" w:eastAsia="Century Schoolbook" w:hAnsi="Century Schoolbook" w:cs="Century Schoolbook"/>
-          <w:i/>
-          <w:iCs/>
-          <w:color w:val="366091"/>
-          <w:lang w:val="es-US"/>
-        </w:rPr>
-        <w:t>Regresión</w:t>
-      </w:r>
-      <w:r>
-        <w:rPr>
-          <w:rFonts w:ascii="Century Schoolbook" w:eastAsia="Century Schoolbook" w:hAnsi="Century Schoolbook" w:cs="Century Schoolbook"/>
-          <w:i/>
-          <w:iCs/>
-          <w:color w:val="366091"/>
-          <w:lang w:val="es-US"/>
-        </w:rPr>
-        <w:t xml:space="preserve"> </w:t>
-      </w:r>
-      <w:r>
-        <w:rPr>
-          <w:rFonts w:ascii="Century Schoolbook" w:eastAsia="Century Schoolbook" w:hAnsi="Century Schoolbook" w:cs="Century Schoolbook"/>
-          <w:i/>
-          <w:iCs/>
-          <w:color w:val="366091"/>
-          <w:lang w:val="es-US"/>
-        </w:rPr>
-        <w:t>logística</w:t>
-      </w:r>
-      <w:r>
-        <w:rPr>
-          <w:rFonts w:ascii="Century Schoolbook" w:eastAsia="Century Schoolbook" w:hAnsi="Century Schoolbook" w:cs="Century Schoolbook"/>
-          <w:i/>
-          <w:iCs/>
-          <w:color w:val="366091"/>
-          <w:lang w:val="es-US"/>
-        </w:rPr>
-        <w:t xml:space="preserve"> con Regularización: Ridge y LASSO</w:t>
-      </w:r>
-      <w:r>
-        <w:rPr>
-          <w:rFonts w:ascii="Century Schoolbook" w:eastAsia="Century Schoolbook" w:hAnsi="Century Schoolbook" w:cs="Century Schoolbook"/>
-          <w:i/>
-          <w:iCs/>
-          <w:color w:val="366091"/>
-          <w:lang w:val="es-US"/>
-        </w:rPr>
-        <w:t>.</w:t>
+        <w:t>Modelo de Regresión logística con Regularización: Ridge y LASSO.</w:t>
       </w:r>
       <w:r>
         <w:rPr>
@@ -898,6 +837,7 @@
       <w:r>
         <w:rPr>
           <w:rFonts w:ascii="Times New Roman" w:eastAsia="Courier New" w:hAnsi="Times New Roman" w:cs="Times New Roman"/>
+          <w:noProof/>
           <w:sz w:val="24"/>
           <w:szCs w:val="24"/>
           <w:lang w:val="es-US"/>
@@ -1048,6 +988,7 @@
       <w:r>
         <w:rPr>
           <w:rFonts w:ascii="Times New Roman" w:eastAsia="Courier New" w:hAnsi="Times New Roman" w:cs="Times New Roman"/>
+          <w:noProof/>
           <w:sz w:val="24"/>
           <w:szCs w:val="24"/>
           <w:lang w:val="es-US"/>
@@ -1204,18 +1145,7 @@
           <w:szCs w:val="26"/>
           <w:lang w:val="es-US"/>
         </w:rPr>
-        <w:t>Penalidad óptima por Cross-validation y visualización</w:t>
-      </w:r>
-      <w:r>
-        <w:rPr>
-          <w:rFonts w:ascii="Times New Roman" w:eastAsia="Century Schoolbook" w:hAnsi="Times New Roman" w:cs="Times New Roman"/>
-          <w:b/>
-          <w:bCs/>
-          <w:sz w:val="26"/>
-          <w:szCs w:val="26"/>
-          <w:lang w:val="es-US"/>
-        </w:rPr>
-        <w:t>.</w:t>
+        <w:t>Penalidad óptima por Cross-validation y visualización.</w:t>
       </w:r>
     </w:p>
     <w:p>
@@ -1488,7 +1418,25 @@
           <w:sz w:val="24"/>
           <w:szCs w:val="24"/>
         </w:rPr>
-        <w:t>, evidencia la capacidad de LASSO para realizar selección de variables. Para λ pequeños, la mayoría de variables se conserva; a medida que λ aumenta, el modelo elimina progresivamente las variables menos relevantes, y con λ muy grandes casi todos los coeficientes se fuerzan a cero.</w:t>
+        <w:t xml:space="preserve">, evidencia la capacidad de LASSO para realizar selección de variables. Para λ pequeños, la mayoría de </w:t>
+      </w:r>
+      <w:proofErr w:type="gramStart"/>
+      <w:r>
+        <w:rPr>
+          <w:rFonts w:ascii="Times New Roman" w:eastAsia="Courier New" w:hAnsi="Times New Roman" w:cs="Times New Roman"/>
+          <w:sz w:val="24"/>
+          <w:szCs w:val="24"/>
+        </w:rPr>
+        <w:t>variables</w:t>
+      </w:r>
+      <w:proofErr w:type="gramEnd"/>
+      <w:r>
+        <w:rPr>
+          <w:rFonts w:ascii="Times New Roman" w:eastAsia="Courier New" w:hAnsi="Times New Roman" w:cs="Times New Roman"/>
+          <w:sz w:val="24"/>
+          <w:szCs w:val="24"/>
+        </w:rPr>
+        <w:t xml:space="preserve"> se conserva; a medida que λ aumenta, el modelo elimina progresivamente las variables menos relevantes, y con λ muy grandes casi todos los coeficientes se fuerzan a cero.</w:t>
       </w:r>
     </w:p>
     <w:p>
@@ -3833,6 +3781,521 @@
         <w:t>En definitiva, la regularización L1 permite simplificar el modelo mediante la eliminación de variables de menor relevancia, mientras que L2 actúa reduciendo la magnitud de los coeficientes sin descartar ninguna característica. En ambos casos, los coeficientes regularizados permanecen próximos a los obtenidos por el modelo sin penalización, lo que asegura la preservación de la información relevante y un equilibrio adecuado entre complejidad del modelo y capacidad predictiva.</w:t>
       </w:r>
     </w:p>
+    <w:p>
+      <w:pPr>
+        <w:spacing w:before="240"/>
+        <w:ind w:right="16"/>
+        <w:jc w:val="both"/>
+        <w:rPr>
+          <w:rFonts w:ascii="Times New Roman" w:eastAsia="Courier New" w:hAnsi="Times New Roman" w:cs="Times New Roman"/>
+          <w:sz w:val="24"/>
+          <w:szCs w:val="24"/>
+        </w:rPr>
+      </w:pPr>
+    </w:p>
+    <w:p>
+      <w:pPr>
+        <w:pStyle w:val="Prrafodelista"/>
+        <w:numPr>
+          <w:ilvl w:val="0"/>
+          <w:numId w:val="7"/>
+        </w:numPr>
+        <w:spacing w:before="240"/>
+        <w:ind w:right="16"/>
+        <w:rPr>
+          <w:rFonts w:ascii="Times New Roman" w:eastAsia="Courier New" w:hAnsi="Times New Roman" w:cs="Times New Roman"/>
+          <w:sz w:val="24"/>
+          <w:szCs w:val="24"/>
+          <w:lang w:val="es-US"/>
+        </w:rPr>
+      </w:pPr>
+      <w:r>
+        <w:rPr>
+          <w:rFonts w:ascii="Century Schoolbook" w:eastAsia="Century Schoolbook" w:hAnsi="Century Schoolbook" w:cs="Century Schoolbook"/>
+          <w:i/>
+          <w:iCs/>
+          <w:color w:val="366091"/>
+        </w:rPr>
+        <w:lastRenderedPageBreak/>
+        <w:t>Árboles de Decisión</w:t>
+      </w:r>
+      <w:r>
+        <w:rPr>
+          <w:rFonts w:ascii="Century Schoolbook" w:eastAsia="Century Schoolbook" w:hAnsi="Century Schoolbook" w:cs="Century Schoolbook"/>
+          <w:i/>
+          <w:iCs/>
+          <w:color w:val="366091"/>
+          <w:lang w:val="es-US"/>
+        </w:rPr>
+        <w:br/>
+      </w:r>
+    </w:p>
+    <w:p>
+      <w:pPr>
+        <w:spacing w:before="240"/>
+        <w:ind w:right="16"/>
+        <w:rPr>
+          <w:rFonts w:ascii="Times New Roman" w:eastAsia="Courier New" w:hAnsi="Times New Roman" w:cs="Times New Roman"/>
+          <w:sz w:val="24"/>
+          <w:szCs w:val="24"/>
+          <w:lang w:val="es-US"/>
+        </w:rPr>
+      </w:pPr>
+      <w:proofErr w:type="spellStart"/>
+      <w:r>
+        <w:rPr>
+          <w:rFonts w:ascii="Times New Roman" w:eastAsia="Courier New" w:hAnsi="Times New Roman" w:cs="Times New Roman"/>
+          <w:sz w:val="24"/>
+          <w:szCs w:val="24"/>
+          <w:lang w:val="es-US"/>
+        </w:rPr>
+        <w:t>Arbol</w:t>
+      </w:r>
+      <w:proofErr w:type="spellEnd"/>
+      <w:r>
+        <w:rPr>
+          <w:rFonts w:ascii="Times New Roman" w:eastAsia="Courier New" w:hAnsi="Times New Roman" w:cs="Times New Roman"/>
+          <w:sz w:val="24"/>
+          <w:szCs w:val="24"/>
+          <w:lang w:val="es-US"/>
+        </w:rPr>
+        <w:t xml:space="preserve"> de decisión podado</w:t>
+      </w:r>
+    </w:p>
+    <w:p>
+      <w:pPr>
+        <w:spacing w:before="240"/>
+        <w:ind w:right="16"/>
+        <w:rPr>
+          <w:rFonts w:ascii="Times New Roman" w:eastAsia="Courier New" w:hAnsi="Times New Roman" w:cs="Times New Roman"/>
+          <w:sz w:val="24"/>
+          <w:szCs w:val="24"/>
+          <w:lang w:val="es-US"/>
+        </w:rPr>
+      </w:pPr>
+      <w:r>
+        <w:rPr>
+          <w:rFonts w:ascii="Times New Roman" w:eastAsia="Courier New" w:hAnsi="Times New Roman" w:cs="Times New Roman"/>
+          <w:sz w:val="24"/>
+          <w:szCs w:val="24"/>
+          <w:lang w:val="es-US"/>
+        </w:rPr>
+        <w:drawing>
+          <wp:inline distT="0" distB="0" distL="0" distR="0" wp14:anchorId="3A9F2F33" wp14:editId="47D803C7">
+            <wp:extent cx="5400040" cy="2644775"/>
+            <wp:effectExtent l="0" t="0" r="0" b="3175"/>
+            <wp:docPr id="1719639729" name="Imagen 1"/>
+            <wp:cNvGraphicFramePr>
+              <a:graphicFrameLocks xmlns:a="http://schemas.openxmlformats.org/drawingml/2006/main" noChangeAspect="1"/>
+            </wp:cNvGraphicFramePr>
+            <a:graphic xmlns:a="http://schemas.openxmlformats.org/drawingml/2006/main">
+              <a:graphicData uri="http://schemas.openxmlformats.org/drawingml/2006/picture">
+                <pic:pic xmlns:pic="http://schemas.openxmlformats.org/drawingml/2006/picture">
+                  <pic:nvPicPr>
+                    <pic:cNvPr id="1719639729" name=""/>
+                    <pic:cNvPicPr/>
+                  </pic:nvPicPr>
+                  <pic:blipFill>
+                    <a:blip r:embed="rId10"/>
+                    <a:stretch>
+                      <a:fillRect/>
+                    </a:stretch>
+                  </pic:blipFill>
+                  <pic:spPr>
+                    <a:xfrm>
+                      <a:off x="0" y="0"/>
+                      <a:ext cx="5400040" cy="2644775"/>
+                    </a:xfrm>
+                    <a:prstGeom prst="rect">
+                      <a:avLst/>
+                    </a:prstGeom>
+                  </pic:spPr>
+                </pic:pic>
+              </a:graphicData>
+            </a:graphic>
+          </wp:inline>
+        </w:drawing>
+      </w:r>
+    </w:p>
+    <w:p>
+      <w:pPr>
+        <w:spacing w:before="240"/>
+        <w:ind w:right="16" w:firstLine="708"/>
+        <w:rPr>
+          <w:rFonts w:ascii="Times New Roman" w:eastAsia="Courier New" w:hAnsi="Times New Roman" w:cs="Times New Roman"/>
+          <w:sz w:val="24"/>
+          <w:szCs w:val="24"/>
+          <w:lang w:val="es-US"/>
+        </w:rPr>
+      </w:pPr>
+      <w:r>
+        <w:rPr>
+          <w:rFonts w:ascii="Times New Roman" w:eastAsia="Courier New" w:hAnsi="Times New Roman" w:cs="Times New Roman"/>
+          <w:sz w:val="24"/>
+          <w:szCs w:val="24"/>
+          <w:lang w:val="es-US"/>
+        </w:rPr>
+        <w:t xml:space="preserve">La figura muestra que, con </w:t>
+      </w:r>
+      <w:proofErr w:type="spellStart"/>
+      <w:r>
+        <w:rPr>
+          <w:rFonts w:ascii="Times New Roman" w:eastAsia="Courier New" w:hAnsi="Times New Roman" w:cs="Times New Roman"/>
+          <w:sz w:val="24"/>
+          <w:szCs w:val="24"/>
+          <w:lang w:val="es-US"/>
+        </w:rPr>
+        <w:t>ccp_alpha</w:t>
+      </w:r>
+      <w:proofErr w:type="spellEnd"/>
+      <w:r>
+        <w:rPr>
+          <w:rFonts w:ascii="Times New Roman" w:eastAsia="Courier New" w:hAnsi="Times New Roman" w:cs="Times New Roman"/>
+          <w:sz w:val="24"/>
+          <w:szCs w:val="24"/>
+          <w:lang w:val="es-US"/>
+        </w:rPr>
+        <w:t xml:space="preserve"> muy pequeño, el árbol casi no se poda y el error de clasificación se mantiene alto </w:t>
+      </w:r>
+      <w:r>
+        <w:rPr>
+          <w:rFonts w:ascii="Times New Roman" w:eastAsia="Courier New" w:hAnsi="Times New Roman" w:cs="Times New Roman"/>
+          <w:sz w:val="24"/>
+          <w:szCs w:val="24"/>
+          <w:lang w:val="es-US"/>
+        </w:rPr>
+        <w:t xml:space="preserve">(levemente por encima de </w:t>
+      </w:r>
+      <w:r>
+        <w:rPr>
+          <w:rFonts w:ascii="Times New Roman" w:eastAsia="Courier New" w:hAnsi="Times New Roman" w:cs="Times New Roman"/>
+          <w:sz w:val="24"/>
+          <w:szCs w:val="24"/>
+          <w:lang w:val="es-US"/>
+        </w:rPr>
+        <w:t xml:space="preserve">0,39). Al aumentar </w:t>
+      </w:r>
+      <w:proofErr w:type="spellStart"/>
+      <w:r>
+        <w:rPr>
+          <w:rFonts w:ascii="Times New Roman" w:eastAsia="Courier New" w:hAnsi="Times New Roman" w:cs="Times New Roman"/>
+          <w:sz w:val="24"/>
+          <w:szCs w:val="24"/>
+          <w:lang w:val="es-US"/>
+        </w:rPr>
+        <w:t>ccp_alpha</w:t>
+      </w:r>
+      <w:proofErr w:type="spellEnd"/>
+      <w:r>
+        <w:rPr>
+          <w:rFonts w:ascii="Times New Roman" w:eastAsia="Courier New" w:hAnsi="Times New Roman" w:cs="Times New Roman"/>
+          <w:sz w:val="24"/>
+          <w:szCs w:val="24"/>
+          <w:lang w:val="es-US"/>
+        </w:rPr>
+        <w:t xml:space="preserve"> el error baja hasta un mínimo cercano a 0,34 alrededor de </w:t>
+      </w:r>
+      <w:proofErr w:type="spellStart"/>
+      <w:r>
+        <w:rPr>
+          <w:rFonts w:ascii="Times New Roman" w:eastAsia="Courier New" w:hAnsi="Times New Roman" w:cs="Times New Roman"/>
+          <w:sz w:val="24"/>
+          <w:szCs w:val="24"/>
+          <w:lang w:val="es-US"/>
+        </w:rPr>
+        <w:t>ccp_alpha</w:t>
+      </w:r>
+      <w:proofErr w:type="spellEnd"/>
+      <w:r>
+        <w:rPr>
+          <w:rFonts w:ascii="Times New Roman" w:eastAsia="Courier New" w:hAnsi="Times New Roman" w:cs="Times New Roman"/>
+          <w:sz w:val="24"/>
+          <w:szCs w:val="24"/>
+          <w:lang w:val="es-US"/>
+        </w:rPr>
+        <w:t xml:space="preserve"> ≈ 1,3×10⁻⁴, que es el valor que elegimos como óptimo. A partir de ahí, si seguimos aumentando </w:t>
+      </w:r>
+      <w:proofErr w:type="spellStart"/>
+      <w:r>
+        <w:rPr>
+          <w:rFonts w:ascii="Times New Roman" w:eastAsia="Courier New" w:hAnsi="Times New Roman" w:cs="Times New Roman"/>
+          <w:sz w:val="24"/>
+          <w:szCs w:val="24"/>
+          <w:lang w:val="es-US"/>
+        </w:rPr>
+        <w:t>ccp_alpha</w:t>
+      </w:r>
+      <w:proofErr w:type="spellEnd"/>
+      <w:r>
+        <w:rPr>
+          <w:rFonts w:ascii="Times New Roman" w:eastAsia="Courier New" w:hAnsi="Times New Roman" w:cs="Times New Roman"/>
+          <w:sz w:val="24"/>
+          <w:szCs w:val="24"/>
+          <w:lang w:val="es-US"/>
+        </w:rPr>
+        <w:t>, el error vuelve a crecer porque el árbol se vuelve excesivamente simple.</w:t>
+      </w:r>
+    </w:p>
+    <w:p>
+      <w:pPr>
+        <w:spacing w:before="240"/>
+        <w:ind w:right="16"/>
+        <w:rPr>
+          <w:rFonts w:ascii="Times New Roman" w:eastAsia="Courier New" w:hAnsi="Times New Roman" w:cs="Times New Roman"/>
+          <w:sz w:val="24"/>
+          <w:szCs w:val="24"/>
+          <w:lang w:val="es-US"/>
+        </w:rPr>
+      </w:pPr>
+    </w:p>
+    <w:p>
+      <w:pPr>
+        <w:spacing w:before="240"/>
+        <w:ind w:right="16"/>
+        <w:rPr>
+          <w:rFonts w:ascii="Times New Roman" w:eastAsia="Courier New" w:hAnsi="Times New Roman" w:cs="Times New Roman"/>
+          <w:sz w:val="24"/>
+          <w:szCs w:val="24"/>
+          <w:lang w:val="es-US"/>
+        </w:rPr>
+      </w:pPr>
+      <w:r>
+        <w:rPr>
+          <w:rFonts w:ascii="Times New Roman" w:eastAsia="Courier New" w:hAnsi="Times New Roman" w:cs="Times New Roman"/>
+          <w:sz w:val="24"/>
+          <w:szCs w:val="24"/>
+          <w:lang w:val="es-US"/>
+        </w:rPr>
+        <w:t xml:space="preserve">Visualización del árbol podado por </w:t>
+      </w:r>
+      <w:proofErr w:type="spellStart"/>
+      <w:r>
+        <w:rPr>
+          <w:rFonts w:ascii="Times New Roman" w:eastAsia="Courier New" w:hAnsi="Times New Roman" w:cs="Times New Roman"/>
+          <w:sz w:val="24"/>
+          <w:szCs w:val="24"/>
+          <w:lang w:val="es-US"/>
+        </w:rPr>
+        <w:t>cross-validation</w:t>
+      </w:r>
+      <w:proofErr w:type="spellEnd"/>
+      <w:r>
+        <w:rPr>
+          <w:rFonts w:ascii="Times New Roman" w:eastAsia="Courier New" w:hAnsi="Times New Roman" w:cs="Times New Roman"/>
+          <w:sz w:val="24"/>
+          <w:szCs w:val="24"/>
+          <w:lang w:val="es-US"/>
+        </w:rPr>
+        <w:t xml:space="preserve"> </w:t>
+      </w:r>
+    </w:p>
+    <w:p>
+      <w:pPr>
+        <w:spacing w:before="240"/>
+        <w:ind w:right="16"/>
+        <w:rPr>
+          <w:rFonts w:eastAsia="Courier New"/>
+        </w:rPr>
+      </w:pPr>
+      <w:r>
+        <w:rPr>
+          <w:rFonts w:ascii="Times New Roman" w:eastAsia="Courier New" w:hAnsi="Times New Roman" w:cs="Times New Roman"/>
+          <w:sz w:val="24"/>
+          <w:szCs w:val="24"/>
+          <w:lang w:val="es-US"/>
+        </w:rPr>
+        <w:tab/>
+      </w:r>
+      <w:r>
+        <w:rPr>
+          <w:rFonts w:eastAsia="Courier New"/>
+        </w:rPr>
+        <w:t>En la siguiente figura mostraremos</w:t>
+      </w:r>
+      <w:r>
+        <w:rPr>
+          <w:rFonts w:eastAsia="Courier New"/>
+        </w:rPr>
+        <w:t xml:space="preserve"> los niveles superiores del árbol CART podado con el </w:t>
+      </w:r>
+      <w:proofErr w:type="spellStart"/>
+      <w:r>
+        <w:rPr>
+          <w:rFonts w:eastAsia="Courier New"/>
+        </w:rPr>
+        <w:t>ccp_alpha</w:t>
+      </w:r>
+      <w:proofErr w:type="spellEnd"/>
+      <w:r>
+        <w:rPr>
+          <w:rFonts w:eastAsia="Courier New"/>
+        </w:rPr>
+        <w:t xml:space="preserve"> óptimo. La raíz del árbol separa a los hogares según el nivel educativo (nivel_ed_6), lo que indica que la educación es la primera variable que utiliza el modelo para discriminar entre pobres y no pobres. En las ramas siguientes aparecen particiones por la situación</w:t>
+      </w:r>
+      <w:r>
+        <w:rPr>
+          <w:rFonts w:eastAsia="Courier New"/>
+          <w:b/>
+          <w:bCs/>
+        </w:rPr>
+        <w:t xml:space="preserve"> </w:t>
+      </w:r>
+      <w:r>
+        <w:rPr>
+          <w:rFonts w:eastAsia="Courier New"/>
+        </w:rPr>
+        <w:t>laboral (estado) y por características demográficas del hogar (ch06, ch03, etc.), generando grupos con distinta proporción de pobreza. En general, las ramas de la izquierda concentran hogares con mayor probabilidad de ser pobres, mientras que las de la derecha agrupan hogares predominantemente no pobres.</w:t>
+      </w:r>
+    </w:p>
+    <w:p>
+      <w:pPr>
+        <w:spacing w:before="240"/>
+        <w:ind w:right="16"/>
+        <w:rPr>
+          <w:rFonts w:ascii="Times New Roman" w:eastAsia="Courier New" w:hAnsi="Times New Roman" w:cs="Times New Roman"/>
+          <w:sz w:val="24"/>
+          <w:szCs w:val="24"/>
+          <w:lang w:val="es-US"/>
+        </w:rPr>
+      </w:pPr>
+      <w:r>
+        <w:rPr>
+          <w:rFonts w:ascii="Times New Roman" w:eastAsia="Courier New" w:hAnsi="Times New Roman" w:cs="Times New Roman"/>
+          <w:sz w:val="24"/>
+          <w:szCs w:val="24"/>
+          <w:lang w:val="es-US"/>
+        </w:rPr>
+        <w:tab/>
+        <w:t>Además, mostraremos una figura adicional donde mostraremos la importancia de cada una de las variables</w:t>
+      </w:r>
+      <w:r>
+        <w:rPr>
+          <w:rFonts w:ascii="Times New Roman" w:eastAsia="Courier New" w:hAnsi="Times New Roman" w:cs="Times New Roman"/>
+          <w:sz w:val="24"/>
+          <w:szCs w:val="24"/>
+          <w:lang w:val="es-US"/>
+        </w:rPr>
+        <w:t xml:space="preserve"> para observar no solo las variables mencionadas previamente sino las que el modelo no considera relevantes.</w:t>
+      </w:r>
+    </w:p>
+    <w:p>
+      <w:pPr>
+        <w:spacing w:before="240"/>
+        <w:ind w:right="16"/>
+        <w:rPr>
+          <w:rFonts w:ascii="Times New Roman" w:eastAsia="Courier New" w:hAnsi="Times New Roman" w:cs="Times New Roman"/>
+          <w:sz w:val="24"/>
+          <w:szCs w:val="24"/>
+          <w:lang w:val="es-US"/>
+        </w:rPr>
+      </w:pPr>
+      <w:r>
+        <w:rPr>
+          <w:rFonts w:ascii="Times New Roman" w:eastAsia="Courier New" w:hAnsi="Times New Roman" w:cs="Times New Roman"/>
+          <w:sz w:val="24"/>
+          <w:szCs w:val="24"/>
+          <w:lang w:val="es-US"/>
+        </w:rPr>
+        <w:lastRenderedPageBreak/>
+        <w:drawing>
+          <wp:inline distT="0" distB="0" distL="0" distR="0" wp14:anchorId="4843E603" wp14:editId="7DEF9CDD">
+            <wp:extent cx="9360535" cy="6229855"/>
+            <wp:effectExtent l="3493" t="0" r="0" b="0"/>
+            <wp:docPr id="1824398755" name="Imagen 1" descr="Diagrama"/>
+            <wp:cNvGraphicFramePr>
+              <a:graphicFrameLocks xmlns:a="http://schemas.openxmlformats.org/drawingml/2006/main" noChangeAspect="1"/>
+            </wp:cNvGraphicFramePr>
+            <a:graphic xmlns:a="http://schemas.openxmlformats.org/drawingml/2006/main">
+              <a:graphicData uri="http://schemas.openxmlformats.org/drawingml/2006/picture">
+                <pic:pic xmlns:pic="http://schemas.openxmlformats.org/drawingml/2006/picture">
+                  <pic:nvPicPr>
+                    <pic:cNvPr id="1824398755" name="Imagen 1" descr="Diagrama"/>
+                    <pic:cNvPicPr/>
+                  </pic:nvPicPr>
+                  <pic:blipFill>
+                    <a:blip r:embed="rId11"/>
+                    <a:stretch>
+                      <a:fillRect/>
+                    </a:stretch>
+                  </pic:blipFill>
+                  <pic:spPr>
+                    <a:xfrm rot="16200000">
+                      <a:off x="0" y="0"/>
+                      <a:ext cx="9391156" cy="6250235"/>
+                    </a:xfrm>
+                    <a:prstGeom prst="rect">
+                      <a:avLst/>
+                    </a:prstGeom>
+                  </pic:spPr>
+                </pic:pic>
+              </a:graphicData>
+            </a:graphic>
+          </wp:inline>
+        </w:drawing>
+      </w:r>
+    </w:p>
+    <w:p>
+      <w:pPr>
+        <w:spacing w:before="240"/>
+        <w:ind w:right="16"/>
+        <w:rPr>
+          <w:rFonts w:ascii="Times New Roman" w:eastAsia="Courier New" w:hAnsi="Times New Roman" w:cs="Times New Roman"/>
+          <w:sz w:val="24"/>
+          <w:szCs w:val="24"/>
+          <w:lang w:val="es-US"/>
+        </w:rPr>
+      </w:pPr>
+      <w:r>
+        <w:rPr>
+          <w:noProof/>
+        </w:rPr>
+        <w:lastRenderedPageBreak/>
+        <w:t xml:space="preserve"> </w:t>
+      </w:r>
+      <w:r>
+        <w:rPr>
+          <w:rFonts w:ascii="Times New Roman" w:eastAsia="Courier New" w:hAnsi="Times New Roman" w:cs="Times New Roman"/>
+          <w:sz w:val="24"/>
+          <w:szCs w:val="24"/>
+          <w:lang w:val="es-US"/>
+        </w:rPr>
+        <w:drawing>
+          <wp:inline distT="0" distB="0" distL="0" distR="0" wp14:anchorId="4087B994" wp14:editId="2BC1DDD8">
+            <wp:extent cx="5400040" cy="3208020"/>
+            <wp:effectExtent l="0" t="0" r="0" b="0"/>
+            <wp:docPr id="773747224" name="Imagen 1" descr="Aplicación&#10;&#10;El contenido generado por IA puede ser incorrecto."/>
+            <wp:cNvGraphicFramePr>
+              <a:graphicFrameLocks xmlns:a="http://schemas.openxmlformats.org/drawingml/2006/main" noChangeAspect="1"/>
+            </wp:cNvGraphicFramePr>
+            <a:graphic xmlns:a="http://schemas.openxmlformats.org/drawingml/2006/main">
+              <a:graphicData uri="http://schemas.openxmlformats.org/drawingml/2006/picture">
+                <pic:pic xmlns:pic="http://schemas.openxmlformats.org/drawingml/2006/picture">
+                  <pic:nvPicPr>
+                    <pic:cNvPr id="773747224" name="Imagen 1" descr="Aplicación&#10;&#10;El contenido generado por IA puede ser incorrecto."/>
+                    <pic:cNvPicPr/>
+                  </pic:nvPicPr>
+                  <pic:blipFill>
+                    <a:blip r:embed="rId12"/>
+                    <a:stretch>
+                      <a:fillRect/>
+                    </a:stretch>
+                  </pic:blipFill>
+                  <pic:spPr>
+                    <a:xfrm>
+                      <a:off x="0" y="0"/>
+                      <a:ext cx="5400040" cy="3208020"/>
+                    </a:xfrm>
+                    <a:prstGeom prst="rect">
+                      <a:avLst/>
+                    </a:prstGeom>
+                  </pic:spPr>
+                </pic:pic>
+              </a:graphicData>
+            </a:graphic>
+          </wp:inline>
+        </w:drawing>
+      </w:r>
+    </w:p>
     <w:sectPr>
       <w:pgSz w:w="11906" w:h="16838"/>
       <w:pgMar w:top="1417" w:right="1701" w:bottom="1417" w:left="1701" w:header="708" w:footer="708" w:gutter="0"/>
@@ -4108,6 +4571,146 @@
     </w:lvl>
   </w:abstractNum>
   <w:abstractNum w:abstractNumId="2" w15:restartNumberingAfterBreak="0">
+    <w:nsid w:val="18AD63FD"/>
+    <w:multiLevelType w:val="multilevel"/>
+    <w:tmpl w:val="45E48FB4"/>
+    <w:lvl w:ilvl="0">
+      <w:start w:val="1"/>
+      <w:numFmt w:val="decimal"/>
+      <w:lvlText w:val="%1."/>
+      <w:lvlJc w:val="left"/>
+      <w:pPr>
+        <w:ind w:left="720" w:hanging="360"/>
+      </w:pPr>
+      <w:rPr>
+        <w:strike w:val="0"/>
+        <w:dstrike w:val="0"/>
+        <w:u w:val="none"/>
+        <w:effect w:val="none"/>
+      </w:rPr>
+    </w:lvl>
+    <w:lvl w:ilvl="1">
+      <w:start w:val="1"/>
+      <w:numFmt w:val="lowerLetter"/>
+      <w:lvlText w:val="%2."/>
+      <w:lvlJc w:val="left"/>
+      <w:pPr>
+        <w:ind w:left="720" w:hanging="360"/>
+      </w:pPr>
+      <w:rPr>
+        <w:strike w:val="0"/>
+        <w:dstrike w:val="0"/>
+        <w:u w:val="none"/>
+        <w:effect w:val="none"/>
+      </w:rPr>
+    </w:lvl>
+    <w:lvl w:ilvl="2">
+      <w:start w:val="1"/>
+      <w:numFmt w:val="lowerRoman"/>
+      <w:lvlText w:val="%3."/>
+      <w:lvlJc w:val="right"/>
+      <w:pPr>
+        <w:ind w:left="2160" w:hanging="180"/>
+      </w:pPr>
+      <w:rPr>
+        <w:strike w:val="0"/>
+        <w:dstrike w:val="0"/>
+        <w:u w:val="none"/>
+        <w:effect w:val="none"/>
+      </w:rPr>
+    </w:lvl>
+    <w:lvl w:ilvl="3">
+      <w:start w:val="1"/>
+      <w:numFmt w:val="decimal"/>
+      <w:lvlText w:val="%4."/>
+      <w:lvlJc w:val="left"/>
+      <w:pPr>
+        <w:ind w:left="2880" w:hanging="360"/>
+      </w:pPr>
+      <w:rPr>
+        <w:strike w:val="0"/>
+        <w:dstrike w:val="0"/>
+        <w:u w:val="none"/>
+        <w:effect w:val="none"/>
+      </w:rPr>
+    </w:lvl>
+    <w:lvl w:ilvl="4">
+      <w:start w:val="1"/>
+      <w:numFmt w:val="lowerLetter"/>
+      <w:lvlText w:val="%5."/>
+      <w:lvlJc w:val="left"/>
+      <w:pPr>
+        <w:ind w:left="3600" w:hanging="360"/>
+      </w:pPr>
+      <w:rPr>
+        <w:strike w:val="0"/>
+        <w:dstrike w:val="0"/>
+        <w:u w:val="none"/>
+        <w:effect w:val="none"/>
+      </w:rPr>
+    </w:lvl>
+    <w:lvl w:ilvl="5">
+      <w:start w:val="1"/>
+      <w:numFmt w:val="lowerRoman"/>
+      <w:lvlText w:val="%6."/>
+      <w:lvlJc w:val="right"/>
+      <w:pPr>
+        <w:ind w:left="4320" w:hanging="180"/>
+      </w:pPr>
+      <w:rPr>
+        <w:strike w:val="0"/>
+        <w:dstrike w:val="0"/>
+        <w:u w:val="none"/>
+        <w:effect w:val="none"/>
+      </w:rPr>
+    </w:lvl>
+    <w:lvl w:ilvl="6">
+      <w:start w:val="1"/>
+      <w:numFmt w:val="decimal"/>
+      <w:lvlText w:val="%7."/>
+      <w:lvlJc w:val="left"/>
+      <w:pPr>
+        <w:ind w:left="5040" w:hanging="360"/>
+      </w:pPr>
+      <w:rPr>
+        <w:strike w:val="0"/>
+        <w:dstrike w:val="0"/>
+        <w:u w:val="none"/>
+        <w:effect w:val="none"/>
+      </w:rPr>
+    </w:lvl>
+    <w:lvl w:ilvl="7">
+      <w:start w:val="1"/>
+      <w:numFmt w:val="lowerLetter"/>
+      <w:lvlText w:val="%8."/>
+      <w:lvlJc w:val="left"/>
+      <w:pPr>
+        <w:ind w:left="5760" w:hanging="360"/>
+      </w:pPr>
+      <w:rPr>
+        <w:strike w:val="0"/>
+        <w:dstrike w:val="0"/>
+        <w:u w:val="none"/>
+        <w:effect w:val="none"/>
+      </w:rPr>
+    </w:lvl>
+    <w:lvl w:ilvl="8">
+      <w:start w:val="1"/>
+      <w:numFmt w:val="lowerRoman"/>
+      <w:lvlText w:val="%9."/>
+      <w:lvlJc w:val="right"/>
+      <w:pPr>
+        <w:ind w:left="6480" w:hanging="180"/>
+      </w:pPr>
+      <w:rPr>
+        <w:strike w:val="0"/>
+        <w:dstrike w:val="0"/>
+        <w:u w:val="none"/>
+        <w:effect w:val="none"/>
+      </w:rPr>
+    </w:lvl>
+  </w:abstractNum>
+  <w:abstractNum w:abstractNumId="3" w15:restartNumberingAfterBreak="0">
     <w:nsid w:val="1A0907D5"/>
     <w:multiLevelType w:val="hybridMultilevel"/>
     <w:tmpl w:val="000C27E8"/>
@@ -4196,7 +4799,7 @@
       </w:pPr>
     </w:lvl>
   </w:abstractNum>
-  <w:abstractNum w:abstractNumId="3" w15:restartNumberingAfterBreak="0">
+  <w:abstractNum w:abstractNumId="4" w15:restartNumberingAfterBreak="0">
     <w:nsid w:val="303B1314"/>
     <w:multiLevelType w:val="multilevel"/>
     <w:tmpl w:val="35463EB4"/>
@@ -4345,7 +4948,7 @@
       </w:rPr>
     </w:lvl>
   </w:abstractNum>
-  <w:abstractNum w:abstractNumId="4" w15:restartNumberingAfterBreak="0">
+  <w:abstractNum w:abstractNumId="5" w15:restartNumberingAfterBreak="0">
     <w:nsid w:val="42D51DEB"/>
     <w:multiLevelType w:val="multilevel"/>
     <w:tmpl w:val="F2B2348A"/>
@@ -4462,7 +5065,7 @@
       </w:pPr>
     </w:lvl>
   </w:abstractNum>
-  <w:abstractNum w:abstractNumId="5" w15:restartNumberingAfterBreak="0">
+  <w:abstractNum w:abstractNumId="6" w15:restartNumberingAfterBreak="0">
     <w:nsid w:val="48AD6280"/>
     <w:multiLevelType w:val="hybridMultilevel"/>
     <w:tmpl w:val="EF7E55C0"/>
@@ -4551,7 +5154,7 @@
       </w:pPr>
     </w:lvl>
   </w:abstractNum>
-  <w:abstractNum w:abstractNumId="6" w15:restartNumberingAfterBreak="0">
+  <w:abstractNum w:abstractNumId="7" w15:restartNumberingAfterBreak="0">
     <w:nsid w:val="55D21E06"/>
     <w:multiLevelType w:val="multilevel"/>
     <w:tmpl w:val="FCA053FE"/>
@@ -4700,7 +5303,7 @@
       </w:rPr>
     </w:lvl>
   </w:abstractNum>
-  <w:abstractNum w:abstractNumId="7" w15:restartNumberingAfterBreak="0">
+  <w:abstractNum w:abstractNumId="8" w15:restartNumberingAfterBreak="0">
     <w:nsid w:val="5616427D"/>
     <w:multiLevelType w:val="multilevel"/>
     <w:tmpl w:val="FAA88E9E"/>
@@ -4849,7 +5452,7 @@
       </w:rPr>
     </w:lvl>
   </w:abstractNum>
-  <w:abstractNum w:abstractNumId="8" w15:restartNumberingAfterBreak="0">
+  <w:abstractNum w:abstractNumId="9" w15:restartNumberingAfterBreak="0">
     <w:nsid w:val="57CA33A0"/>
     <w:multiLevelType w:val="multilevel"/>
     <w:tmpl w:val="5C721620"/>
@@ -4998,7 +5601,7 @@
       </w:rPr>
     </w:lvl>
   </w:abstractNum>
-  <w:abstractNum w:abstractNumId="9" w15:restartNumberingAfterBreak="0">
+  <w:abstractNum w:abstractNumId="10" w15:restartNumberingAfterBreak="0">
     <w:nsid w:val="5D997046"/>
     <w:multiLevelType w:val="multilevel"/>
     <w:tmpl w:val="FBE28FF0"/>
@@ -5147,7 +5750,7 @@
       </w:rPr>
     </w:lvl>
   </w:abstractNum>
-  <w:abstractNum w:abstractNumId="10" w15:restartNumberingAfterBreak="0">
+  <w:abstractNum w:abstractNumId="11" w15:restartNumberingAfterBreak="0">
     <w:nsid w:val="766A22D9"/>
     <w:multiLevelType w:val="hybridMultilevel"/>
     <w:tmpl w:val="5A028318"/>
@@ -5157,7 +5760,7 @@
       <w:lvlText w:val="%1."/>
       <w:lvlJc w:val="left"/>
       <w:pPr>
-        <w:ind w:left="750" w:hanging="390"/>
+        <w:ind w:left="674" w:hanging="390"/>
       </w:pPr>
       <w:rPr>
         <w:rFonts w:hint="default"/>
@@ -5237,7 +5840,7 @@
       </w:pPr>
     </w:lvl>
   </w:abstractNum>
-  <w:abstractNum w:abstractNumId="11" w15:restartNumberingAfterBreak="0">
+  <w:abstractNum w:abstractNumId="12" w15:restartNumberingAfterBreak="0">
     <w:nsid w:val="7947772F"/>
     <w:multiLevelType w:val="hybridMultilevel"/>
     <w:tmpl w:val="9C34EE3E"/>
@@ -5327,40 +5930,70 @@
     </w:lvl>
   </w:abstractNum>
   <w:num w:numId="1" w16cid:durableId="1518036038">
-    <w:abstractNumId w:val="5"/>
+    <w:abstractNumId w:val="6"/>
   </w:num>
   <w:num w:numId="2" w16cid:durableId="1772624462">
-    <w:abstractNumId w:val="9"/>
+    <w:abstractNumId w:val="10"/>
   </w:num>
   <w:num w:numId="3" w16cid:durableId="271983750">
     <w:abstractNumId w:val="0"/>
   </w:num>
   <w:num w:numId="4" w16cid:durableId="458883850">
-    <w:abstractNumId w:val="7"/>
+    <w:abstractNumId w:val="8"/>
   </w:num>
   <w:num w:numId="5" w16cid:durableId="968820525">
     <w:abstractNumId w:val="1"/>
   </w:num>
   <w:num w:numId="6" w16cid:durableId="986787037">
-    <w:abstractNumId w:val="6"/>
+    <w:abstractNumId w:val="7"/>
   </w:num>
   <w:num w:numId="7" w16cid:durableId="2022195482">
-    <w:abstractNumId w:val="10"/>
+    <w:abstractNumId w:val="11"/>
   </w:num>
   <w:num w:numId="8" w16cid:durableId="79060080">
-    <w:abstractNumId w:val="2"/>
+    <w:abstractNumId w:val="3"/>
   </w:num>
   <w:num w:numId="9" w16cid:durableId="1005091516">
-    <w:abstractNumId w:val="11"/>
+    <w:abstractNumId w:val="12"/>
   </w:num>
   <w:num w:numId="10" w16cid:durableId="246233948">
-    <w:abstractNumId w:val="8"/>
+    <w:abstractNumId w:val="9"/>
   </w:num>
   <w:num w:numId="11" w16cid:durableId="290478730">
+    <w:abstractNumId w:val="5"/>
+  </w:num>
+  <w:num w:numId="12" w16cid:durableId="45959140">
     <w:abstractNumId w:val="4"/>
   </w:num>
-  <w:num w:numId="12" w16cid:durableId="45959140">
-    <w:abstractNumId w:val="3"/>
+  <w:num w:numId="13" w16cid:durableId="477570743">
+    <w:abstractNumId w:val="2"/>
+    <w:lvlOverride w:ilvl="0">
+      <w:startOverride w:val="1"/>
+    </w:lvlOverride>
+    <w:lvlOverride w:ilvl="1">
+      <w:startOverride w:val="1"/>
+    </w:lvlOverride>
+    <w:lvlOverride w:ilvl="2">
+      <w:startOverride w:val="1"/>
+    </w:lvlOverride>
+    <w:lvlOverride w:ilvl="3">
+      <w:startOverride w:val="1"/>
+    </w:lvlOverride>
+    <w:lvlOverride w:ilvl="4">
+      <w:startOverride w:val="1"/>
+    </w:lvlOverride>
+    <w:lvlOverride w:ilvl="5">
+      <w:startOverride w:val="1"/>
+    </w:lvlOverride>
+    <w:lvlOverride w:ilvl="6">
+      <w:startOverride w:val="1"/>
+    </w:lvlOverride>
+    <w:lvlOverride w:ilvl="7">
+      <w:startOverride w:val="1"/>
+    </w:lvlOverride>
+    <w:lvlOverride w:ilvl="8">
+      <w:startOverride w:val="1"/>
+    </w:lvlOverride>
   </w:num>
 </w:numbering>
 </file>
@@ -6300,6 +6933,19 @@
       </w:tblBorders>
     </w:tblPr>
   </w:style>
+  <w:style w:type="paragraph" w:styleId="NormalWeb">
+    <w:name w:val="Normal (Web)"/>
+    <w:basedOn w:val="Normal"/>
+    <w:uiPriority w:val="99"/>
+    <w:semiHidden/>
+    <w:unhideWhenUsed/>
+    <w:rsid w:val="006D4A8D"/>
+    <w:rPr>
+      <w:rFonts w:ascii="Times New Roman" w:hAnsi="Times New Roman" w:cs="Times New Roman"/>
+      <w:sz w:val="24"/>
+      <w:szCs w:val="24"/>
+    </w:rPr>
+  </w:style>
 </w:styles>
 </file>
 

--- a/TP04/Informe_TP4_Grupo3.docx
+++ b/TP04/Informe_TP4_Grupo3.docx
@@ -34,7 +34,7 @@
                     <pic:cNvPicPr preferRelativeResize="0"/>
                   </pic:nvPicPr>
                   <pic:blipFill>
-                    <a:blip r:embed="rId5"/>
+                    <a:blip r:embed="rId6"/>
                     <a:srcRect/>
                     <a:stretch>
                       <a:fillRect/>
@@ -550,7 +550,7 @@
     </w:p>
     <w:p>
       <w:pPr>
-        <w:pStyle w:val="Prrafodelista"/>
+        <w:pStyle w:val="ListParagraph"/>
         <w:numPr>
           <w:ilvl w:val="0"/>
           <w:numId w:val="7"/>
@@ -590,7 +590,7 @@
     </w:p>
     <w:p>
       <w:pPr>
-        <w:pStyle w:val="Prrafodelista"/>
+        <w:pStyle w:val="ListParagraph"/>
         <w:numPr>
           <w:ilvl w:val="0"/>
           <w:numId w:val="9"/>
@@ -858,7 +858,7 @@
                     <pic:cNvPicPr/>
                   </pic:nvPicPr>
                   <pic:blipFill>
-                    <a:blip r:embed="rId6"/>
+                    <a:blip r:embed="rId7"/>
                     <a:stretch>
                       <a:fillRect/>
                     </a:stretch>
@@ -1010,7 +1010,7 @@
                     <pic:cNvPicPr/>
                   </pic:nvPicPr>
                   <pic:blipFill>
-                    <a:blip r:embed="rId7"/>
+                    <a:blip r:embed="rId8"/>
                     <a:stretch>
                       <a:fillRect/>
                     </a:stretch>
@@ -1119,7 +1119,7 @@
     </w:p>
     <w:p>
       <w:pPr>
-        <w:pStyle w:val="Prrafodelista"/>
+        <w:pStyle w:val="ListParagraph"/>
         <w:numPr>
           <w:ilvl w:val="0"/>
           <w:numId w:val="9"/>
@@ -1346,134 +1346,6 @@
                 <pic:pic xmlns:pic="http://schemas.openxmlformats.org/drawingml/2006/picture">
                   <pic:nvPicPr>
                     <pic:cNvPr id="0" name="Picture 6"/>
-                    <pic:cNvPicPr>
-                      <a:picLocks noChangeAspect="1" noChangeArrowheads="1"/>
-                    </pic:cNvPicPr>
-                  </pic:nvPicPr>
-                  <pic:blipFill>
-                    <a:blip r:embed="rId8" cstate="print">
-                      <a:extLst>
-                        <a:ext uri="{28A0092B-C50C-407E-A947-70E740481C1C}">
-                          <a14:useLocalDpi xmlns:a14="http://schemas.microsoft.com/office/drawing/2010/main" val="0"/>
-                        </a:ext>
-                      </a:extLst>
-                    </a:blip>
-                    <a:srcRect/>
-                    <a:stretch>
-                      <a:fillRect/>
-                    </a:stretch>
-                  </pic:blipFill>
-                  <pic:spPr bwMode="auto">
-                    <a:xfrm>
-                      <a:off x="0" y="0"/>
-                      <a:ext cx="5391150" cy="3314700"/>
-                    </a:xfrm>
-                    <a:prstGeom prst="rect">
-                      <a:avLst/>
-                    </a:prstGeom>
-                    <a:noFill/>
-                    <a:ln>
-                      <a:noFill/>
-                    </a:ln>
-                  </pic:spPr>
-                </pic:pic>
-              </a:graphicData>
-            </a:graphic>
-          </wp:inline>
-        </w:drawing>
-      </w:r>
-    </w:p>
-    <w:p>
-      <w:pPr>
-        <w:spacing w:before="240"/>
-        <w:ind w:right="16"/>
-        <w:jc w:val="both"/>
-        <w:rPr>
-          <w:rFonts w:ascii="Times New Roman" w:eastAsia="Courier New" w:hAnsi="Times New Roman" w:cs="Times New Roman"/>
-          <w:sz w:val="24"/>
-          <w:szCs w:val="24"/>
-        </w:rPr>
-      </w:pPr>
-      <w:r>
-        <w:rPr>
-          <w:rFonts w:ascii="Times New Roman" w:eastAsia="Courier New" w:hAnsi="Times New Roman" w:cs="Times New Roman"/>
-          <w:sz w:val="24"/>
-          <w:szCs w:val="24"/>
-        </w:rPr>
-        <w:t xml:space="preserve">El segundo gráfico, </w:t>
-      </w:r>
-      <w:r>
-        <w:rPr>
-          <w:rFonts w:ascii="Times New Roman" w:eastAsia="Courier New" w:hAnsi="Times New Roman" w:cs="Times New Roman"/>
-          <w:b/>
-          <w:bCs/>
-          <w:sz w:val="24"/>
-          <w:szCs w:val="24"/>
-        </w:rPr>
-        <w:t>LASSO: Proporción de variables ignoradas vs λ</w:t>
-      </w:r>
-      <w:r>
-        <w:rPr>
-          <w:rFonts w:ascii="Times New Roman" w:eastAsia="Courier New" w:hAnsi="Times New Roman" w:cs="Times New Roman"/>
-          <w:sz w:val="24"/>
-          <w:szCs w:val="24"/>
-        </w:rPr>
-        <w:t xml:space="preserve">, evidencia la capacidad de LASSO para realizar selección de variables. Para λ pequeños, la mayoría de </w:t>
-      </w:r>
-      <w:proofErr w:type="gramStart"/>
-      <w:r>
-        <w:rPr>
-          <w:rFonts w:ascii="Times New Roman" w:eastAsia="Courier New" w:hAnsi="Times New Roman" w:cs="Times New Roman"/>
-          <w:sz w:val="24"/>
-          <w:szCs w:val="24"/>
-        </w:rPr>
-        <w:t>variables</w:t>
-      </w:r>
-      <w:proofErr w:type="gramEnd"/>
-      <w:r>
-        <w:rPr>
-          <w:rFonts w:ascii="Times New Roman" w:eastAsia="Courier New" w:hAnsi="Times New Roman" w:cs="Times New Roman"/>
-          <w:sz w:val="24"/>
-          <w:szCs w:val="24"/>
-        </w:rPr>
-        <w:t xml:space="preserve"> se conserva; a medida que λ aumenta, el modelo elimina progresivamente las variables menos relevantes, y con λ muy grandes casi todos los coeficientes se fuerzan a cero.</w:t>
-      </w:r>
-    </w:p>
-    <w:p>
-      <w:pPr>
-        <w:spacing w:before="240"/>
-        <w:ind w:right="16"/>
-        <w:jc w:val="both"/>
-        <w:rPr>
-          <w:rFonts w:ascii="Times New Roman" w:eastAsia="Courier New" w:hAnsi="Times New Roman" w:cs="Times New Roman"/>
-          <w:b/>
-          <w:bCs/>
-          <w:sz w:val="24"/>
-          <w:szCs w:val="24"/>
-        </w:rPr>
-      </w:pPr>
-      <w:r>
-        <w:rPr>
-          <w:rFonts w:ascii="Times New Roman" w:eastAsia="Courier New" w:hAnsi="Times New Roman" w:cs="Times New Roman"/>
-          <w:b/>
-          <w:bCs/>
-          <w:noProof/>
-          <w:sz w:val="24"/>
-          <w:szCs w:val="24"/>
-        </w:rPr>
-        <w:drawing>
-          <wp:inline distT="0" distB="0" distL="0" distR="0" wp14:anchorId="58D601D2" wp14:editId="07A9052A">
-            <wp:extent cx="5391150" cy="3314700"/>
-            <wp:effectExtent l="0" t="0" r="0" b="0"/>
-            <wp:docPr id="894017066" name="Imagen 5"/>
-            <wp:cNvGraphicFramePr>
-              <a:graphicFrameLocks xmlns:a="http://schemas.openxmlformats.org/drawingml/2006/main" noChangeAspect="1"/>
-            </wp:cNvGraphicFramePr>
-            <a:graphic xmlns:a="http://schemas.openxmlformats.org/drawingml/2006/main">
-              <a:graphicData uri="http://schemas.openxmlformats.org/drawingml/2006/picture">
-                <pic:pic xmlns:pic="http://schemas.openxmlformats.org/drawingml/2006/picture">
-                  <pic:nvPicPr>
-                    <pic:cNvPr id="0" name="Picture 7"/>
                     <pic:cNvPicPr>
                       <a:picLocks noChangeAspect="1" noChangeArrowheads="1"/>
                     </pic:cNvPicPr>
@@ -1528,7 +1400,7 @@
           <w:sz w:val="24"/>
           <w:szCs w:val="24"/>
         </w:rPr>
-        <w:t xml:space="preserve">En el tercer gráfico, Ridge: </w:t>
+        <w:t xml:space="preserve">El segundo gráfico, </w:t>
       </w:r>
       <w:r>
         <w:rPr>
@@ -1538,33 +1410,33 @@
           <w:sz w:val="24"/>
           <w:szCs w:val="24"/>
         </w:rPr>
-        <w:t>Error promedio 5-fold CV vs λ</w:t>
-      </w:r>
-      <w:r>
-        <w:rPr>
-          <w:rFonts w:ascii="Times New Roman" w:eastAsia="Courier New" w:hAnsi="Times New Roman" w:cs="Times New Roman"/>
-          <w:sz w:val="24"/>
-          <w:szCs w:val="24"/>
-        </w:rPr>
-        <w:t xml:space="preserve">, se observa un comportamiento similar en cuanto al error, alcanzando su mínimo para </w:t>
-      </w:r>
-      <w:proofErr w:type="spellStart"/>
-      <w:r>
-        <w:rPr>
-          <w:rFonts w:ascii="Times New Roman" w:eastAsia="Courier New" w:hAnsi="Times New Roman" w:cs="Times New Roman"/>
-          <w:sz w:val="24"/>
-          <w:szCs w:val="24"/>
-        </w:rPr>
-        <w:t>λ^CV</w:t>
-      </w:r>
-      <w:proofErr w:type="spellEnd"/>
-      <w:r>
-        <w:rPr>
-          <w:rFonts w:ascii="Times New Roman" w:eastAsia="Courier New" w:hAnsi="Times New Roman" w:cs="Times New Roman"/>
-          <w:sz w:val="24"/>
-          <w:szCs w:val="24"/>
-        </w:rPr>
-        <w:t xml:space="preserve"> = 10.0. A diferencia de LASSO, Ridge reduce los coeficientes sin eliminarlos, por lo que no se aprecia selección de variables.</w:t>
+        <w:t>LASSO: Proporción de variables ignoradas vs λ</w:t>
+      </w:r>
+      <w:r>
+        <w:rPr>
+          <w:rFonts w:ascii="Times New Roman" w:eastAsia="Courier New" w:hAnsi="Times New Roman" w:cs="Times New Roman"/>
+          <w:sz w:val="24"/>
+          <w:szCs w:val="24"/>
+        </w:rPr>
+        <w:t xml:space="preserve">, evidencia la capacidad de LASSO para realizar selección de variables. Para λ pequeños, la mayoría de </w:t>
+      </w:r>
+      <w:proofErr w:type="gramStart"/>
+      <w:r>
+        <w:rPr>
+          <w:rFonts w:ascii="Times New Roman" w:eastAsia="Courier New" w:hAnsi="Times New Roman" w:cs="Times New Roman"/>
+          <w:sz w:val="24"/>
+          <w:szCs w:val="24"/>
+        </w:rPr>
+        <w:t>variables</w:t>
+      </w:r>
+      <w:proofErr w:type="gramEnd"/>
+      <w:r>
+        <w:rPr>
+          <w:rFonts w:ascii="Times New Roman" w:eastAsia="Courier New" w:hAnsi="Times New Roman" w:cs="Times New Roman"/>
+          <w:sz w:val="24"/>
+          <w:szCs w:val="24"/>
+        </w:rPr>
+        <w:t xml:space="preserve"> se conserva; a medida que λ aumenta, el modelo elimina progresivamente las variables menos relevantes, y con λ muy grandes casi todos los coeficientes se fuerzan a cero.</w:t>
       </w:r>
     </w:p>
     <w:p>
@@ -1574,23 +1446,26 @@
         <w:jc w:val="both"/>
         <w:rPr>
           <w:rFonts w:ascii="Times New Roman" w:eastAsia="Courier New" w:hAnsi="Times New Roman" w:cs="Times New Roman"/>
-          <w:sz w:val="24"/>
-          <w:szCs w:val="24"/>
-        </w:rPr>
-      </w:pPr>
-      <w:r>
-        <w:rPr>
-          <w:rFonts w:ascii="Times New Roman" w:eastAsia="Courier New" w:hAnsi="Times New Roman" w:cs="Times New Roman"/>
+          <w:b/>
+          <w:bCs/>
+          <w:sz w:val="24"/>
+          <w:szCs w:val="24"/>
+        </w:rPr>
+      </w:pPr>
+      <w:r>
+        <w:rPr>
+          <w:rFonts w:ascii="Times New Roman" w:eastAsia="Courier New" w:hAnsi="Times New Roman" w:cs="Times New Roman"/>
+          <w:b/>
+          <w:bCs/>
           <w:noProof/>
           <w:sz w:val="24"/>
           <w:szCs w:val="24"/>
         </w:rPr>
-        <w:lastRenderedPageBreak/>
         <w:drawing>
-          <wp:inline distT="0" distB="0" distL="0" distR="0" wp14:anchorId="0D091032" wp14:editId="240FA7E7">
+          <wp:inline distT="0" distB="0" distL="0" distR="0" wp14:anchorId="58D601D2" wp14:editId="07A9052A">
             <wp:extent cx="5391150" cy="3314700"/>
             <wp:effectExtent l="0" t="0" r="0" b="0"/>
-            <wp:docPr id="1259815130" name="Imagen 6"/>
+            <wp:docPr id="894017066" name="Imagen 5"/>
             <wp:cNvGraphicFramePr>
               <a:graphicFrameLocks xmlns:a="http://schemas.openxmlformats.org/drawingml/2006/main" noChangeAspect="1"/>
             </wp:cNvGraphicFramePr>
@@ -1598,13 +1473,13 @@
               <a:graphicData uri="http://schemas.openxmlformats.org/drawingml/2006/picture">
                 <pic:pic xmlns:pic="http://schemas.openxmlformats.org/drawingml/2006/picture">
                   <pic:nvPicPr>
-                    <pic:cNvPr id="0" name="Picture 10"/>
+                    <pic:cNvPr id="0" name="Picture 7"/>
                     <pic:cNvPicPr>
                       <a:picLocks noChangeAspect="1" noChangeArrowheads="1"/>
                     </pic:cNvPicPr>
                   </pic:nvPicPr>
                   <pic:blipFill>
-                    <a:blip r:embed="rId8" cstate="print">
+                    <a:blip r:embed="rId10" cstate="print">
                       <a:extLst>
                         <a:ext uri="{28A0092B-C50C-407E-A947-70E740481C1C}">
                           <a14:useLocalDpi xmlns:a14="http://schemas.microsoft.com/office/drawing/2010/main" val="0"/>
@@ -1653,7 +1528,25 @@
           <w:sz w:val="24"/>
           <w:szCs w:val="24"/>
         </w:rPr>
-        <w:t xml:space="preserve">En resumen, tanto LASSO como Ridge alcanzan su rendimiento óptimo con λ = 10.0. LASSO permite eliminar variables menos relevantes a medida que λ aumenta, mientras que Ridge conserva todas las variables. Con </w:t>
+        <w:t xml:space="preserve">En el tercer gráfico, Ridge: </w:t>
+      </w:r>
+      <w:r>
+        <w:rPr>
+          <w:rFonts w:ascii="Times New Roman" w:eastAsia="Courier New" w:hAnsi="Times New Roman" w:cs="Times New Roman"/>
+          <w:b/>
+          <w:bCs/>
+          <w:sz w:val="24"/>
+          <w:szCs w:val="24"/>
+        </w:rPr>
+        <w:t>Error promedio 5-fold CV vs λ</w:t>
+      </w:r>
+      <w:r>
+        <w:rPr>
+          <w:rFonts w:ascii="Times New Roman" w:eastAsia="Courier New" w:hAnsi="Times New Roman" w:cs="Times New Roman"/>
+          <w:sz w:val="24"/>
+          <w:szCs w:val="24"/>
+        </w:rPr>
+        <w:t xml:space="preserve">, se observa un comportamiento similar en cuanto al error, alcanzando su mínimo para </w:t>
       </w:r>
       <w:proofErr w:type="spellStart"/>
       <w:r>
@@ -1671,12 +1564,119 @@
           <w:sz w:val="24"/>
           <w:szCs w:val="24"/>
         </w:rPr>
-        <w:t xml:space="preserve"> = 10.0, LASSO mantiene la mayoría de las variables, asegurando un balance adecuado entre capacidad predictiva y simplificación del modelo.</w:t>
+        <w:t xml:space="preserve"> = 10.0. A diferencia de LASSO, Ridge reduce los coeficientes sin eliminarlos, por lo que no se aprecia selección de variables.</w:t>
       </w:r>
     </w:p>
     <w:p>
       <w:pPr>
-        <w:pStyle w:val="Prrafodelista"/>
+        <w:spacing w:before="240"/>
+        <w:ind w:right="16"/>
+        <w:jc w:val="both"/>
+        <w:rPr>
+          <w:rFonts w:ascii="Times New Roman" w:eastAsia="Courier New" w:hAnsi="Times New Roman" w:cs="Times New Roman"/>
+          <w:sz w:val="24"/>
+          <w:szCs w:val="24"/>
+        </w:rPr>
+      </w:pPr>
+      <w:r>
+        <w:rPr>
+          <w:rFonts w:ascii="Times New Roman" w:eastAsia="Courier New" w:hAnsi="Times New Roman" w:cs="Times New Roman"/>
+          <w:noProof/>
+          <w:sz w:val="24"/>
+          <w:szCs w:val="24"/>
+        </w:rPr>
+        <w:lastRenderedPageBreak/>
+        <w:drawing>
+          <wp:inline distT="0" distB="0" distL="0" distR="0" wp14:anchorId="0D091032" wp14:editId="240FA7E7">
+            <wp:extent cx="5391150" cy="3314700"/>
+            <wp:effectExtent l="0" t="0" r="0" b="0"/>
+            <wp:docPr id="1259815130" name="Imagen 6"/>
+            <wp:cNvGraphicFramePr>
+              <a:graphicFrameLocks xmlns:a="http://schemas.openxmlformats.org/drawingml/2006/main" noChangeAspect="1"/>
+            </wp:cNvGraphicFramePr>
+            <a:graphic xmlns:a="http://schemas.openxmlformats.org/drawingml/2006/main">
+              <a:graphicData uri="http://schemas.openxmlformats.org/drawingml/2006/picture">
+                <pic:pic xmlns:pic="http://schemas.openxmlformats.org/drawingml/2006/picture">
+                  <pic:nvPicPr>
+                    <pic:cNvPr id="0" name="Picture 10"/>
+                    <pic:cNvPicPr>
+                      <a:picLocks noChangeAspect="1" noChangeArrowheads="1"/>
+                    </pic:cNvPicPr>
+                  </pic:nvPicPr>
+                  <pic:blipFill>
+                    <a:blip r:embed="rId9" cstate="print">
+                      <a:extLst>
+                        <a:ext uri="{28A0092B-C50C-407E-A947-70E740481C1C}">
+                          <a14:useLocalDpi xmlns:a14="http://schemas.microsoft.com/office/drawing/2010/main" val="0"/>
+                        </a:ext>
+                      </a:extLst>
+                    </a:blip>
+                    <a:srcRect/>
+                    <a:stretch>
+                      <a:fillRect/>
+                    </a:stretch>
+                  </pic:blipFill>
+                  <pic:spPr bwMode="auto">
+                    <a:xfrm>
+                      <a:off x="0" y="0"/>
+                      <a:ext cx="5391150" cy="3314700"/>
+                    </a:xfrm>
+                    <a:prstGeom prst="rect">
+                      <a:avLst/>
+                    </a:prstGeom>
+                    <a:noFill/>
+                    <a:ln>
+                      <a:noFill/>
+                    </a:ln>
+                  </pic:spPr>
+                </pic:pic>
+              </a:graphicData>
+            </a:graphic>
+          </wp:inline>
+        </w:drawing>
+      </w:r>
+    </w:p>
+    <w:p>
+      <w:pPr>
+        <w:spacing w:before="240"/>
+        <w:ind w:right="16"/>
+        <w:jc w:val="both"/>
+        <w:rPr>
+          <w:rFonts w:ascii="Times New Roman" w:eastAsia="Courier New" w:hAnsi="Times New Roman" w:cs="Times New Roman"/>
+          <w:sz w:val="24"/>
+          <w:szCs w:val="24"/>
+        </w:rPr>
+      </w:pPr>
+      <w:r>
+        <w:rPr>
+          <w:rFonts w:ascii="Times New Roman" w:eastAsia="Courier New" w:hAnsi="Times New Roman" w:cs="Times New Roman"/>
+          <w:sz w:val="24"/>
+          <w:szCs w:val="24"/>
+        </w:rPr>
+        <w:t xml:space="preserve">En resumen, tanto LASSO como Ridge alcanzan su rendimiento óptimo con λ = 10.0. LASSO permite eliminar variables menos relevantes a medida que λ aumenta, mientras que Ridge conserva todas las variables. Con </w:t>
+      </w:r>
+      <w:proofErr w:type="spellStart"/>
+      <w:r>
+        <w:rPr>
+          <w:rFonts w:ascii="Times New Roman" w:eastAsia="Courier New" w:hAnsi="Times New Roman" w:cs="Times New Roman"/>
+          <w:sz w:val="24"/>
+          <w:szCs w:val="24"/>
+        </w:rPr>
+        <w:t>λ^CV</w:t>
+      </w:r>
+      <w:proofErr w:type="spellEnd"/>
+      <w:r>
+        <w:rPr>
+          <w:rFonts w:ascii="Times New Roman" w:eastAsia="Courier New" w:hAnsi="Times New Roman" w:cs="Times New Roman"/>
+          <w:sz w:val="24"/>
+          <w:szCs w:val="24"/>
+        </w:rPr>
+        <w:t xml:space="preserve"> = 10.0, LASSO mantiene la mayoría de las variables, asegurando un balance adecuado entre capacidad predictiva y simplificación del modelo.</w:t>
+      </w:r>
+    </w:p>
+    <w:p>
+      <w:pPr>
+        <w:pStyle w:val="ListParagraph"/>
         <w:numPr>
           <w:ilvl w:val="0"/>
           <w:numId w:val="9"/>
@@ -1812,6 +1812,42 @@
         </w:rPr>
         <w:t xml:space="preserve"> = 10.0 obtenida en el ítem anterior. La tabla resultante compara los coeficientes estimados para cada variable en los tres modelos.</w:t>
       </w:r>
+    </w:p>
+    <w:p>
+      <w:pPr>
+        <w:spacing w:before="240"/>
+        <w:ind w:right="16"/>
+        <w:jc w:val="both"/>
+        <w:rPr>
+          <w:rFonts w:ascii="Times New Roman" w:eastAsia="Courier New" w:hAnsi="Times New Roman" w:cs="Times New Roman"/>
+          <w:b/>
+          <w:bCs/>
+          <w:sz w:val="24"/>
+          <w:szCs w:val="24"/>
+        </w:rPr>
+      </w:pPr>
+      <w:r>
+        <w:rPr>
+          <w:rFonts w:ascii="Times New Roman" w:eastAsia="Courier New" w:hAnsi="Times New Roman" w:cs="Times New Roman"/>
+          <w:b/>
+          <w:bCs/>
+          <w:sz w:val="24"/>
+          <w:szCs w:val="24"/>
+        </w:rPr>
+        <w:t xml:space="preserve">Tabla 1. Importancia relativa de variables en especificaciones </w:t>
+      </w:r>
+      <w:proofErr w:type="spellStart"/>
+      <w:r>
+        <w:rPr>
+          <w:rFonts w:ascii="Times New Roman" w:eastAsia="Courier New" w:hAnsi="Times New Roman" w:cs="Times New Roman"/>
+          <w:b/>
+          <w:bCs/>
+          <w:sz w:val="24"/>
+          <w:szCs w:val="24"/>
+        </w:rPr>
+        <w:t>logit</w:t>
+      </w:r>
+      <w:proofErr w:type="spellEnd"/>
     </w:p>
     <w:tbl>
       <w:tblPr>
@@ -2569,6 +2605,7 @@
                 <w:sz w:val="24"/>
                 <w:szCs w:val="24"/>
               </w:rPr>
+              <w:lastRenderedPageBreak/>
               <w:t>ch09</w:t>
             </w:r>
           </w:p>
@@ -2683,7 +2720,6 @@
                 <w:sz w:val="24"/>
                 <w:szCs w:val="24"/>
               </w:rPr>
-              <w:lastRenderedPageBreak/>
               <w:t>ch10</w:t>
             </w:r>
           </w:p>
@@ -3795,7 +3831,7 @@
     </w:p>
     <w:p>
       <w:pPr>
-        <w:pStyle w:val="Prrafodelista"/>
+        <w:pStyle w:val="ListParagraph"/>
         <w:numPr>
           <w:ilvl w:val="0"/>
           <w:numId w:val="7"/>
@@ -3816,7 +3852,6 @@
           <w:iCs/>
           <w:color w:val="366091"/>
         </w:rPr>
-        <w:lastRenderedPageBreak/>
         <w:t>Árboles de Decisión</w:t>
       </w:r>
       <w:r>
@@ -3841,7 +3876,6 @@
           <w:lang w:val="es-US"/>
         </w:rPr>
       </w:pPr>
-      <w:proofErr w:type="spellStart"/>
       <w:r>
         <w:rPr>
           <w:rFonts w:ascii="Times New Roman" w:eastAsia="Courier New" w:hAnsi="Times New Roman" w:cs="Times New Roman"/>
@@ -3849,9 +3883,8 @@
           <w:szCs w:val="24"/>
           <w:lang w:val="es-US"/>
         </w:rPr>
-        <w:t>Arbol</w:t>
-      </w:r>
-      <w:proofErr w:type="spellEnd"/>
+        <w:t>Árbol</w:t>
+      </w:r>
       <w:r>
         <w:rPr>
           <w:rFonts w:ascii="Times New Roman" w:eastAsia="Courier New" w:hAnsi="Times New Roman" w:cs="Times New Roman"/>
@@ -3876,6 +3909,7 @@
       <w:r>
         <w:rPr>
           <w:rFonts w:ascii="Times New Roman" w:eastAsia="Courier New" w:hAnsi="Times New Roman" w:cs="Times New Roman"/>
+          <w:noProof/>
           <w:sz w:val="24"/>
           <w:szCs w:val="24"/>
           <w:lang w:val="es-US"/>
@@ -3896,7 +3930,7 @@
                     <pic:cNvPicPr/>
                   </pic:nvPicPr>
                   <pic:blipFill>
-                    <a:blip r:embed="rId10"/>
+                    <a:blip r:embed="rId11"/>
                     <a:stretch>
                       <a:fillRect/>
                     </a:stretch>
@@ -3920,7 +3954,7 @@
     <w:p>
       <w:pPr>
         <w:spacing w:before="240"/>
-        <w:ind w:right="16" w:firstLine="708"/>
+        <w:ind w:right="16"/>
         <w:rPr>
           <w:rFonts w:ascii="Times New Roman" w:eastAsia="Courier New" w:hAnsi="Times New Roman" w:cs="Times New Roman"/>
           <w:sz w:val="24"/>
@@ -4047,6 +4081,35 @@
           <w:lang w:val="es-US"/>
         </w:rPr>
       </w:pPr>
+      <w:r>
+        <w:rPr>
+          <w:rFonts w:ascii="Times New Roman" w:eastAsia="Courier New" w:hAnsi="Times New Roman" w:cs="Times New Roman"/>
+          <w:sz w:val="24"/>
+          <w:szCs w:val="24"/>
+          <w:lang w:val="es-US"/>
+        </w:rPr>
+        <w:t xml:space="preserve">Visualización del árbol podado por </w:t>
+      </w:r>
+      <w:proofErr w:type="spellStart"/>
+      <w:r>
+        <w:rPr>
+          <w:rFonts w:ascii="Times New Roman" w:eastAsia="Courier New" w:hAnsi="Times New Roman" w:cs="Times New Roman"/>
+          <w:sz w:val="24"/>
+          <w:szCs w:val="24"/>
+          <w:lang w:val="es-US"/>
+        </w:rPr>
+        <w:t>cross-validation</w:t>
+      </w:r>
+      <w:proofErr w:type="spellEnd"/>
+      <w:r>
+        <w:rPr>
+          <w:rFonts w:ascii="Times New Roman" w:eastAsia="Courier New" w:hAnsi="Times New Roman" w:cs="Times New Roman"/>
+          <w:sz w:val="24"/>
+          <w:szCs w:val="24"/>
+          <w:lang w:val="es-US"/>
+        </w:rPr>
+        <w:t xml:space="preserve"> </w:t>
+      </w:r>
     </w:p>
     <w:p>
       <w:pPr>
@@ -4054,39 +4117,41 @@
         <w:ind w:right="16"/>
         <w:rPr>
           <w:rFonts w:ascii="Times New Roman" w:eastAsia="Courier New" w:hAnsi="Times New Roman" w:cs="Times New Roman"/>
-          <w:sz w:val="24"/>
-          <w:szCs w:val="24"/>
-          <w:lang w:val="es-US"/>
-        </w:rPr>
-      </w:pPr>
-      <w:r>
-        <w:rPr>
-          <w:rFonts w:ascii="Times New Roman" w:eastAsia="Courier New" w:hAnsi="Times New Roman" w:cs="Times New Roman"/>
-          <w:sz w:val="24"/>
-          <w:szCs w:val="24"/>
-          <w:lang w:val="es-US"/>
-        </w:rPr>
-        <w:t xml:space="preserve">Visualización del árbol podado por </w:t>
+        </w:rPr>
+      </w:pPr>
+      <w:r>
+        <w:rPr>
+          <w:rFonts w:ascii="Times New Roman" w:eastAsia="Courier New" w:hAnsi="Times New Roman" w:cs="Times New Roman"/>
+        </w:rPr>
+        <w:t xml:space="preserve">En la siguiente figura mostraremos los niveles superiores del árbol CART podado con el </w:t>
       </w:r>
       <w:proofErr w:type="spellStart"/>
       <w:r>
         <w:rPr>
           <w:rFonts w:ascii="Times New Roman" w:eastAsia="Courier New" w:hAnsi="Times New Roman" w:cs="Times New Roman"/>
-          <w:sz w:val="24"/>
-          <w:szCs w:val="24"/>
-          <w:lang w:val="es-US"/>
-        </w:rPr>
-        <w:t>cross-validation</w:t>
+        </w:rPr>
+        <w:t>ccp_alpha</w:t>
       </w:r>
       <w:proofErr w:type="spellEnd"/>
       <w:r>
         <w:rPr>
           <w:rFonts w:ascii="Times New Roman" w:eastAsia="Courier New" w:hAnsi="Times New Roman" w:cs="Times New Roman"/>
-          <w:sz w:val="24"/>
-          <w:szCs w:val="24"/>
-          <w:lang w:val="es-US"/>
+        </w:rPr>
+        <w:t xml:space="preserve"> óptimo. La raíz del árbol separa a los hogares según el nivel educativo (nivel_ed_6), lo que indica que la educación es la primera variable que utiliza el modelo para discriminar entre pobres y no pobres. En las ramas siguientes aparecen particiones por la situación</w:t>
+      </w:r>
+      <w:r>
+        <w:rPr>
+          <w:rFonts w:ascii="Times New Roman" w:eastAsia="Courier New" w:hAnsi="Times New Roman" w:cs="Times New Roman"/>
+          <w:b/>
+          <w:bCs/>
         </w:rPr>
         <w:t xml:space="preserve"> </w:t>
+      </w:r>
+      <w:r>
+        <w:rPr>
+          <w:rFonts w:ascii="Times New Roman" w:eastAsia="Courier New" w:hAnsi="Times New Roman" w:cs="Times New Roman"/>
+        </w:rPr>
+        <w:t>laboral (estado) y por características demográficas del hogar (ch06, ch03, etc.), generando grupos con distinta proporción de pobreza. En general, las ramas de la izquierda concentran hogares con mayor probabilidad de ser pobres, mientras que las de la derecha agrupan hogares predominantemente no pobres.</w:t>
       </w:r>
     </w:p>
     <w:p>
@@ -4094,57 +4159,29 @@
         <w:spacing w:before="240"/>
         <w:ind w:right="16"/>
         <w:rPr>
-          <w:rFonts w:eastAsia="Courier New"/>
-        </w:rPr>
-      </w:pPr>
-      <w:r>
-        <w:rPr>
           <w:rFonts w:ascii="Times New Roman" w:eastAsia="Courier New" w:hAnsi="Times New Roman" w:cs="Times New Roman"/>
           <w:sz w:val="24"/>
           <w:szCs w:val="24"/>
           <w:lang w:val="es-US"/>
         </w:rPr>
-        <w:tab/>
-      </w:r>
-      <w:r>
-        <w:rPr>
-          <w:rFonts w:eastAsia="Courier New"/>
-        </w:rPr>
-        <w:t>En la siguiente figura mostraremos</w:t>
-      </w:r>
-      <w:r>
-        <w:rPr>
-          <w:rFonts w:eastAsia="Courier New"/>
-        </w:rPr>
-        <w:t xml:space="preserve"> los niveles superiores del árbol CART podado con el </w:t>
-      </w:r>
-      <w:proofErr w:type="spellStart"/>
-      <w:r>
-        <w:rPr>
-          <w:rFonts w:eastAsia="Courier New"/>
-        </w:rPr>
-        <w:t>ccp_alpha</w:t>
-      </w:r>
-      <w:proofErr w:type="spellEnd"/>
-      <w:r>
-        <w:rPr>
-          <w:rFonts w:eastAsia="Courier New"/>
-        </w:rPr>
-        <w:t xml:space="preserve"> óptimo. La raíz del árbol separa a los hogares según el nivel educativo (nivel_ed_6), lo que indica que la educación es la primera variable que utiliza el modelo para discriminar entre pobres y no pobres. En las ramas siguientes aparecen particiones por la situación</w:t>
-      </w:r>
-      <w:r>
-        <w:rPr>
-          <w:rFonts w:eastAsia="Courier New"/>
-          <w:b/>
-          <w:bCs/>
-        </w:rPr>
-        <w:t xml:space="preserve"> </w:t>
-      </w:r>
-      <w:r>
-        <w:rPr>
-          <w:rFonts w:eastAsia="Courier New"/>
-        </w:rPr>
-        <w:t>laboral (estado) y por características demográficas del hogar (ch06, ch03, etc.), generando grupos con distinta proporción de pobreza. En general, las ramas de la izquierda concentran hogares con mayor probabilidad de ser pobres, mientras que las de la derecha agrupan hogares predominantemente no pobres.</w:t>
+      </w:pPr>
+      <w:r>
+        <w:rPr>
+          <w:rFonts w:ascii="Times New Roman" w:eastAsia="Courier New" w:hAnsi="Times New Roman" w:cs="Times New Roman"/>
+          <w:sz w:val="24"/>
+          <w:szCs w:val="24"/>
+          <w:lang w:val="es-US"/>
+        </w:rPr>
+        <w:t>Además, mostraremos una figura adicional donde mostraremos la importancia de cada una de las variables</w:t>
+      </w:r>
+      <w:r>
+        <w:rPr>
+          <w:rFonts w:ascii="Times New Roman" w:eastAsia="Courier New" w:hAnsi="Times New Roman" w:cs="Times New Roman"/>
+          <w:sz w:val="24"/>
+          <w:szCs w:val="24"/>
+          <w:lang w:val="es-US"/>
+        </w:rPr>
+        <w:t xml:space="preserve"> para observar no solo las variables mencionadas previamente sino las que el modelo no considera relevantes.</w:t>
       </w:r>
     </w:p>
     <w:p>
@@ -4161,37 +4198,7 @@
       <w:r>
         <w:rPr>
           <w:rFonts w:ascii="Times New Roman" w:eastAsia="Courier New" w:hAnsi="Times New Roman" w:cs="Times New Roman"/>
-          <w:sz w:val="24"/>
-          <w:szCs w:val="24"/>
-          <w:lang w:val="es-US"/>
-        </w:rPr>
-        <w:tab/>
-        <w:t>Además, mostraremos una figura adicional donde mostraremos la importancia de cada una de las variables</w:t>
-      </w:r>
-      <w:r>
-        <w:rPr>
-          <w:rFonts w:ascii="Times New Roman" w:eastAsia="Courier New" w:hAnsi="Times New Roman" w:cs="Times New Roman"/>
-          <w:sz w:val="24"/>
-          <w:szCs w:val="24"/>
-          <w:lang w:val="es-US"/>
-        </w:rPr>
-        <w:t xml:space="preserve"> para observar no solo las variables mencionadas previamente sino las que el modelo no considera relevantes.</w:t>
-      </w:r>
-    </w:p>
-    <w:p>
-      <w:pPr>
-        <w:spacing w:before="240"/>
-        <w:ind w:right="16"/>
-        <w:rPr>
-          <w:rFonts w:ascii="Times New Roman" w:eastAsia="Courier New" w:hAnsi="Times New Roman" w:cs="Times New Roman"/>
-          <w:sz w:val="24"/>
-          <w:szCs w:val="24"/>
-          <w:lang w:val="es-US"/>
-        </w:rPr>
-      </w:pPr>
-      <w:r>
-        <w:rPr>
-          <w:rFonts w:ascii="Times New Roman" w:eastAsia="Courier New" w:hAnsi="Times New Roman" w:cs="Times New Roman"/>
+          <w:noProof/>
           <w:sz w:val="24"/>
           <w:szCs w:val="24"/>
           <w:lang w:val="es-US"/>
@@ -4213,7 +4220,7 @@
                     <pic:cNvPicPr/>
                   </pic:nvPicPr>
                   <pic:blipFill>
-                    <a:blip r:embed="rId11"/>
+                    <a:blip r:embed="rId12"/>
                     <a:stretch>
                       <a:fillRect/>
                     </a:stretch>
@@ -4236,33 +4243,49 @@
     </w:p>
     <w:p>
       <w:pPr>
-        <w:spacing w:before="240"/>
+        <w:pStyle w:val="ListParagraph"/>
+        <w:numPr>
+          <w:ilvl w:val="0"/>
+          <w:numId w:val="7"/>
+        </w:numPr>
+        <w:spacing w:before="240" w:after="0"/>
         <w:ind w:right="16"/>
         <w:rPr>
-          <w:rFonts w:ascii="Times New Roman" w:eastAsia="Courier New" w:hAnsi="Times New Roman" w:cs="Times New Roman"/>
+          <w:rFonts w:ascii="Century Schoolbook" w:eastAsia="Century Schoolbook" w:hAnsi="Century Schoolbook" w:cs="Century Schoolbook"/>
+          <w:i/>
+          <w:iCs/>
+          <w:color w:val="366091"/>
+        </w:rPr>
+      </w:pPr>
+      <w:r>
+        <w:rPr>
+          <w:rFonts w:ascii="Times New Roman" w:eastAsia="Courier New" w:hAnsi="Times New Roman" w:cs="Times New Roman"/>
+          <w:noProof/>
           <w:sz w:val="24"/>
           <w:szCs w:val="24"/>
           <w:lang w:val="es-US"/>
         </w:rPr>
-      </w:pPr>
-      <w:r>
-        <w:rPr>
-          <w:noProof/>
-        </w:rPr>
         <w:lastRenderedPageBreak/>
-        <w:t xml:space="preserve"> </w:t>
-      </w:r>
-      <w:r>
-        <w:rPr>
-          <w:rFonts w:ascii="Times New Roman" w:eastAsia="Courier New" w:hAnsi="Times New Roman" w:cs="Times New Roman"/>
-          <w:sz w:val="24"/>
-          <w:szCs w:val="24"/>
-          <w:lang w:val="es-US"/>
-        </w:rPr>
         <w:drawing>
-          <wp:inline distT="0" distB="0" distL="0" distR="0" wp14:anchorId="4087B994" wp14:editId="2BC1DDD8">
+          <wp:anchor distT="0" distB="0" distL="114300" distR="114300" simplePos="0" relativeHeight="251662336" behindDoc="1" locked="0" layoutInCell="1" allowOverlap="1" wp14:anchorId="4087B994" wp14:editId="24E50AAF">
+            <wp:simplePos x="0" y="0"/>
+            <wp:positionH relativeFrom="page">
+              <wp:posOffset>1162464</wp:posOffset>
+            </wp:positionH>
+            <wp:positionV relativeFrom="paragraph">
+              <wp:posOffset>489</wp:posOffset>
+            </wp:positionV>
             <wp:extent cx="5400040" cy="3208020"/>
             <wp:effectExtent l="0" t="0" r="0" b="0"/>
+            <wp:wrapTight wrapText="bothSides">
+              <wp:wrapPolygon edited="0">
+                <wp:start x="0" y="0"/>
+                <wp:lineTo x="0" y="21420"/>
+                <wp:lineTo x="21488" y="21420"/>
+                <wp:lineTo x="21488" y="0"/>
+                <wp:lineTo x="0" y="0"/>
+              </wp:wrapPolygon>
+            </wp:wrapTight>
             <wp:docPr id="773747224" name="Imagen 1" descr="Aplicación&#10;&#10;El contenido generado por IA puede ser incorrecto."/>
             <wp:cNvGraphicFramePr>
               <a:graphicFrameLocks xmlns:a="http://schemas.openxmlformats.org/drawingml/2006/main" noChangeAspect="1"/>
@@ -4275,7 +4298,13 @@
                     <pic:cNvPicPr/>
                   </pic:nvPicPr>
                   <pic:blipFill>
-                    <a:blip r:embed="rId12"/>
+                    <a:blip r:embed="rId13">
+                      <a:extLst>
+                        <a:ext uri="{28A0092B-C50C-407E-A947-70E740481C1C}">
+                          <a14:useLocalDpi xmlns:a14="http://schemas.microsoft.com/office/drawing/2010/main" val="0"/>
+                        </a:ext>
+                      </a:extLst>
+                    </a:blip>
                     <a:stretch>
                       <a:fillRect/>
                     </a:stretch>
@@ -4292,9 +4321,2498 @@
                 </pic:pic>
               </a:graphicData>
             </a:graphic>
-          </wp:inline>
+            <wp14:sizeRelH relativeFrom="margin">
+              <wp14:pctWidth>0</wp14:pctWidth>
+            </wp14:sizeRelH>
+            <wp14:sizeRelV relativeFrom="margin">
+              <wp14:pctHeight>0</wp14:pctHeight>
+            </wp14:sizeRelV>
+          </wp:anchor>
         </w:drawing>
       </w:r>
+      <w:r>
+        <w:rPr>
+          <w:rFonts w:ascii="Century Schoolbook" w:eastAsia="Century Schoolbook" w:hAnsi="Century Schoolbook" w:cs="Century Schoolbook"/>
+          <w:i/>
+          <w:iCs/>
+          <w:color w:val="366091"/>
+        </w:rPr>
+        <w:t>Comparación entre métodos</w:t>
+      </w:r>
+    </w:p>
+    <w:p>
+      <w:pPr>
+        <w:pStyle w:val="ListParagraph"/>
+        <w:spacing w:before="240" w:after="0"/>
+        <w:ind w:left="674" w:right="16"/>
+        <w:rPr>
+          <w:rFonts w:ascii="Century Schoolbook" w:eastAsia="Century Schoolbook" w:hAnsi="Century Schoolbook" w:cs="Century Schoolbook"/>
+          <w:i/>
+          <w:iCs/>
+          <w:color w:val="366091"/>
+        </w:rPr>
+      </w:pPr>
+    </w:p>
+    <w:p>
+      <w:pPr>
+        <w:spacing w:after="0"/>
+        <w:ind w:left="284" w:right="16"/>
+        <w:rPr>
+          <w:rFonts w:ascii="Times New Roman" w:hAnsi="Times New Roman" w:cs="Times New Roman"/>
+          <w:b/>
+          <w:bCs/>
+          <w:lang w:val="es-HN"/>
+        </w:rPr>
+      </w:pPr>
+      <w:r>
+        <w:rPr>
+          <w:rFonts w:ascii="Times New Roman" w:hAnsi="Times New Roman" w:cs="Times New Roman"/>
+          <w:b/>
+          <w:bCs/>
+          <w:lang w:val="es-HN"/>
+        </w:rPr>
+        <w:t xml:space="preserve"> </w:t>
+      </w:r>
+      <w:r>
+        <w:rPr>
+          <w:rFonts w:ascii="Times New Roman" w:hAnsi="Times New Roman" w:cs="Times New Roman"/>
+          <w:b/>
+          <w:bCs/>
+          <w:lang w:val="es-HN"/>
+        </w:rPr>
+        <w:t>Tabla 2. Matrices de confusión de modelos especificados</w:t>
+      </w:r>
+    </w:p>
+    <w:p>
+      <w:pPr>
+        <w:spacing w:after="0"/>
+        <w:ind w:left="284" w:right="16"/>
+        <w:rPr>
+          <w:rFonts w:ascii="Times New Roman" w:eastAsia="Courier New" w:hAnsi="Times New Roman" w:cs="Times New Roman"/>
+          <w:noProof/>
+          <w:sz w:val="24"/>
+          <w:szCs w:val="24"/>
+          <w:lang w:val="es-US"/>
+        </w:rPr>
+      </w:pPr>
+      <w:r>
+        <w:rPr>
+          <w:rFonts w:ascii="Times New Roman" w:hAnsi="Times New Roman" w:cs="Times New Roman"/>
+          <w:b/>
+          <w:bCs/>
+          <w:sz w:val="18"/>
+          <w:szCs w:val="18"/>
+          <w:lang w:val="es-HN"/>
+        </w:rPr>
+        <w:t>En las columnas aparecen los valores predichos y en las filas los observados</w:t>
+      </w:r>
+    </w:p>
+    <w:tbl>
+      <w:tblPr>
+        <w:tblpPr w:leftFromText="180" w:rightFromText="180" w:vertAnchor="page" w:horzAnchor="margin" w:tblpXSpec="center" w:tblpY="8010"/>
+        <w:tblW w:w="7740" w:type="dxa"/>
+        <w:tblLook w:val="04A0" w:firstRow="1" w:lastRow="0" w:firstColumn="1" w:lastColumn="0" w:noHBand="0" w:noVBand="1"/>
+      </w:tblPr>
+      <w:tblGrid>
+        <w:gridCol w:w="750"/>
+        <w:gridCol w:w="750"/>
+        <w:gridCol w:w="750"/>
+        <w:gridCol w:w="750"/>
+        <w:gridCol w:w="750"/>
+        <w:gridCol w:w="750"/>
+        <w:gridCol w:w="750"/>
+        <w:gridCol w:w="750"/>
+        <w:gridCol w:w="750"/>
+        <w:gridCol w:w="990"/>
+      </w:tblGrid>
+      <w:tr>
+        <w:trPr>
+          <w:trHeight w:val="290"/>
+        </w:trPr>
+        <w:tc>
+          <w:tcPr>
+            <w:tcW w:w="1500" w:type="dxa"/>
+            <w:gridSpan w:val="2"/>
+            <w:tcBorders>
+              <w:top w:val="single" w:sz="4" w:space="0" w:color="auto"/>
+              <w:left w:val="nil"/>
+              <w:bottom w:val="single" w:sz="4" w:space="0" w:color="auto"/>
+              <w:right w:val="single" w:sz="4" w:space="0" w:color="000000"/>
+            </w:tcBorders>
+            <w:noWrap/>
+            <w:vAlign w:val="bottom"/>
+            <w:hideMark/>
+          </w:tcPr>
+          <w:p>
+            <w:pPr>
+              <w:spacing w:after="0" w:line="240" w:lineRule="auto"/>
+              <w:jc w:val="center"/>
+              <w:rPr>
+                <w:rFonts w:ascii="Aptos Narrow" w:eastAsia="Times New Roman" w:hAnsi="Aptos Narrow" w:cs="Times New Roman"/>
+                <w:color w:val="000000"/>
+                <w:kern w:val="0"/>
+                <w:lang w:val="en-US"/>
+                <w14:ligatures w14:val="none"/>
+              </w:rPr>
+            </w:pPr>
+            <w:r>
+              <w:rPr>
+                <w:rFonts w:ascii="Aptos Narrow" w:eastAsia="Times New Roman" w:hAnsi="Aptos Narrow" w:cs="Times New Roman"/>
+                <w:color w:val="000000"/>
+                <w:kern w:val="0"/>
+                <w:lang w:val="en-US"/>
+                <w14:ligatures w14:val="none"/>
+              </w:rPr>
+              <w:t>Logit</w:t>
+            </w:r>
+          </w:p>
+        </w:tc>
+        <w:tc>
+          <w:tcPr>
+            <w:tcW w:w="1500" w:type="dxa"/>
+            <w:gridSpan w:val="2"/>
+            <w:tcBorders>
+              <w:top w:val="single" w:sz="4" w:space="0" w:color="auto"/>
+              <w:left w:val="nil"/>
+              <w:bottom w:val="single" w:sz="4" w:space="0" w:color="auto"/>
+              <w:right w:val="single" w:sz="4" w:space="0" w:color="000000"/>
+            </w:tcBorders>
+            <w:noWrap/>
+            <w:vAlign w:val="bottom"/>
+            <w:hideMark/>
+          </w:tcPr>
+          <w:p>
+            <w:pPr>
+              <w:spacing w:after="0" w:line="240" w:lineRule="auto"/>
+              <w:jc w:val="center"/>
+              <w:rPr>
+                <w:rFonts w:ascii="Aptos Narrow" w:eastAsia="Times New Roman" w:hAnsi="Aptos Narrow" w:cs="Times New Roman"/>
+                <w:color w:val="000000"/>
+                <w:kern w:val="0"/>
+                <w:lang w:val="en-US"/>
+                <w14:ligatures w14:val="none"/>
+              </w:rPr>
+            </w:pPr>
+            <w:r>
+              <w:rPr>
+                <w:rFonts w:ascii="Aptos Narrow" w:eastAsia="Times New Roman" w:hAnsi="Aptos Narrow" w:cs="Times New Roman"/>
+                <w:color w:val="000000"/>
+                <w:kern w:val="0"/>
+                <w:lang w:val="en-US"/>
+                <w14:ligatures w14:val="none"/>
+              </w:rPr>
+              <w:t>Lasso</w:t>
+            </w:r>
+          </w:p>
+        </w:tc>
+        <w:tc>
+          <w:tcPr>
+            <w:tcW w:w="1500" w:type="dxa"/>
+            <w:gridSpan w:val="2"/>
+            <w:tcBorders>
+              <w:top w:val="single" w:sz="4" w:space="0" w:color="auto"/>
+              <w:left w:val="nil"/>
+              <w:bottom w:val="single" w:sz="4" w:space="0" w:color="auto"/>
+              <w:right w:val="single" w:sz="4" w:space="0" w:color="000000"/>
+            </w:tcBorders>
+            <w:noWrap/>
+            <w:vAlign w:val="bottom"/>
+            <w:hideMark/>
+          </w:tcPr>
+          <w:p>
+            <w:pPr>
+              <w:spacing w:after="0" w:line="240" w:lineRule="auto"/>
+              <w:jc w:val="center"/>
+              <w:rPr>
+                <w:rFonts w:ascii="Aptos Narrow" w:eastAsia="Times New Roman" w:hAnsi="Aptos Narrow" w:cs="Times New Roman"/>
+                <w:color w:val="000000"/>
+                <w:kern w:val="0"/>
+                <w:lang w:val="en-US"/>
+                <w14:ligatures w14:val="none"/>
+              </w:rPr>
+            </w:pPr>
+            <w:r>
+              <w:rPr>
+                <w:rFonts w:ascii="Aptos Narrow" w:eastAsia="Times New Roman" w:hAnsi="Aptos Narrow" w:cs="Times New Roman"/>
+                <w:color w:val="000000"/>
+                <w:kern w:val="0"/>
+                <w:lang w:val="en-US"/>
+                <w14:ligatures w14:val="none"/>
+              </w:rPr>
+              <w:t>Ridge</w:t>
+            </w:r>
+          </w:p>
+        </w:tc>
+        <w:tc>
+          <w:tcPr>
+            <w:tcW w:w="1500" w:type="dxa"/>
+            <w:gridSpan w:val="2"/>
+            <w:tcBorders>
+              <w:top w:val="single" w:sz="4" w:space="0" w:color="auto"/>
+              <w:left w:val="nil"/>
+              <w:bottom w:val="single" w:sz="4" w:space="0" w:color="auto"/>
+              <w:right w:val="single" w:sz="4" w:space="0" w:color="000000"/>
+            </w:tcBorders>
+            <w:noWrap/>
+            <w:vAlign w:val="bottom"/>
+            <w:hideMark/>
+          </w:tcPr>
+          <w:p>
+            <w:pPr>
+              <w:spacing w:after="0" w:line="240" w:lineRule="auto"/>
+              <w:jc w:val="center"/>
+              <w:rPr>
+                <w:rFonts w:ascii="Aptos Narrow" w:eastAsia="Times New Roman" w:hAnsi="Aptos Narrow" w:cs="Times New Roman"/>
+                <w:color w:val="000000"/>
+                <w:kern w:val="0"/>
+                <w:lang w:val="en-US"/>
+                <w14:ligatures w14:val="none"/>
+              </w:rPr>
+            </w:pPr>
+            <w:r>
+              <w:rPr>
+                <w:rFonts w:ascii="Aptos Narrow" w:eastAsia="Times New Roman" w:hAnsi="Aptos Narrow" w:cs="Times New Roman"/>
+                <w:color w:val="000000"/>
+                <w:kern w:val="0"/>
+                <w:lang w:val="en-US"/>
+                <w14:ligatures w14:val="none"/>
+              </w:rPr>
+              <w:t>KNN</w:t>
+            </w:r>
+          </w:p>
+        </w:tc>
+        <w:tc>
+          <w:tcPr>
+            <w:tcW w:w="1740" w:type="dxa"/>
+            <w:gridSpan w:val="2"/>
+            <w:tcBorders>
+              <w:top w:val="single" w:sz="4" w:space="0" w:color="auto"/>
+              <w:left w:val="nil"/>
+              <w:bottom w:val="single" w:sz="4" w:space="0" w:color="auto"/>
+              <w:right w:val="nil"/>
+            </w:tcBorders>
+            <w:noWrap/>
+            <w:vAlign w:val="bottom"/>
+            <w:hideMark/>
+          </w:tcPr>
+          <w:p>
+            <w:pPr>
+              <w:spacing w:after="0" w:line="240" w:lineRule="auto"/>
+              <w:jc w:val="center"/>
+              <w:rPr>
+                <w:rFonts w:ascii="Aptos Narrow" w:eastAsia="Times New Roman" w:hAnsi="Aptos Narrow" w:cs="Times New Roman"/>
+                <w:color w:val="000000"/>
+                <w:kern w:val="0"/>
+                <w:lang w:val="en-US"/>
+                <w14:ligatures w14:val="none"/>
+              </w:rPr>
+            </w:pPr>
+            <w:r>
+              <w:rPr>
+                <w:rFonts w:ascii="Aptos Narrow" w:eastAsia="Times New Roman" w:hAnsi="Aptos Narrow" w:cs="Times New Roman"/>
+                <w:color w:val="000000"/>
+                <w:kern w:val="0"/>
+                <w:lang w:val="en-US"/>
+                <w14:ligatures w14:val="none"/>
+              </w:rPr>
+              <w:t>Á</w:t>
+            </w:r>
+            <w:r>
+              <w:rPr>
+                <w:rFonts w:ascii="Aptos Narrow" w:eastAsia="Times New Roman" w:hAnsi="Aptos Narrow" w:cs="Times New Roman"/>
+                <w:color w:val="000000"/>
+                <w:kern w:val="0"/>
+                <w:lang w:val="en-US"/>
+                <w14:ligatures w14:val="none"/>
+              </w:rPr>
+              <w:t xml:space="preserve">rbol de </w:t>
+            </w:r>
+            <w:proofErr w:type="spellStart"/>
+            <w:r>
+              <w:rPr>
+                <w:rFonts w:ascii="Aptos Narrow" w:eastAsia="Times New Roman" w:hAnsi="Aptos Narrow" w:cs="Times New Roman"/>
+                <w:color w:val="000000"/>
+                <w:kern w:val="0"/>
+                <w:lang w:val="en-US"/>
+                <w14:ligatures w14:val="none"/>
+              </w:rPr>
+              <w:t>decisi</w:t>
+            </w:r>
+            <w:r>
+              <w:rPr>
+                <w:rFonts w:ascii="Aptos Narrow" w:eastAsia="Times New Roman" w:hAnsi="Aptos Narrow" w:cs="Times New Roman"/>
+                <w:color w:val="000000"/>
+                <w:kern w:val="0"/>
+                <w:lang w:val="en-US"/>
+                <w14:ligatures w14:val="none"/>
+              </w:rPr>
+              <w:t>ó</w:t>
+            </w:r>
+            <w:r>
+              <w:rPr>
+                <w:rFonts w:ascii="Aptos Narrow" w:eastAsia="Times New Roman" w:hAnsi="Aptos Narrow" w:cs="Times New Roman"/>
+                <w:color w:val="000000"/>
+                <w:kern w:val="0"/>
+                <w:lang w:val="en-US"/>
+                <w14:ligatures w14:val="none"/>
+              </w:rPr>
+              <w:t>n</w:t>
+            </w:r>
+            <w:proofErr w:type="spellEnd"/>
+          </w:p>
+        </w:tc>
+      </w:tr>
+      <w:tr>
+        <w:trPr>
+          <w:trHeight w:val="290"/>
+        </w:trPr>
+        <w:tc>
+          <w:tcPr>
+            <w:tcW w:w="750" w:type="dxa"/>
+            <w:tcBorders>
+              <w:top w:val="nil"/>
+              <w:left w:val="nil"/>
+              <w:bottom w:val="nil"/>
+              <w:right w:val="nil"/>
+            </w:tcBorders>
+            <w:noWrap/>
+            <w:vAlign w:val="bottom"/>
+            <w:hideMark/>
+          </w:tcPr>
+          <w:p>
+            <w:pPr>
+              <w:spacing w:after="0" w:line="240" w:lineRule="auto"/>
+              <w:jc w:val="center"/>
+              <w:rPr>
+                <w:rFonts w:ascii="Aptos Narrow" w:eastAsia="Times New Roman" w:hAnsi="Aptos Narrow" w:cs="Times New Roman"/>
+                <w:color w:val="000000"/>
+                <w:kern w:val="0"/>
+                <w:lang w:val="en-US"/>
+                <w14:ligatures w14:val="none"/>
+              </w:rPr>
+            </w:pPr>
+            <w:r>
+              <w:rPr>
+                <w:rFonts w:ascii="Aptos Narrow" w:eastAsia="Times New Roman" w:hAnsi="Aptos Narrow" w:cs="Times New Roman"/>
+                <w:color w:val="000000"/>
+                <w:kern w:val="0"/>
+                <w:lang w:val="en-US"/>
+                <w14:ligatures w14:val="none"/>
+              </w:rPr>
+              <w:t>3768</w:t>
+            </w:r>
+          </w:p>
+        </w:tc>
+        <w:tc>
+          <w:tcPr>
+            <w:tcW w:w="750" w:type="dxa"/>
+            <w:tcBorders>
+              <w:top w:val="nil"/>
+              <w:left w:val="nil"/>
+              <w:bottom w:val="nil"/>
+              <w:right w:val="single" w:sz="4" w:space="0" w:color="auto"/>
+            </w:tcBorders>
+            <w:noWrap/>
+            <w:vAlign w:val="bottom"/>
+            <w:hideMark/>
+          </w:tcPr>
+          <w:p>
+            <w:pPr>
+              <w:spacing w:after="0" w:line="240" w:lineRule="auto"/>
+              <w:jc w:val="center"/>
+              <w:rPr>
+                <w:rFonts w:ascii="Aptos Narrow" w:eastAsia="Times New Roman" w:hAnsi="Aptos Narrow" w:cs="Times New Roman"/>
+                <w:color w:val="000000"/>
+                <w:kern w:val="0"/>
+                <w:lang w:val="en-US"/>
+                <w14:ligatures w14:val="none"/>
+              </w:rPr>
+            </w:pPr>
+            <w:r>
+              <w:rPr>
+                <w:rFonts w:ascii="Aptos Narrow" w:eastAsia="Times New Roman" w:hAnsi="Aptos Narrow" w:cs="Times New Roman"/>
+                <w:color w:val="000000"/>
+                <w:kern w:val="0"/>
+                <w:lang w:val="en-US"/>
+                <w14:ligatures w14:val="none"/>
+              </w:rPr>
+              <w:t>1697</w:t>
+            </w:r>
+          </w:p>
+        </w:tc>
+        <w:tc>
+          <w:tcPr>
+            <w:tcW w:w="750" w:type="dxa"/>
+            <w:tcBorders>
+              <w:top w:val="nil"/>
+              <w:left w:val="nil"/>
+              <w:bottom w:val="nil"/>
+              <w:right w:val="nil"/>
+            </w:tcBorders>
+            <w:noWrap/>
+            <w:vAlign w:val="bottom"/>
+            <w:hideMark/>
+          </w:tcPr>
+          <w:p>
+            <w:pPr>
+              <w:spacing w:after="0" w:line="240" w:lineRule="auto"/>
+              <w:jc w:val="center"/>
+              <w:rPr>
+                <w:rFonts w:ascii="Aptos Narrow" w:eastAsia="Times New Roman" w:hAnsi="Aptos Narrow" w:cs="Times New Roman"/>
+                <w:color w:val="000000"/>
+                <w:kern w:val="0"/>
+                <w:lang w:val="en-US"/>
+                <w14:ligatures w14:val="none"/>
+              </w:rPr>
+            </w:pPr>
+            <w:r>
+              <w:rPr>
+                <w:rFonts w:ascii="Aptos Narrow" w:eastAsia="Times New Roman" w:hAnsi="Aptos Narrow" w:cs="Times New Roman"/>
+                <w:color w:val="000000"/>
+                <w:kern w:val="0"/>
+                <w:lang w:val="en-US"/>
+                <w14:ligatures w14:val="none"/>
+              </w:rPr>
+              <w:t>3775</w:t>
+            </w:r>
+          </w:p>
+        </w:tc>
+        <w:tc>
+          <w:tcPr>
+            <w:tcW w:w="750" w:type="dxa"/>
+            <w:tcBorders>
+              <w:top w:val="nil"/>
+              <w:left w:val="nil"/>
+              <w:bottom w:val="nil"/>
+              <w:right w:val="single" w:sz="4" w:space="0" w:color="auto"/>
+            </w:tcBorders>
+            <w:noWrap/>
+            <w:vAlign w:val="bottom"/>
+            <w:hideMark/>
+          </w:tcPr>
+          <w:p>
+            <w:pPr>
+              <w:spacing w:after="0" w:line="240" w:lineRule="auto"/>
+              <w:jc w:val="center"/>
+              <w:rPr>
+                <w:rFonts w:ascii="Aptos Narrow" w:eastAsia="Times New Roman" w:hAnsi="Aptos Narrow" w:cs="Times New Roman"/>
+                <w:color w:val="000000"/>
+                <w:kern w:val="0"/>
+                <w:lang w:val="en-US"/>
+                <w14:ligatures w14:val="none"/>
+              </w:rPr>
+            </w:pPr>
+            <w:r>
+              <w:rPr>
+                <w:rFonts w:ascii="Aptos Narrow" w:eastAsia="Times New Roman" w:hAnsi="Aptos Narrow" w:cs="Times New Roman"/>
+                <w:color w:val="000000"/>
+                <w:kern w:val="0"/>
+                <w:lang w:val="en-US"/>
+                <w14:ligatures w14:val="none"/>
+              </w:rPr>
+              <w:t>1690</w:t>
+            </w:r>
+          </w:p>
+        </w:tc>
+        <w:tc>
+          <w:tcPr>
+            <w:tcW w:w="750" w:type="dxa"/>
+            <w:tcBorders>
+              <w:top w:val="nil"/>
+              <w:left w:val="nil"/>
+              <w:bottom w:val="nil"/>
+              <w:right w:val="nil"/>
+            </w:tcBorders>
+            <w:noWrap/>
+            <w:vAlign w:val="bottom"/>
+            <w:hideMark/>
+          </w:tcPr>
+          <w:p>
+            <w:pPr>
+              <w:spacing w:after="0" w:line="240" w:lineRule="auto"/>
+              <w:jc w:val="center"/>
+              <w:rPr>
+                <w:rFonts w:ascii="Aptos Narrow" w:eastAsia="Times New Roman" w:hAnsi="Aptos Narrow" w:cs="Times New Roman"/>
+                <w:color w:val="000000"/>
+                <w:kern w:val="0"/>
+                <w:lang w:val="en-US"/>
+                <w14:ligatures w14:val="none"/>
+              </w:rPr>
+            </w:pPr>
+            <w:r>
+              <w:rPr>
+                <w:rFonts w:ascii="Aptos Narrow" w:eastAsia="Times New Roman" w:hAnsi="Aptos Narrow" w:cs="Times New Roman"/>
+                <w:color w:val="000000"/>
+                <w:kern w:val="0"/>
+                <w:lang w:val="en-US"/>
+                <w14:ligatures w14:val="none"/>
+              </w:rPr>
+              <w:t>3765</w:t>
+            </w:r>
+          </w:p>
+        </w:tc>
+        <w:tc>
+          <w:tcPr>
+            <w:tcW w:w="750" w:type="dxa"/>
+            <w:tcBorders>
+              <w:top w:val="nil"/>
+              <w:left w:val="nil"/>
+              <w:bottom w:val="nil"/>
+              <w:right w:val="single" w:sz="4" w:space="0" w:color="auto"/>
+            </w:tcBorders>
+            <w:noWrap/>
+            <w:vAlign w:val="bottom"/>
+            <w:hideMark/>
+          </w:tcPr>
+          <w:p>
+            <w:pPr>
+              <w:spacing w:after="0" w:line="240" w:lineRule="auto"/>
+              <w:jc w:val="center"/>
+              <w:rPr>
+                <w:rFonts w:ascii="Aptos Narrow" w:eastAsia="Times New Roman" w:hAnsi="Aptos Narrow" w:cs="Times New Roman"/>
+                <w:color w:val="000000"/>
+                <w:kern w:val="0"/>
+                <w:lang w:val="en-US"/>
+                <w14:ligatures w14:val="none"/>
+              </w:rPr>
+            </w:pPr>
+            <w:r>
+              <w:rPr>
+                <w:rFonts w:ascii="Aptos Narrow" w:eastAsia="Times New Roman" w:hAnsi="Aptos Narrow" w:cs="Times New Roman"/>
+                <w:color w:val="000000"/>
+                <w:kern w:val="0"/>
+                <w:lang w:val="en-US"/>
+                <w14:ligatures w14:val="none"/>
+              </w:rPr>
+              <w:t>1700</w:t>
+            </w:r>
+          </w:p>
+        </w:tc>
+        <w:tc>
+          <w:tcPr>
+            <w:tcW w:w="750" w:type="dxa"/>
+            <w:tcBorders>
+              <w:top w:val="nil"/>
+              <w:left w:val="nil"/>
+              <w:bottom w:val="nil"/>
+              <w:right w:val="nil"/>
+            </w:tcBorders>
+            <w:noWrap/>
+            <w:vAlign w:val="bottom"/>
+            <w:hideMark/>
+          </w:tcPr>
+          <w:p>
+            <w:pPr>
+              <w:spacing w:after="0" w:line="240" w:lineRule="auto"/>
+              <w:jc w:val="right"/>
+              <w:rPr>
+                <w:rFonts w:ascii="Aptos Narrow" w:eastAsia="Times New Roman" w:hAnsi="Aptos Narrow" w:cs="Times New Roman"/>
+                <w:color w:val="000000"/>
+                <w:kern w:val="0"/>
+                <w:lang w:val="en-US"/>
+                <w14:ligatures w14:val="none"/>
+              </w:rPr>
+            </w:pPr>
+            <w:r>
+              <w:rPr>
+                <w:rFonts w:ascii="Aptos Narrow" w:eastAsia="Times New Roman" w:hAnsi="Aptos Narrow" w:cs="Times New Roman"/>
+                <w:color w:val="000000"/>
+                <w:kern w:val="0"/>
+                <w:lang w:val="en-US"/>
+                <w14:ligatures w14:val="none"/>
+              </w:rPr>
+              <w:t>3555</w:t>
+            </w:r>
+          </w:p>
+        </w:tc>
+        <w:tc>
+          <w:tcPr>
+            <w:tcW w:w="750" w:type="dxa"/>
+            <w:tcBorders>
+              <w:top w:val="nil"/>
+              <w:left w:val="nil"/>
+              <w:bottom w:val="nil"/>
+              <w:right w:val="single" w:sz="4" w:space="0" w:color="auto"/>
+            </w:tcBorders>
+            <w:noWrap/>
+            <w:vAlign w:val="bottom"/>
+            <w:hideMark/>
+          </w:tcPr>
+          <w:p>
+            <w:pPr>
+              <w:spacing w:after="0" w:line="240" w:lineRule="auto"/>
+              <w:jc w:val="right"/>
+              <w:rPr>
+                <w:rFonts w:ascii="Aptos Narrow" w:eastAsia="Times New Roman" w:hAnsi="Aptos Narrow" w:cs="Times New Roman"/>
+                <w:color w:val="000000"/>
+                <w:kern w:val="0"/>
+                <w:lang w:val="en-US"/>
+                <w14:ligatures w14:val="none"/>
+              </w:rPr>
+            </w:pPr>
+            <w:r>
+              <w:rPr>
+                <w:rFonts w:ascii="Aptos Narrow" w:eastAsia="Times New Roman" w:hAnsi="Aptos Narrow" w:cs="Times New Roman"/>
+                <w:color w:val="000000"/>
+                <w:kern w:val="0"/>
+                <w:lang w:val="en-US"/>
+                <w14:ligatures w14:val="none"/>
+              </w:rPr>
+              <w:t>1910</w:t>
+            </w:r>
+          </w:p>
+        </w:tc>
+        <w:tc>
+          <w:tcPr>
+            <w:tcW w:w="750" w:type="dxa"/>
+            <w:tcBorders>
+              <w:top w:val="nil"/>
+              <w:left w:val="nil"/>
+              <w:bottom w:val="nil"/>
+              <w:right w:val="nil"/>
+            </w:tcBorders>
+            <w:noWrap/>
+            <w:vAlign w:val="bottom"/>
+            <w:hideMark/>
+          </w:tcPr>
+          <w:p>
+            <w:pPr>
+              <w:spacing w:after="0" w:line="240" w:lineRule="auto"/>
+              <w:jc w:val="right"/>
+              <w:rPr>
+                <w:rFonts w:ascii="Aptos Narrow" w:eastAsia="Times New Roman" w:hAnsi="Aptos Narrow" w:cs="Times New Roman"/>
+                <w:color w:val="000000"/>
+                <w:kern w:val="0"/>
+                <w:lang w:val="en-US"/>
+                <w14:ligatures w14:val="none"/>
+              </w:rPr>
+            </w:pPr>
+            <w:r>
+              <w:rPr>
+                <w:rFonts w:ascii="Aptos Narrow" w:eastAsia="Times New Roman" w:hAnsi="Aptos Narrow" w:cs="Times New Roman"/>
+                <w:color w:val="000000"/>
+                <w:kern w:val="0"/>
+                <w:lang w:val="en-US"/>
+                <w14:ligatures w14:val="none"/>
+              </w:rPr>
+              <w:t>3555</w:t>
+            </w:r>
+          </w:p>
+        </w:tc>
+        <w:tc>
+          <w:tcPr>
+            <w:tcW w:w="990" w:type="dxa"/>
+            <w:tcBorders>
+              <w:top w:val="nil"/>
+              <w:left w:val="nil"/>
+              <w:bottom w:val="nil"/>
+              <w:right w:val="nil"/>
+            </w:tcBorders>
+            <w:noWrap/>
+            <w:vAlign w:val="bottom"/>
+            <w:hideMark/>
+          </w:tcPr>
+          <w:p>
+            <w:pPr>
+              <w:spacing w:after="0" w:line="240" w:lineRule="auto"/>
+              <w:jc w:val="right"/>
+              <w:rPr>
+                <w:rFonts w:ascii="Aptos Narrow" w:eastAsia="Times New Roman" w:hAnsi="Aptos Narrow" w:cs="Times New Roman"/>
+                <w:color w:val="000000"/>
+                <w:kern w:val="0"/>
+                <w:lang w:val="en-US"/>
+                <w14:ligatures w14:val="none"/>
+              </w:rPr>
+            </w:pPr>
+            <w:r>
+              <w:rPr>
+                <w:rFonts w:ascii="Aptos Narrow" w:eastAsia="Times New Roman" w:hAnsi="Aptos Narrow" w:cs="Times New Roman"/>
+                <w:color w:val="000000"/>
+                <w:kern w:val="0"/>
+                <w:lang w:val="en-US"/>
+                <w14:ligatures w14:val="none"/>
+              </w:rPr>
+              <w:t>1910</w:t>
+            </w:r>
+          </w:p>
+        </w:tc>
+      </w:tr>
+      <w:tr>
+        <w:trPr>
+          <w:trHeight w:val="300"/>
+        </w:trPr>
+        <w:tc>
+          <w:tcPr>
+            <w:tcW w:w="750" w:type="dxa"/>
+            <w:tcBorders>
+              <w:top w:val="nil"/>
+              <w:left w:val="nil"/>
+              <w:bottom w:val="single" w:sz="8" w:space="0" w:color="auto"/>
+              <w:right w:val="nil"/>
+            </w:tcBorders>
+            <w:noWrap/>
+            <w:vAlign w:val="bottom"/>
+            <w:hideMark/>
+          </w:tcPr>
+          <w:p>
+            <w:pPr>
+              <w:spacing w:after="0" w:line="240" w:lineRule="auto"/>
+              <w:jc w:val="center"/>
+              <w:rPr>
+                <w:rFonts w:ascii="Aptos Narrow" w:eastAsia="Times New Roman" w:hAnsi="Aptos Narrow" w:cs="Times New Roman"/>
+                <w:color w:val="000000"/>
+                <w:kern w:val="0"/>
+                <w:lang w:val="en-US"/>
+                <w14:ligatures w14:val="none"/>
+              </w:rPr>
+            </w:pPr>
+            <w:r>
+              <w:rPr>
+                <w:rFonts w:ascii="Aptos Narrow" w:eastAsia="Times New Roman" w:hAnsi="Aptos Narrow" w:cs="Times New Roman"/>
+                <w:color w:val="000000"/>
+                <w:kern w:val="0"/>
+                <w:lang w:val="en-US"/>
+                <w14:ligatures w14:val="none"/>
+              </w:rPr>
+              <w:t>1826</w:t>
+            </w:r>
+          </w:p>
+        </w:tc>
+        <w:tc>
+          <w:tcPr>
+            <w:tcW w:w="750" w:type="dxa"/>
+            <w:tcBorders>
+              <w:top w:val="nil"/>
+              <w:left w:val="nil"/>
+              <w:bottom w:val="single" w:sz="8" w:space="0" w:color="auto"/>
+              <w:right w:val="single" w:sz="4" w:space="0" w:color="auto"/>
+            </w:tcBorders>
+            <w:noWrap/>
+            <w:vAlign w:val="bottom"/>
+            <w:hideMark/>
+          </w:tcPr>
+          <w:p>
+            <w:pPr>
+              <w:spacing w:after="0" w:line="240" w:lineRule="auto"/>
+              <w:jc w:val="center"/>
+              <w:rPr>
+                <w:rFonts w:ascii="Aptos Narrow" w:eastAsia="Times New Roman" w:hAnsi="Aptos Narrow" w:cs="Times New Roman"/>
+                <w:color w:val="000000"/>
+                <w:kern w:val="0"/>
+                <w:lang w:val="en-US"/>
+                <w14:ligatures w14:val="none"/>
+              </w:rPr>
+            </w:pPr>
+            <w:r>
+              <w:rPr>
+                <w:rFonts w:ascii="Aptos Narrow" w:eastAsia="Times New Roman" w:hAnsi="Aptos Narrow" w:cs="Times New Roman"/>
+                <w:color w:val="000000"/>
+                <w:kern w:val="0"/>
+                <w:lang w:val="en-US"/>
+                <w14:ligatures w14:val="none"/>
+              </w:rPr>
+              <w:t>2721</w:t>
+            </w:r>
+          </w:p>
+        </w:tc>
+        <w:tc>
+          <w:tcPr>
+            <w:tcW w:w="750" w:type="dxa"/>
+            <w:tcBorders>
+              <w:top w:val="nil"/>
+              <w:left w:val="nil"/>
+              <w:bottom w:val="single" w:sz="8" w:space="0" w:color="auto"/>
+              <w:right w:val="nil"/>
+            </w:tcBorders>
+            <w:noWrap/>
+            <w:vAlign w:val="bottom"/>
+            <w:hideMark/>
+          </w:tcPr>
+          <w:p>
+            <w:pPr>
+              <w:spacing w:after="0" w:line="240" w:lineRule="auto"/>
+              <w:jc w:val="center"/>
+              <w:rPr>
+                <w:rFonts w:ascii="Aptos Narrow" w:eastAsia="Times New Roman" w:hAnsi="Aptos Narrow" w:cs="Times New Roman"/>
+                <w:color w:val="000000"/>
+                <w:kern w:val="0"/>
+                <w:lang w:val="en-US"/>
+                <w14:ligatures w14:val="none"/>
+              </w:rPr>
+            </w:pPr>
+            <w:r>
+              <w:rPr>
+                <w:rFonts w:ascii="Aptos Narrow" w:eastAsia="Times New Roman" w:hAnsi="Aptos Narrow" w:cs="Times New Roman"/>
+                <w:color w:val="000000"/>
+                <w:kern w:val="0"/>
+                <w:lang w:val="en-US"/>
+                <w14:ligatures w14:val="none"/>
+              </w:rPr>
+              <w:t>1825</w:t>
+            </w:r>
+          </w:p>
+        </w:tc>
+        <w:tc>
+          <w:tcPr>
+            <w:tcW w:w="750" w:type="dxa"/>
+            <w:tcBorders>
+              <w:top w:val="nil"/>
+              <w:left w:val="nil"/>
+              <w:bottom w:val="single" w:sz="8" w:space="0" w:color="auto"/>
+              <w:right w:val="single" w:sz="4" w:space="0" w:color="auto"/>
+            </w:tcBorders>
+            <w:noWrap/>
+            <w:vAlign w:val="bottom"/>
+            <w:hideMark/>
+          </w:tcPr>
+          <w:p>
+            <w:pPr>
+              <w:spacing w:after="0" w:line="240" w:lineRule="auto"/>
+              <w:jc w:val="center"/>
+              <w:rPr>
+                <w:rFonts w:ascii="Aptos Narrow" w:eastAsia="Times New Roman" w:hAnsi="Aptos Narrow" w:cs="Times New Roman"/>
+                <w:color w:val="000000"/>
+                <w:kern w:val="0"/>
+                <w:lang w:val="en-US"/>
+                <w14:ligatures w14:val="none"/>
+              </w:rPr>
+            </w:pPr>
+            <w:r>
+              <w:rPr>
+                <w:rFonts w:ascii="Aptos Narrow" w:eastAsia="Times New Roman" w:hAnsi="Aptos Narrow" w:cs="Times New Roman"/>
+                <w:color w:val="000000"/>
+                <w:kern w:val="0"/>
+                <w:lang w:val="en-US"/>
+                <w14:ligatures w14:val="none"/>
+              </w:rPr>
+              <w:t>2722</w:t>
+            </w:r>
+          </w:p>
+        </w:tc>
+        <w:tc>
+          <w:tcPr>
+            <w:tcW w:w="750" w:type="dxa"/>
+            <w:tcBorders>
+              <w:top w:val="nil"/>
+              <w:left w:val="nil"/>
+              <w:bottom w:val="single" w:sz="8" w:space="0" w:color="auto"/>
+              <w:right w:val="nil"/>
+            </w:tcBorders>
+            <w:noWrap/>
+            <w:vAlign w:val="bottom"/>
+            <w:hideMark/>
+          </w:tcPr>
+          <w:p>
+            <w:pPr>
+              <w:spacing w:after="0" w:line="240" w:lineRule="auto"/>
+              <w:jc w:val="center"/>
+              <w:rPr>
+                <w:rFonts w:ascii="Aptos Narrow" w:eastAsia="Times New Roman" w:hAnsi="Aptos Narrow" w:cs="Times New Roman"/>
+                <w:color w:val="000000"/>
+                <w:kern w:val="0"/>
+                <w:lang w:val="en-US"/>
+                <w14:ligatures w14:val="none"/>
+              </w:rPr>
+            </w:pPr>
+            <w:r>
+              <w:rPr>
+                <w:rFonts w:ascii="Aptos Narrow" w:eastAsia="Times New Roman" w:hAnsi="Aptos Narrow" w:cs="Times New Roman"/>
+                <w:color w:val="000000"/>
+                <w:kern w:val="0"/>
+                <w:lang w:val="en-US"/>
+                <w14:ligatures w14:val="none"/>
+              </w:rPr>
+              <w:t>1827</w:t>
+            </w:r>
+          </w:p>
+        </w:tc>
+        <w:tc>
+          <w:tcPr>
+            <w:tcW w:w="750" w:type="dxa"/>
+            <w:tcBorders>
+              <w:top w:val="nil"/>
+              <w:left w:val="nil"/>
+              <w:bottom w:val="single" w:sz="8" w:space="0" w:color="auto"/>
+              <w:right w:val="single" w:sz="4" w:space="0" w:color="auto"/>
+            </w:tcBorders>
+            <w:noWrap/>
+            <w:vAlign w:val="bottom"/>
+            <w:hideMark/>
+          </w:tcPr>
+          <w:p>
+            <w:pPr>
+              <w:spacing w:after="0" w:line="240" w:lineRule="auto"/>
+              <w:jc w:val="center"/>
+              <w:rPr>
+                <w:rFonts w:ascii="Aptos Narrow" w:eastAsia="Times New Roman" w:hAnsi="Aptos Narrow" w:cs="Times New Roman"/>
+                <w:color w:val="000000"/>
+                <w:kern w:val="0"/>
+                <w:lang w:val="en-US"/>
+                <w14:ligatures w14:val="none"/>
+              </w:rPr>
+            </w:pPr>
+            <w:r>
+              <w:rPr>
+                <w:rFonts w:ascii="Aptos Narrow" w:eastAsia="Times New Roman" w:hAnsi="Aptos Narrow" w:cs="Times New Roman"/>
+                <w:color w:val="000000"/>
+                <w:kern w:val="0"/>
+                <w:lang w:val="en-US"/>
+                <w14:ligatures w14:val="none"/>
+              </w:rPr>
+              <w:t>2720</w:t>
+            </w:r>
+          </w:p>
+        </w:tc>
+        <w:tc>
+          <w:tcPr>
+            <w:tcW w:w="750" w:type="dxa"/>
+            <w:tcBorders>
+              <w:top w:val="nil"/>
+              <w:left w:val="nil"/>
+              <w:bottom w:val="single" w:sz="8" w:space="0" w:color="auto"/>
+              <w:right w:val="nil"/>
+            </w:tcBorders>
+            <w:noWrap/>
+            <w:vAlign w:val="bottom"/>
+            <w:hideMark/>
+          </w:tcPr>
+          <w:p>
+            <w:pPr>
+              <w:spacing w:after="0" w:line="240" w:lineRule="auto"/>
+              <w:jc w:val="right"/>
+              <w:rPr>
+                <w:rFonts w:ascii="Aptos Narrow" w:eastAsia="Times New Roman" w:hAnsi="Aptos Narrow" w:cs="Times New Roman"/>
+                <w:color w:val="000000"/>
+                <w:kern w:val="0"/>
+                <w:lang w:val="en-US"/>
+                <w14:ligatures w14:val="none"/>
+              </w:rPr>
+            </w:pPr>
+            <w:r>
+              <w:rPr>
+                <w:rFonts w:ascii="Aptos Narrow" w:eastAsia="Times New Roman" w:hAnsi="Aptos Narrow" w:cs="Times New Roman"/>
+                <w:color w:val="000000"/>
+                <w:kern w:val="0"/>
+                <w:lang w:val="en-US"/>
+                <w14:ligatures w14:val="none"/>
+              </w:rPr>
+              <w:t>1804</w:t>
+            </w:r>
+          </w:p>
+        </w:tc>
+        <w:tc>
+          <w:tcPr>
+            <w:tcW w:w="750" w:type="dxa"/>
+            <w:tcBorders>
+              <w:top w:val="nil"/>
+              <w:left w:val="nil"/>
+              <w:bottom w:val="single" w:sz="8" w:space="0" w:color="auto"/>
+              <w:right w:val="single" w:sz="4" w:space="0" w:color="auto"/>
+            </w:tcBorders>
+            <w:noWrap/>
+            <w:vAlign w:val="bottom"/>
+            <w:hideMark/>
+          </w:tcPr>
+          <w:p>
+            <w:pPr>
+              <w:spacing w:after="0" w:line="240" w:lineRule="auto"/>
+              <w:jc w:val="right"/>
+              <w:rPr>
+                <w:rFonts w:ascii="Aptos Narrow" w:eastAsia="Times New Roman" w:hAnsi="Aptos Narrow" w:cs="Times New Roman"/>
+                <w:color w:val="000000"/>
+                <w:kern w:val="0"/>
+                <w:lang w:val="en-US"/>
+                <w14:ligatures w14:val="none"/>
+              </w:rPr>
+            </w:pPr>
+            <w:r>
+              <w:rPr>
+                <w:rFonts w:ascii="Aptos Narrow" w:eastAsia="Times New Roman" w:hAnsi="Aptos Narrow" w:cs="Times New Roman"/>
+                <w:color w:val="000000"/>
+                <w:kern w:val="0"/>
+                <w:lang w:val="en-US"/>
+                <w14:ligatures w14:val="none"/>
+              </w:rPr>
+              <w:t>2743</w:t>
+            </w:r>
+          </w:p>
+        </w:tc>
+        <w:tc>
+          <w:tcPr>
+            <w:tcW w:w="750" w:type="dxa"/>
+            <w:tcBorders>
+              <w:top w:val="nil"/>
+              <w:left w:val="nil"/>
+              <w:bottom w:val="single" w:sz="8" w:space="0" w:color="auto"/>
+              <w:right w:val="nil"/>
+            </w:tcBorders>
+            <w:noWrap/>
+            <w:vAlign w:val="bottom"/>
+            <w:hideMark/>
+          </w:tcPr>
+          <w:p>
+            <w:pPr>
+              <w:spacing w:after="0" w:line="240" w:lineRule="auto"/>
+              <w:jc w:val="right"/>
+              <w:rPr>
+                <w:rFonts w:ascii="Aptos Narrow" w:eastAsia="Times New Roman" w:hAnsi="Aptos Narrow" w:cs="Times New Roman"/>
+                <w:color w:val="000000"/>
+                <w:kern w:val="0"/>
+                <w:lang w:val="en-US"/>
+                <w14:ligatures w14:val="none"/>
+              </w:rPr>
+            </w:pPr>
+            <w:r>
+              <w:rPr>
+                <w:rFonts w:ascii="Aptos Narrow" w:eastAsia="Times New Roman" w:hAnsi="Aptos Narrow" w:cs="Times New Roman"/>
+                <w:color w:val="000000"/>
+                <w:kern w:val="0"/>
+                <w:lang w:val="en-US"/>
+                <w14:ligatures w14:val="none"/>
+              </w:rPr>
+              <w:t>1470</w:t>
+            </w:r>
+          </w:p>
+        </w:tc>
+        <w:tc>
+          <w:tcPr>
+            <w:tcW w:w="990" w:type="dxa"/>
+            <w:tcBorders>
+              <w:top w:val="nil"/>
+              <w:left w:val="nil"/>
+              <w:bottom w:val="single" w:sz="8" w:space="0" w:color="auto"/>
+              <w:right w:val="nil"/>
+            </w:tcBorders>
+            <w:noWrap/>
+            <w:vAlign w:val="bottom"/>
+            <w:hideMark/>
+          </w:tcPr>
+          <w:p>
+            <w:pPr>
+              <w:spacing w:after="0" w:line="240" w:lineRule="auto"/>
+              <w:jc w:val="right"/>
+              <w:rPr>
+                <w:rFonts w:ascii="Aptos Narrow" w:eastAsia="Times New Roman" w:hAnsi="Aptos Narrow" w:cs="Times New Roman"/>
+                <w:color w:val="000000"/>
+                <w:kern w:val="0"/>
+                <w:lang w:val="en-US"/>
+                <w14:ligatures w14:val="none"/>
+              </w:rPr>
+            </w:pPr>
+            <w:r>
+              <w:rPr>
+                <w:rFonts w:ascii="Aptos Narrow" w:eastAsia="Times New Roman" w:hAnsi="Aptos Narrow" w:cs="Times New Roman"/>
+                <w:color w:val="000000"/>
+                <w:kern w:val="0"/>
+                <w:lang w:val="en-US"/>
+                <w14:ligatures w14:val="none"/>
+              </w:rPr>
+              <w:t>3077</w:t>
+            </w:r>
+          </w:p>
+        </w:tc>
+      </w:tr>
+    </w:tbl>
+    <w:p>
+      <w:pPr>
+        <w:rPr>
+          <w:rFonts w:ascii="Times New Roman" w:hAnsi="Times New Roman" w:cs="Times New Roman"/>
+          <w:lang w:val="es-HN"/>
+        </w:rPr>
+      </w:pPr>
+    </w:p>
+    <w:p>
+      <w:pPr>
+        <w:rPr>
+          <w:rFonts w:ascii="Times New Roman" w:hAnsi="Times New Roman" w:cs="Times New Roman"/>
+          <w:lang w:val="es-HN"/>
+        </w:rPr>
+      </w:pPr>
+      <w:r>
+        <w:rPr>
+          <w:rFonts w:ascii="Times New Roman" w:hAnsi="Times New Roman" w:cs="Times New Roman"/>
+          <w:lang w:val="es-HN"/>
+        </w:rPr>
+        <w:t xml:space="preserve">En la tabla 2 se presentan las matrices de confusión de todos los modelos estimados notándose predicciones bastante cercanas de las diferentes categorías, por ejemplo para los tres modelos </w:t>
+      </w:r>
+      <w:proofErr w:type="spellStart"/>
+      <w:r>
+        <w:rPr>
+          <w:rFonts w:ascii="Times New Roman" w:hAnsi="Times New Roman" w:cs="Times New Roman"/>
+          <w:lang w:val="es-HN"/>
+        </w:rPr>
+        <w:t>logit</w:t>
+      </w:r>
+      <w:proofErr w:type="spellEnd"/>
+      <w:r>
+        <w:rPr>
+          <w:rFonts w:ascii="Times New Roman" w:hAnsi="Times New Roman" w:cs="Times New Roman"/>
+          <w:lang w:val="es-HN"/>
+        </w:rPr>
+        <w:t xml:space="preserve"> la proporción de verdaderos positivos y negativos permanece casi igual ocurriendo lo mismo para los falsos positivos y negativos; en cuanto al modelo de vecinos cercanos este se encontró </w:t>
+      </w:r>
+      <w:r>
+        <w:rPr>
+          <w:rFonts w:ascii="Times New Roman" w:hAnsi="Times New Roman" w:cs="Times New Roman"/>
+          <w:lang w:val="es-HN"/>
+        </w:rPr>
+        <w:t>más</w:t>
+      </w:r>
+      <w:r>
+        <w:rPr>
+          <w:rFonts w:ascii="Times New Roman" w:hAnsi="Times New Roman" w:cs="Times New Roman"/>
+          <w:lang w:val="es-HN"/>
+        </w:rPr>
+        <w:t xml:space="preserve"> cerca de los resultados del árbol decisión sobre todo en los verdaderos negativos y falsos positivos que fueron idénticos (3555 y 1910).</w:t>
+      </w:r>
+    </w:p>
+    <w:p>
+      <w:pPr>
+        <w:rPr>
+          <w:rFonts w:ascii="Times New Roman" w:hAnsi="Times New Roman" w:cs="Times New Roman"/>
+          <w:lang w:val="es-HN"/>
+        </w:rPr>
+      </w:pPr>
+      <w:r>
+        <w:rPr>
+          <w:rFonts w:ascii="Times New Roman" w:hAnsi="Times New Roman" w:cs="Times New Roman"/>
+          <w:lang w:val="es-HN"/>
+        </w:rPr>
+        <w:t xml:space="preserve">De lo anterior se desprende que las métricas asociadas a cada modelo guardaran cierta similitud, para el caso todos los modelos </w:t>
+      </w:r>
+      <w:proofErr w:type="spellStart"/>
+      <w:r>
+        <w:rPr>
+          <w:rFonts w:ascii="Times New Roman" w:hAnsi="Times New Roman" w:cs="Times New Roman"/>
+          <w:lang w:val="es-HN"/>
+        </w:rPr>
+        <w:t>logit</w:t>
+      </w:r>
+      <w:proofErr w:type="spellEnd"/>
+      <w:r>
+        <w:rPr>
+          <w:rFonts w:ascii="Times New Roman" w:hAnsi="Times New Roman" w:cs="Times New Roman"/>
+          <w:lang w:val="es-HN"/>
+        </w:rPr>
+        <w:t xml:space="preserve"> obtuvieron medidas de </w:t>
+      </w:r>
+      <w:proofErr w:type="spellStart"/>
+      <w:r>
+        <w:rPr>
+          <w:rFonts w:ascii="Times New Roman" w:hAnsi="Times New Roman" w:cs="Times New Roman"/>
+          <w:lang w:val="es-HN"/>
+        </w:rPr>
+        <w:t>accuracy</w:t>
+      </w:r>
+      <w:proofErr w:type="spellEnd"/>
+      <w:r>
+        <w:rPr>
+          <w:rFonts w:ascii="Times New Roman" w:hAnsi="Times New Roman" w:cs="Times New Roman"/>
+          <w:lang w:val="es-HN"/>
+        </w:rPr>
+        <w:t xml:space="preserve"> y </w:t>
+      </w:r>
+      <w:proofErr w:type="spellStart"/>
+      <w:r>
+        <w:rPr>
+          <w:rFonts w:ascii="Times New Roman" w:hAnsi="Times New Roman" w:cs="Times New Roman"/>
+          <w:lang w:val="es-HN"/>
+        </w:rPr>
+        <w:t>recall</w:t>
+      </w:r>
+      <w:proofErr w:type="spellEnd"/>
+      <w:r>
+        <w:rPr>
+          <w:rFonts w:ascii="Times New Roman" w:hAnsi="Times New Roman" w:cs="Times New Roman"/>
+          <w:lang w:val="es-HN"/>
+        </w:rPr>
+        <w:t xml:space="preserve"> prácticamente iguales diferenciándose solo a partir de las centésimas y milésimas lo que sugiere que el sobreajuste era moderado y las respectivas penalidades no ofrecían mayores ganancias dado que se contaba con un número relativamente pequeño de predictores; en lo que se refiere a la precisión global de estos modelos clasifican correctamente alrededor del 65% de los hogares. El KNN mostro una capacidad de clasificación global más débil ubicándose su precisión en 0.63; el mejor modelo en este sentido fue el árbol de clasificación que presento una mejora modesta con respecto a los </w:t>
+      </w:r>
+      <w:proofErr w:type="spellStart"/>
+      <w:r>
+        <w:rPr>
+          <w:rFonts w:ascii="Times New Roman" w:hAnsi="Times New Roman" w:cs="Times New Roman"/>
+          <w:lang w:val="es-HN"/>
+        </w:rPr>
+        <w:t>logit</w:t>
+      </w:r>
+      <w:proofErr w:type="spellEnd"/>
+      <w:r>
+        <w:rPr>
+          <w:rFonts w:ascii="Times New Roman" w:hAnsi="Times New Roman" w:cs="Times New Roman"/>
+          <w:lang w:val="es-HN"/>
+        </w:rPr>
+        <w:t xml:space="preserve"> de alrededor del 1%.</w:t>
+      </w:r>
+    </w:p>
+    <w:p>
+      <w:pPr>
+        <w:rPr>
+          <w:rFonts w:ascii="Times New Roman" w:hAnsi="Times New Roman" w:cs="Times New Roman"/>
+          <w:lang w:val="es-HN"/>
+        </w:rPr>
+      </w:pPr>
+      <w:r>
+        <w:rPr>
+          <w:rFonts w:ascii="Times New Roman" w:hAnsi="Times New Roman" w:cs="Times New Roman"/>
+          <w:lang w:val="es-HN"/>
+        </w:rPr>
+        <w:t xml:space="preserve">Con el </w:t>
+      </w:r>
+      <w:proofErr w:type="spellStart"/>
+      <w:r>
+        <w:rPr>
+          <w:rFonts w:ascii="Times New Roman" w:hAnsi="Times New Roman" w:cs="Times New Roman"/>
+          <w:lang w:val="es-HN"/>
+        </w:rPr>
+        <w:t>recall</w:t>
+      </w:r>
+      <w:proofErr w:type="spellEnd"/>
+      <w:r>
+        <w:rPr>
+          <w:rFonts w:ascii="Times New Roman" w:hAnsi="Times New Roman" w:cs="Times New Roman"/>
+          <w:lang w:val="es-HN"/>
+        </w:rPr>
+        <w:t xml:space="preserve"> (sensibilidad) que es una métrica de interés en particular para el problema en cuestión ya que nos interesa capturar a los pobres reales los resultados fueron similares: los tres modelos </w:t>
+      </w:r>
+      <w:proofErr w:type="spellStart"/>
+      <w:r>
+        <w:rPr>
+          <w:rFonts w:ascii="Times New Roman" w:hAnsi="Times New Roman" w:cs="Times New Roman"/>
+          <w:lang w:val="es-HN"/>
+        </w:rPr>
+        <w:t>logit</w:t>
+      </w:r>
+      <w:proofErr w:type="spellEnd"/>
+      <w:r>
+        <w:rPr>
+          <w:rFonts w:ascii="Times New Roman" w:hAnsi="Times New Roman" w:cs="Times New Roman"/>
+          <w:lang w:val="es-HN"/>
+        </w:rPr>
+        <w:t xml:space="preserve"> no obtuvieron diferencias significativas en cuanto a esta medida detectando cerca del 60% de los pobres reales, el KNN también se ubicó en este nivel; a este respecto el mejor modelo fue el árbol de decisión aumentando su tasa de acierto en casi 8 puntos porcentuales.</w:t>
+      </w:r>
+    </w:p>
+    <w:p>
+      <w:pPr>
+        <w:rPr>
+          <w:rFonts w:ascii="Times New Roman" w:hAnsi="Times New Roman" w:cs="Times New Roman"/>
+          <w:lang w:val="es-HN"/>
+        </w:rPr>
+      </w:pPr>
+      <w:r>
+        <w:rPr>
+          <w:rFonts w:ascii="Times New Roman" w:hAnsi="Times New Roman" w:cs="Times New Roman"/>
+          <w:lang w:val="es-HN"/>
+        </w:rPr>
+        <w:lastRenderedPageBreak/>
+        <w:t xml:space="preserve">Por </w:t>
+      </w:r>
+      <w:r>
+        <w:rPr>
+          <w:rFonts w:ascii="Times New Roman" w:hAnsi="Times New Roman" w:cs="Times New Roman"/>
+          <w:lang w:val="es-HN"/>
+        </w:rPr>
+        <w:t>último,</w:t>
+      </w:r>
+      <w:r>
+        <w:rPr>
+          <w:rFonts w:ascii="Times New Roman" w:hAnsi="Times New Roman" w:cs="Times New Roman"/>
+          <w:lang w:val="es-HN"/>
+        </w:rPr>
+        <w:t xml:space="preserve"> se pasó a la precisión que también conviene evaluar en el problema de aplicación para ver que tan bien se filtran los verdaderos pobres del total que se obtienen como predicciones obteniéndose la respuesta </w:t>
+      </w:r>
+      <w:r>
+        <w:rPr>
+          <w:rFonts w:ascii="Times New Roman" w:hAnsi="Times New Roman" w:cs="Times New Roman"/>
+          <w:lang w:val="es-HN"/>
+        </w:rPr>
+        <w:t>más</w:t>
+      </w:r>
+      <w:r>
+        <w:rPr>
+          <w:rFonts w:ascii="Times New Roman" w:hAnsi="Times New Roman" w:cs="Times New Roman"/>
+          <w:lang w:val="es-HN"/>
+        </w:rPr>
+        <w:t xml:space="preserve"> baja de parte del KNN; a su vez los modelos </w:t>
+      </w:r>
+      <w:proofErr w:type="spellStart"/>
+      <w:r>
+        <w:rPr>
+          <w:rFonts w:ascii="Times New Roman" w:hAnsi="Times New Roman" w:cs="Times New Roman"/>
+          <w:lang w:val="es-HN"/>
+        </w:rPr>
+        <w:t>logit</w:t>
+      </w:r>
+      <w:proofErr w:type="spellEnd"/>
+      <w:r>
+        <w:rPr>
+          <w:rFonts w:ascii="Times New Roman" w:hAnsi="Times New Roman" w:cs="Times New Roman"/>
+          <w:lang w:val="es-HN"/>
+        </w:rPr>
+        <w:t xml:space="preserve"> y el árbol de decisión se posicionaron con valores similares; los hallazgos anteriores pueden consultarse en la tabla 3 continuación.</w:t>
+      </w:r>
+    </w:p>
+    <w:p>
+      <w:pPr>
+        <w:rPr>
+          <w:rFonts w:ascii="Times New Roman" w:hAnsi="Times New Roman" w:cs="Times New Roman"/>
+          <w:b/>
+          <w:bCs/>
+          <w:lang w:val="es-HN"/>
+        </w:rPr>
+      </w:pPr>
+      <w:r>
+        <w:rPr>
+          <w:rFonts w:ascii="Times New Roman" w:hAnsi="Times New Roman" w:cs="Times New Roman"/>
+          <w:b/>
+          <w:bCs/>
+          <w:lang w:val="es-HN"/>
+        </w:rPr>
+        <w:t xml:space="preserve">Tabla 3. </w:t>
+      </w:r>
+      <w:r>
+        <w:rPr>
+          <w:rFonts w:ascii="Times New Roman" w:hAnsi="Times New Roman" w:cs="Times New Roman"/>
+          <w:b/>
+          <w:bCs/>
+          <w:lang w:val="es-HN"/>
+        </w:rPr>
+        <w:t>M</w:t>
+      </w:r>
+      <w:r>
+        <w:rPr>
+          <w:rFonts w:ascii="Times New Roman" w:hAnsi="Times New Roman" w:cs="Times New Roman"/>
+          <w:b/>
+          <w:bCs/>
+          <w:lang w:val="es-HN"/>
+        </w:rPr>
+        <w:t>étricas</w:t>
+      </w:r>
+      <w:r>
+        <w:rPr>
+          <w:rFonts w:ascii="Times New Roman" w:hAnsi="Times New Roman" w:cs="Times New Roman"/>
+          <w:b/>
+          <w:bCs/>
+          <w:lang w:val="es-HN"/>
+        </w:rPr>
+        <w:t xml:space="preserve"> de desempeño modelos especificados</w:t>
+      </w:r>
+    </w:p>
+    <w:tbl>
+      <w:tblPr>
+        <w:tblpPr w:leftFromText="180" w:rightFromText="180" w:vertAnchor="text" w:horzAnchor="margin" w:tblpXSpec="center" w:tblpY="14"/>
+        <w:tblW w:w="4876" w:type="dxa"/>
+        <w:tblLook w:val="04A0" w:firstRow="1" w:lastRow="0" w:firstColumn="1" w:lastColumn="0" w:noHBand="0" w:noVBand="1"/>
+      </w:tblPr>
+      <w:tblGrid>
+        <w:gridCol w:w="1822"/>
+        <w:gridCol w:w="1059"/>
+        <w:gridCol w:w="960"/>
+        <w:gridCol w:w="1035"/>
+      </w:tblGrid>
+      <w:tr>
+        <w:trPr>
+          <w:trHeight w:val="300"/>
+        </w:trPr>
+        <w:tc>
+          <w:tcPr>
+            <w:tcW w:w="1822" w:type="dxa"/>
+            <w:tcBorders>
+              <w:top w:val="single" w:sz="4" w:space="0" w:color="auto"/>
+              <w:left w:val="nil"/>
+              <w:bottom w:val="double" w:sz="6" w:space="0" w:color="auto"/>
+              <w:right w:val="nil"/>
+            </w:tcBorders>
+            <w:noWrap/>
+            <w:vAlign w:val="bottom"/>
+            <w:hideMark/>
+          </w:tcPr>
+          <w:p>
+            <w:pPr>
+              <w:jc w:val="center"/>
+              <w:rPr>
+                <w:rFonts w:ascii="Times New Roman" w:hAnsi="Times New Roman" w:cs="Times New Roman"/>
+                <w:color w:val="000000"/>
+                <w:lang w:val="en-US"/>
+              </w:rPr>
+            </w:pPr>
+            <w:r>
+              <w:rPr>
+                <w:rFonts w:ascii="Times New Roman" w:hAnsi="Times New Roman" w:cs="Times New Roman"/>
+                <w:color w:val="000000"/>
+              </w:rPr>
+              <w:t>Modelo</w:t>
+            </w:r>
+          </w:p>
+        </w:tc>
+        <w:tc>
+          <w:tcPr>
+            <w:tcW w:w="1059" w:type="dxa"/>
+            <w:tcBorders>
+              <w:top w:val="single" w:sz="4" w:space="0" w:color="auto"/>
+              <w:left w:val="nil"/>
+              <w:bottom w:val="double" w:sz="6" w:space="0" w:color="auto"/>
+              <w:right w:val="nil"/>
+            </w:tcBorders>
+            <w:noWrap/>
+            <w:vAlign w:val="bottom"/>
+            <w:hideMark/>
+          </w:tcPr>
+          <w:p>
+            <w:pPr>
+              <w:jc w:val="center"/>
+              <w:rPr>
+                <w:rFonts w:ascii="Times New Roman" w:hAnsi="Times New Roman" w:cs="Times New Roman"/>
+                <w:color w:val="000000"/>
+              </w:rPr>
+            </w:pPr>
+            <w:proofErr w:type="spellStart"/>
+            <w:r>
+              <w:rPr>
+                <w:rFonts w:ascii="Times New Roman" w:hAnsi="Times New Roman" w:cs="Times New Roman"/>
+                <w:color w:val="000000"/>
+              </w:rPr>
+              <w:t>Accuracy</w:t>
+            </w:r>
+            <w:proofErr w:type="spellEnd"/>
+          </w:p>
+        </w:tc>
+        <w:tc>
+          <w:tcPr>
+            <w:tcW w:w="960" w:type="dxa"/>
+            <w:tcBorders>
+              <w:top w:val="single" w:sz="4" w:space="0" w:color="auto"/>
+              <w:left w:val="nil"/>
+              <w:bottom w:val="double" w:sz="6" w:space="0" w:color="auto"/>
+              <w:right w:val="nil"/>
+            </w:tcBorders>
+            <w:noWrap/>
+            <w:vAlign w:val="bottom"/>
+            <w:hideMark/>
+          </w:tcPr>
+          <w:p>
+            <w:pPr>
+              <w:jc w:val="center"/>
+              <w:rPr>
+                <w:rFonts w:ascii="Times New Roman" w:hAnsi="Times New Roman" w:cs="Times New Roman"/>
+                <w:color w:val="000000"/>
+              </w:rPr>
+            </w:pPr>
+            <w:proofErr w:type="spellStart"/>
+            <w:r>
+              <w:rPr>
+                <w:rFonts w:ascii="Times New Roman" w:hAnsi="Times New Roman" w:cs="Times New Roman"/>
+                <w:color w:val="000000"/>
+              </w:rPr>
+              <w:t>Recall</w:t>
+            </w:r>
+            <w:proofErr w:type="spellEnd"/>
+          </w:p>
+        </w:tc>
+        <w:tc>
+          <w:tcPr>
+            <w:tcW w:w="1035" w:type="dxa"/>
+            <w:tcBorders>
+              <w:top w:val="single" w:sz="4" w:space="0" w:color="auto"/>
+              <w:left w:val="nil"/>
+              <w:bottom w:val="double" w:sz="6" w:space="0" w:color="auto"/>
+              <w:right w:val="nil"/>
+            </w:tcBorders>
+            <w:noWrap/>
+            <w:vAlign w:val="bottom"/>
+            <w:hideMark/>
+          </w:tcPr>
+          <w:p>
+            <w:pPr>
+              <w:jc w:val="center"/>
+              <w:rPr>
+                <w:rFonts w:ascii="Times New Roman" w:hAnsi="Times New Roman" w:cs="Times New Roman"/>
+                <w:color w:val="000000"/>
+              </w:rPr>
+            </w:pPr>
+            <w:proofErr w:type="spellStart"/>
+            <w:r>
+              <w:rPr>
+                <w:rFonts w:ascii="Times New Roman" w:hAnsi="Times New Roman" w:cs="Times New Roman"/>
+                <w:color w:val="000000"/>
+              </w:rPr>
+              <w:t>Precision</w:t>
+            </w:r>
+            <w:proofErr w:type="spellEnd"/>
+          </w:p>
+        </w:tc>
+      </w:tr>
+      <w:tr>
+        <w:trPr>
+          <w:trHeight w:val="300"/>
+        </w:trPr>
+        <w:tc>
+          <w:tcPr>
+            <w:tcW w:w="1822" w:type="dxa"/>
+            <w:tcBorders>
+              <w:top w:val="nil"/>
+              <w:left w:val="nil"/>
+              <w:bottom w:val="nil"/>
+              <w:right w:val="nil"/>
+            </w:tcBorders>
+            <w:noWrap/>
+            <w:vAlign w:val="bottom"/>
+            <w:hideMark/>
+          </w:tcPr>
+          <w:p>
+            <w:pPr>
+              <w:jc w:val="center"/>
+              <w:rPr>
+                <w:rFonts w:ascii="Times New Roman" w:hAnsi="Times New Roman" w:cs="Times New Roman"/>
+                <w:color w:val="000000"/>
+              </w:rPr>
+            </w:pPr>
+            <w:proofErr w:type="spellStart"/>
+            <w:r>
+              <w:rPr>
+                <w:rFonts w:ascii="Times New Roman" w:hAnsi="Times New Roman" w:cs="Times New Roman"/>
+                <w:color w:val="000000"/>
+              </w:rPr>
+              <w:t>Logit</w:t>
+            </w:r>
+            <w:proofErr w:type="spellEnd"/>
+          </w:p>
+        </w:tc>
+        <w:tc>
+          <w:tcPr>
+            <w:tcW w:w="1059" w:type="dxa"/>
+            <w:tcBorders>
+              <w:top w:val="nil"/>
+              <w:left w:val="nil"/>
+              <w:bottom w:val="nil"/>
+              <w:right w:val="nil"/>
+            </w:tcBorders>
+            <w:noWrap/>
+            <w:vAlign w:val="bottom"/>
+            <w:hideMark/>
+          </w:tcPr>
+          <w:p>
+            <w:pPr>
+              <w:jc w:val="center"/>
+              <w:rPr>
+                <w:rFonts w:ascii="Times New Roman" w:hAnsi="Times New Roman" w:cs="Times New Roman"/>
+                <w:color w:val="000000"/>
+              </w:rPr>
+            </w:pPr>
+            <w:r>
+              <w:rPr>
+                <w:rFonts w:ascii="Times New Roman" w:hAnsi="Times New Roman" w:cs="Times New Roman"/>
+                <w:color w:val="000000"/>
+              </w:rPr>
+              <w:t>0.6481</w:t>
+            </w:r>
+          </w:p>
+        </w:tc>
+        <w:tc>
+          <w:tcPr>
+            <w:tcW w:w="960" w:type="dxa"/>
+            <w:tcBorders>
+              <w:top w:val="nil"/>
+              <w:left w:val="nil"/>
+              <w:bottom w:val="nil"/>
+              <w:right w:val="nil"/>
+            </w:tcBorders>
+            <w:noWrap/>
+            <w:vAlign w:val="bottom"/>
+            <w:hideMark/>
+          </w:tcPr>
+          <w:p>
+            <w:pPr>
+              <w:jc w:val="center"/>
+              <w:rPr>
+                <w:rFonts w:ascii="Times New Roman" w:hAnsi="Times New Roman" w:cs="Times New Roman"/>
+                <w:color w:val="000000"/>
+              </w:rPr>
+            </w:pPr>
+            <w:r>
+              <w:rPr>
+                <w:rFonts w:ascii="Times New Roman" w:hAnsi="Times New Roman" w:cs="Times New Roman"/>
+                <w:color w:val="000000"/>
+              </w:rPr>
+              <w:t>0.5984</w:t>
+            </w:r>
+          </w:p>
+        </w:tc>
+        <w:tc>
+          <w:tcPr>
+            <w:tcW w:w="1035" w:type="dxa"/>
+            <w:tcBorders>
+              <w:top w:val="nil"/>
+              <w:left w:val="nil"/>
+              <w:bottom w:val="nil"/>
+              <w:right w:val="nil"/>
+            </w:tcBorders>
+            <w:noWrap/>
+            <w:vAlign w:val="bottom"/>
+            <w:hideMark/>
+          </w:tcPr>
+          <w:p>
+            <w:pPr>
+              <w:jc w:val="center"/>
+              <w:rPr>
+                <w:rFonts w:ascii="Times New Roman" w:hAnsi="Times New Roman" w:cs="Times New Roman"/>
+                <w:color w:val="000000"/>
+              </w:rPr>
+            </w:pPr>
+            <w:r>
+              <w:rPr>
+                <w:rFonts w:ascii="Times New Roman" w:hAnsi="Times New Roman" w:cs="Times New Roman"/>
+                <w:color w:val="000000"/>
+              </w:rPr>
+              <w:t>0.6159</w:t>
+            </w:r>
+          </w:p>
+        </w:tc>
+      </w:tr>
+      <w:tr>
+        <w:trPr>
+          <w:trHeight w:val="290"/>
+        </w:trPr>
+        <w:tc>
+          <w:tcPr>
+            <w:tcW w:w="1822" w:type="dxa"/>
+            <w:tcBorders>
+              <w:top w:val="nil"/>
+              <w:left w:val="nil"/>
+              <w:bottom w:val="nil"/>
+              <w:right w:val="nil"/>
+            </w:tcBorders>
+            <w:noWrap/>
+            <w:vAlign w:val="bottom"/>
+            <w:hideMark/>
+          </w:tcPr>
+          <w:p>
+            <w:pPr>
+              <w:jc w:val="center"/>
+              <w:rPr>
+                <w:rFonts w:ascii="Times New Roman" w:hAnsi="Times New Roman" w:cs="Times New Roman"/>
+                <w:color w:val="000000"/>
+              </w:rPr>
+            </w:pPr>
+            <w:r>
+              <w:rPr>
+                <w:rFonts w:ascii="Times New Roman" w:hAnsi="Times New Roman" w:cs="Times New Roman"/>
+                <w:color w:val="000000"/>
+              </w:rPr>
+              <w:t>Lasso</w:t>
+            </w:r>
+          </w:p>
+        </w:tc>
+        <w:tc>
+          <w:tcPr>
+            <w:tcW w:w="1059" w:type="dxa"/>
+            <w:tcBorders>
+              <w:top w:val="nil"/>
+              <w:left w:val="nil"/>
+              <w:bottom w:val="nil"/>
+              <w:right w:val="nil"/>
+            </w:tcBorders>
+            <w:noWrap/>
+            <w:vAlign w:val="bottom"/>
+            <w:hideMark/>
+          </w:tcPr>
+          <w:p>
+            <w:pPr>
+              <w:jc w:val="center"/>
+              <w:rPr>
+                <w:rFonts w:ascii="Times New Roman" w:hAnsi="Times New Roman" w:cs="Times New Roman"/>
+                <w:color w:val="000000"/>
+              </w:rPr>
+            </w:pPr>
+            <w:r>
+              <w:rPr>
+                <w:rFonts w:ascii="Times New Roman" w:hAnsi="Times New Roman" w:cs="Times New Roman"/>
+                <w:color w:val="000000"/>
+              </w:rPr>
+              <w:t>0.6489</w:t>
+            </w:r>
+          </w:p>
+        </w:tc>
+        <w:tc>
+          <w:tcPr>
+            <w:tcW w:w="960" w:type="dxa"/>
+            <w:tcBorders>
+              <w:top w:val="nil"/>
+              <w:left w:val="nil"/>
+              <w:bottom w:val="nil"/>
+              <w:right w:val="nil"/>
+            </w:tcBorders>
+            <w:noWrap/>
+            <w:vAlign w:val="bottom"/>
+            <w:hideMark/>
+          </w:tcPr>
+          <w:p>
+            <w:pPr>
+              <w:jc w:val="center"/>
+              <w:rPr>
+                <w:rFonts w:ascii="Times New Roman" w:hAnsi="Times New Roman" w:cs="Times New Roman"/>
+                <w:color w:val="000000"/>
+              </w:rPr>
+            </w:pPr>
+            <w:r>
+              <w:rPr>
+                <w:rFonts w:ascii="Times New Roman" w:hAnsi="Times New Roman" w:cs="Times New Roman"/>
+                <w:color w:val="000000"/>
+              </w:rPr>
+              <w:t>0.5986</w:t>
+            </w:r>
+          </w:p>
+        </w:tc>
+        <w:tc>
+          <w:tcPr>
+            <w:tcW w:w="1035" w:type="dxa"/>
+            <w:tcBorders>
+              <w:top w:val="nil"/>
+              <w:left w:val="nil"/>
+              <w:bottom w:val="nil"/>
+              <w:right w:val="nil"/>
+            </w:tcBorders>
+            <w:noWrap/>
+            <w:vAlign w:val="bottom"/>
+            <w:hideMark/>
+          </w:tcPr>
+          <w:p>
+            <w:pPr>
+              <w:jc w:val="center"/>
+              <w:rPr>
+                <w:rFonts w:ascii="Times New Roman" w:hAnsi="Times New Roman" w:cs="Times New Roman"/>
+                <w:color w:val="000000"/>
+              </w:rPr>
+            </w:pPr>
+            <w:r>
+              <w:rPr>
+                <w:rFonts w:ascii="Times New Roman" w:hAnsi="Times New Roman" w:cs="Times New Roman"/>
+                <w:color w:val="000000"/>
+              </w:rPr>
+              <w:t>0.6170</w:t>
+            </w:r>
+          </w:p>
+        </w:tc>
+      </w:tr>
+      <w:tr>
+        <w:trPr>
+          <w:trHeight w:val="290"/>
+        </w:trPr>
+        <w:tc>
+          <w:tcPr>
+            <w:tcW w:w="1822" w:type="dxa"/>
+            <w:tcBorders>
+              <w:top w:val="nil"/>
+              <w:left w:val="nil"/>
+              <w:bottom w:val="nil"/>
+              <w:right w:val="nil"/>
+            </w:tcBorders>
+            <w:noWrap/>
+            <w:vAlign w:val="bottom"/>
+            <w:hideMark/>
+          </w:tcPr>
+          <w:p>
+            <w:pPr>
+              <w:jc w:val="center"/>
+              <w:rPr>
+                <w:rFonts w:ascii="Times New Roman" w:hAnsi="Times New Roman" w:cs="Times New Roman"/>
+                <w:color w:val="000000"/>
+              </w:rPr>
+            </w:pPr>
+            <w:r>
+              <w:rPr>
+                <w:rFonts w:ascii="Times New Roman" w:hAnsi="Times New Roman" w:cs="Times New Roman"/>
+                <w:color w:val="000000"/>
+              </w:rPr>
+              <w:t>Ridge</w:t>
+            </w:r>
+          </w:p>
+        </w:tc>
+        <w:tc>
+          <w:tcPr>
+            <w:tcW w:w="1059" w:type="dxa"/>
+            <w:tcBorders>
+              <w:top w:val="nil"/>
+              <w:left w:val="nil"/>
+              <w:bottom w:val="nil"/>
+              <w:right w:val="nil"/>
+            </w:tcBorders>
+            <w:noWrap/>
+            <w:vAlign w:val="bottom"/>
+            <w:hideMark/>
+          </w:tcPr>
+          <w:p>
+            <w:pPr>
+              <w:jc w:val="center"/>
+              <w:rPr>
+                <w:rFonts w:ascii="Times New Roman" w:hAnsi="Times New Roman" w:cs="Times New Roman"/>
+                <w:color w:val="000000"/>
+              </w:rPr>
+            </w:pPr>
+            <w:r>
+              <w:rPr>
+                <w:rFonts w:ascii="Times New Roman" w:hAnsi="Times New Roman" w:cs="Times New Roman"/>
+                <w:color w:val="000000"/>
+              </w:rPr>
+              <w:t>0.6477</w:t>
+            </w:r>
+          </w:p>
+        </w:tc>
+        <w:tc>
+          <w:tcPr>
+            <w:tcW w:w="960" w:type="dxa"/>
+            <w:tcBorders>
+              <w:top w:val="nil"/>
+              <w:left w:val="nil"/>
+              <w:bottom w:val="nil"/>
+              <w:right w:val="nil"/>
+            </w:tcBorders>
+            <w:noWrap/>
+            <w:vAlign w:val="bottom"/>
+            <w:hideMark/>
+          </w:tcPr>
+          <w:p>
+            <w:pPr>
+              <w:jc w:val="center"/>
+              <w:rPr>
+                <w:rFonts w:ascii="Times New Roman" w:hAnsi="Times New Roman" w:cs="Times New Roman"/>
+                <w:color w:val="000000"/>
+              </w:rPr>
+            </w:pPr>
+            <w:r>
+              <w:rPr>
+                <w:rFonts w:ascii="Times New Roman" w:hAnsi="Times New Roman" w:cs="Times New Roman"/>
+                <w:color w:val="000000"/>
+              </w:rPr>
+              <w:t>0.5982</w:t>
+            </w:r>
+          </w:p>
+        </w:tc>
+        <w:tc>
+          <w:tcPr>
+            <w:tcW w:w="1035" w:type="dxa"/>
+            <w:tcBorders>
+              <w:top w:val="nil"/>
+              <w:left w:val="nil"/>
+              <w:bottom w:val="nil"/>
+              <w:right w:val="nil"/>
+            </w:tcBorders>
+            <w:noWrap/>
+            <w:vAlign w:val="bottom"/>
+            <w:hideMark/>
+          </w:tcPr>
+          <w:p>
+            <w:pPr>
+              <w:jc w:val="center"/>
+              <w:rPr>
+                <w:rFonts w:ascii="Times New Roman" w:hAnsi="Times New Roman" w:cs="Times New Roman"/>
+                <w:color w:val="000000"/>
+              </w:rPr>
+            </w:pPr>
+            <w:r>
+              <w:rPr>
+                <w:rFonts w:ascii="Times New Roman" w:hAnsi="Times New Roman" w:cs="Times New Roman"/>
+                <w:color w:val="000000"/>
+              </w:rPr>
+              <w:t>0.6154</w:t>
+            </w:r>
+          </w:p>
+        </w:tc>
+      </w:tr>
+      <w:tr>
+        <w:trPr>
+          <w:trHeight w:val="290"/>
+        </w:trPr>
+        <w:tc>
+          <w:tcPr>
+            <w:tcW w:w="1822" w:type="dxa"/>
+            <w:tcBorders>
+              <w:top w:val="nil"/>
+              <w:left w:val="nil"/>
+              <w:bottom w:val="nil"/>
+              <w:right w:val="nil"/>
+            </w:tcBorders>
+            <w:noWrap/>
+            <w:vAlign w:val="bottom"/>
+            <w:hideMark/>
+          </w:tcPr>
+          <w:p>
+            <w:pPr>
+              <w:jc w:val="center"/>
+              <w:rPr>
+                <w:rFonts w:ascii="Times New Roman" w:hAnsi="Times New Roman" w:cs="Times New Roman"/>
+                <w:color w:val="000000"/>
+              </w:rPr>
+            </w:pPr>
+            <w:r>
+              <w:rPr>
+                <w:rFonts w:ascii="Times New Roman" w:hAnsi="Times New Roman" w:cs="Times New Roman"/>
+                <w:color w:val="000000"/>
+              </w:rPr>
+              <w:t>KNN</w:t>
+            </w:r>
+          </w:p>
+        </w:tc>
+        <w:tc>
+          <w:tcPr>
+            <w:tcW w:w="1059" w:type="dxa"/>
+            <w:tcBorders>
+              <w:top w:val="nil"/>
+              <w:left w:val="nil"/>
+              <w:bottom w:val="nil"/>
+              <w:right w:val="nil"/>
+            </w:tcBorders>
+            <w:noWrap/>
+            <w:vAlign w:val="bottom"/>
+            <w:hideMark/>
+          </w:tcPr>
+          <w:p>
+            <w:pPr>
+              <w:jc w:val="center"/>
+              <w:rPr>
+                <w:rFonts w:ascii="Times New Roman" w:hAnsi="Times New Roman" w:cs="Times New Roman"/>
+                <w:color w:val="000000"/>
+              </w:rPr>
+            </w:pPr>
+            <w:r>
+              <w:rPr>
+                <w:rFonts w:ascii="Times New Roman" w:hAnsi="Times New Roman" w:cs="Times New Roman"/>
+                <w:color w:val="000000"/>
+              </w:rPr>
+              <w:t>0.6290</w:t>
+            </w:r>
+          </w:p>
+        </w:tc>
+        <w:tc>
+          <w:tcPr>
+            <w:tcW w:w="960" w:type="dxa"/>
+            <w:tcBorders>
+              <w:top w:val="nil"/>
+              <w:left w:val="nil"/>
+              <w:bottom w:val="nil"/>
+              <w:right w:val="nil"/>
+            </w:tcBorders>
+            <w:noWrap/>
+            <w:vAlign w:val="bottom"/>
+            <w:hideMark/>
+          </w:tcPr>
+          <w:p>
+            <w:pPr>
+              <w:jc w:val="center"/>
+              <w:rPr>
+                <w:rFonts w:ascii="Times New Roman" w:hAnsi="Times New Roman" w:cs="Times New Roman"/>
+                <w:color w:val="000000"/>
+              </w:rPr>
+            </w:pPr>
+            <w:r>
+              <w:rPr>
+                <w:rFonts w:ascii="Times New Roman" w:hAnsi="Times New Roman" w:cs="Times New Roman"/>
+                <w:color w:val="000000"/>
+              </w:rPr>
+              <w:t>0.6033</w:t>
+            </w:r>
+          </w:p>
+        </w:tc>
+        <w:tc>
+          <w:tcPr>
+            <w:tcW w:w="1035" w:type="dxa"/>
+            <w:tcBorders>
+              <w:top w:val="nil"/>
+              <w:left w:val="nil"/>
+              <w:bottom w:val="nil"/>
+              <w:right w:val="nil"/>
+            </w:tcBorders>
+            <w:noWrap/>
+            <w:vAlign w:val="bottom"/>
+            <w:hideMark/>
+          </w:tcPr>
+          <w:p>
+            <w:pPr>
+              <w:jc w:val="center"/>
+              <w:rPr>
+                <w:rFonts w:ascii="Times New Roman" w:hAnsi="Times New Roman" w:cs="Times New Roman"/>
+                <w:color w:val="000000"/>
+              </w:rPr>
+            </w:pPr>
+            <w:r>
+              <w:rPr>
+                <w:rFonts w:ascii="Times New Roman" w:hAnsi="Times New Roman" w:cs="Times New Roman"/>
+                <w:color w:val="000000"/>
+              </w:rPr>
+              <w:t>0.5895</w:t>
+            </w:r>
+          </w:p>
+        </w:tc>
+      </w:tr>
+      <w:tr>
+        <w:trPr>
+          <w:trHeight w:val="300"/>
+        </w:trPr>
+        <w:tc>
+          <w:tcPr>
+            <w:tcW w:w="1822" w:type="dxa"/>
+            <w:tcBorders>
+              <w:top w:val="nil"/>
+              <w:left w:val="nil"/>
+              <w:bottom w:val="single" w:sz="8" w:space="0" w:color="auto"/>
+              <w:right w:val="nil"/>
+            </w:tcBorders>
+            <w:noWrap/>
+            <w:vAlign w:val="bottom"/>
+            <w:hideMark/>
+          </w:tcPr>
+          <w:p>
+            <w:pPr>
+              <w:jc w:val="center"/>
+              <w:rPr>
+                <w:rFonts w:ascii="Times New Roman" w:hAnsi="Times New Roman" w:cs="Times New Roman"/>
+                <w:color w:val="000000"/>
+              </w:rPr>
+            </w:pPr>
+            <w:proofErr w:type="spellStart"/>
+            <w:r>
+              <w:rPr>
+                <w:rFonts w:ascii="Times New Roman" w:hAnsi="Times New Roman" w:cs="Times New Roman"/>
+                <w:color w:val="000000"/>
+              </w:rPr>
+              <w:t>Arbol</w:t>
+            </w:r>
+            <w:proofErr w:type="spellEnd"/>
+            <w:r>
+              <w:rPr>
+                <w:rFonts w:ascii="Times New Roman" w:hAnsi="Times New Roman" w:cs="Times New Roman"/>
+                <w:color w:val="000000"/>
+              </w:rPr>
+              <w:t xml:space="preserve"> de </w:t>
+            </w:r>
+            <w:proofErr w:type="spellStart"/>
+            <w:r>
+              <w:rPr>
+                <w:rFonts w:ascii="Times New Roman" w:hAnsi="Times New Roman" w:cs="Times New Roman"/>
+                <w:color w:val="000000"/>
+              </w:rPr>
+              <w:t>decision</w:t>
+            </w:r>
+            <w:proofErr w:type="spellEnd"/>
+          </w:p>
+        </w:tc>
+        <w:tc>
+          <w:tcPr>
+            <w:tcW w:w="1059" w:type="dxa"/>
+            <w:tcBorders>
+              <w:top w:val="nil"/>
+              <w:left w:val="nil"/>
+              <w:bottom w:val="single" w:sz="8" w:space="0" w:color="auto"/>
+              <w:right w:val="nil"/>
+            </w:tcBorders>
+            <w:noWrap/>
+            <w:vAlign w:val="bottom"/>
+            <w:hideMark/>
+          </w:tcPr>
+          <w:p>
+            <w:pPr>
+              <w:jc w:val="center"/>
+              <w:rPr>
+                <w:rFonts w:ascii="Times New Roman" w:hAnsi="Times New Roman" w:cs="Times New Roman"/>
+                <w:color w:val="000000"/>
+              </w:rPr>
+            </w:pPr>
+            <w:r>
+              <w:rPr>
+                <w:rFonts w:ascii="Times New Roman" w:hAnsi="Times New Roman" w:cs="Times New Roman"/>
+                <w:color w:val="000000"/>
+              </w:rPr>
+              <w:t>0.6624</w:t>
+            </w:r>
+          </w:p>
+        </w:tc>
+        <w:tc>
+          <w:tcPr>
+            <w:tcW w:w="960" w:type="dxa"/>
+            <w:tcBorders>
+              <w:top w:val="nil"/>
+              <w:left w:val="nil"/>
+              <w:bottom w:val="single" w:sz="8" w:space="0" w:color="auto"/>
+              <w:right w:val="nil"/>
+            </w:tcBorders>
+            <w:noWrap/>
+            <w:vAlign w:val="bottom"/>
+            <w:hideMark/>
+          </w:tcPr>
+          <w:p>
+            <w:pPr>
+              <w:jc w:val="center"/>
+              <w:rPr>
+                <w:rFonts w:ascii="Times New Roman" w:hAnsi="Times New Roman" w:cs="Times New Roman"/>
+                <w:color w:val="000000"/>
+              </w:rPr>
+            </w:pPr>
+            <w:r>
+              <w:rPr>
+                <w:rFonts w:ascii="Times New Roman" w:hAnsi="Times New Roman" w:cs="Times New Roman"/>
+                <w:color w:val="000000"/>
+              </w:rPr>
+              <w:t>0.6767</w:t>
+            </w:r>
+          </w:p>
+        </w:tc>
+        <w:tc>
+          <w:tcPr>
+            <w:tcW w:w="1035" w:type="dxa"/>
+            <w:tcBorders>
+              <w:top w:val="nil"/>
+              <w:left w:val="nil"/>
+              <w:bottom w:val="single" w:sz="8" w:space="0" w:color="auto"/>
+              <w:right w:val="nil"/>
+            </w:tcBorders>
+            <w:noWrap/>
+            <w:vAlign w:val="bottom"/>
+            <w:hideMark/>
+          </w:tcPr>
+          <w:p>
+            <w:pPr>
+              <w:jc w:val="center"/>
+              <w:rPr>
+                <w:rFonts w:ascii="Times New Roman" w:hAnsi="Times New Roman" w:cs="Times New Roman"/>
+                <w:color w:val="000000"/>
+              </w:rPr>
+            </w:pPr>
+            <w:r>
+              <w:rPr>
+                <w:rFonts w:ascii="Times New Roman" w:hAnsi="Times New Roman" w:cs="Times New Roman"/>
+                <w:color w:val="000000"/>
+              </w:rPr>
+              <w:t>0.6170</w:t>
+            </w:r>
+          </w:p>
+        </w:tc>
+      </w:tr>
+    </w:tbl>
+    <w:p>
+      <w:pPr>
+        <w:rPr>
+          <w:rFonts w:ascii="Times New Roman" w:hAnsi="Times New Roman" w:cs="Times New Roman"/>
+          <w:b/>
+          <w:bCs/>
+          <w:lang w:val="es-HN"/>
+        </w:rPr>
+      </w:pPr>
+    </w:p>
+    <w:p>
+      <w:pPr>
+        <w:rPr>
+          <w:rFonts w:ascii="Times New Roman" w:hAnsi="Times New Roman" w:cs="Times New Roman"/>
+          <w:lang w:val="es-HN"/>
+        </w:rPr>
+      </w:pPr>
+    </w:p>
+    <w:p>
+      <w:pPr>
+        <w:rPr>
+          <w:rFonts w:ascii="Times New Roman" w:hAnsi="Times New Roman" w:cs="Times New Roman"/>
+          <w:lang w:val="es-HN"/>
+        </w:rPr>
+      </w:pPr>
+    </w:p>
+    <w:p>
+      <w:pPr>
+        <w:rPr>
+          <w:rFonts w:ascii="Times New Roman" w:hAnsi="Times New Roman" w:cs="Times New Roman"/>
+          <w:lang w:val="es-HN"/>
+        </w:rPr>
+      </w:pPr>
+    </w:p>
+    <w:p>
+      <w:pPr>
+        <w:rPr>
+          <w:rFonts w:ascii="Times New Roman" w:hAnsi="Times New Roman" w:cs="Times New Roman"/>
+          <w:lang w:val="es-HN"/>
+        </w:rPr>
+      </w:pPr>
+    </w:p>
+    <w:p>
+      <w:pPr>
+        <w:rPr>
+          <w:rFonts w:ascii="Times New Roman" w:hAnsi="Times New Roman" w:cs="Times New Roman"/>
+          <w:lang w:val="es-HN"/>
+        </w:rPr>
+      </w:pPr>
+    </w:p>
+    <w:p>
+      <w:pPr>
+        <w:rPr>
+          <w:rFonts w:ascii="Times New Roman" w:hAnsi="Times New Roman" w:cs="Times New Roman"/>
+          <w:lang w:val="es-HN"/>
+        </w:rPr>
+      </w:pPr>
+    </w:p>
+    <w:p>
+      <w:pPr>
+        <w:rPr>
+          <w:rFonts w:ascii="Times New Roman" w:hAnsi="Times New Roman" w:cs="Times New Roman"/>
+          <w:lang w:val="es-HN"/>
+        </w:rPr>
+      </w:pPr>
+      <w:r>
+        <w:rPr>
+          <w:rFonts w:ascii="Times New Roman" w:hAnsi="Times New Roman" w:cs="Times New Roman"/>
+          <w:lang w:val="es-HN"/>
+        </w:rPr>
+        <w:drawing>
+          <wp:anchor distT="0" distB="0" distL="114300" distR="114300" simplePos="0" relativeHeight="251661312" behindDoc="1" locked="0" layoutInCell="1" allowOverlap="1" wp14:anchorId="2EDEDCA2" wp14:editId="1C0CAD0F">
+            <wp:simplePos x="0" y="0"/>
+            <wp:positionH relativeFrom="margin">
+              <wp:posOffset>274194</wp:posOffset>
+            </wp:positionH>
+            <wp:positionV relativeFrom="paragraph">
+              <wp:posOffset>1154671</wp:posOffset>
+            </wp:positionV>
+            <wp:extent cx="4909399" cy="3656294"/>
+            <wp:effectExtent l="0" t="0" r="5715" b="1905"/>
+            <wp:wrapTight wrapText="bothSides">
+              <wp:wrapPolygon edited="0">
+                <wp:start x="0" y="0"/>
+                <wp:lineTo x="0" y="21499"/>
+                <wp:lineTo x="21541" y="21499"/>
+                <wp:lineTo x="21541" y="0"/>
+                <wp:lineTo x="0" y="0"/>
+              </wp:wrapPolygon>
+            </wp:wrapTight>
+            <wp:docPr id="839272816" name="Picture 1" descr="A graph with lines and numbers&#10;&#10;AI-generated content may be incorrect."/>
+            <wp:cNvGraphicFramePr>
+              <a:graphicFrameLocks xmlns:a="http://schemas.openxmlformats.org/drawingml/2006/main" noChangeAspect="1"/>
+            </wp:cNvGraphicFramePr>
+            <a:graphic xmlns:a="http://schemas.openxmlformats.org/drawingml/2006/main">
+              <a:graphicData uri="http://schemas.openxmlformats.org/drawingml/2006/picture">
+                <pic:pic xmlns:pic="http://schemas.openxmlformats.org/drawingml/2006/picture">
+                  <pic:nvPicPr>
+                    <pic:cNvPr id="839272816" name="Picture 1" descr="A graph with lines and numbers&#10;&#10;AI-generated content may be incorrect."/>
+                    <pic:cNvPicPr/>
+                  </pic:nvPicPr>
+                  <pic:blipFill>
+                    <a:blip r:embed="rId14">
+                      <a:extLst>
+                        <a:ext uri="{28A0092B-C50C-407E-A947-70E740481C1C}">
+                          <a14:useLocalDpi xmlns:a14="http://schemas.microsoft.com/office/drawing/2010/main" val="0"/>
+                        </a:ext>
+                      </a:extLst>
+                    </a:blip>
+                    <a:stretch>
+                      <a:fillRect/>
+                    </a:stretch>
+                  </pic:blipFill>
+                  <pic:spPr>
+                    <a:xfrm>
+                      <a:off x="0" y="0"/>
+                      <a:ext cx="4909399" cy="3656294"/>
+                    </a:xfrm>
+                    <a:prstGeom prst="rect">
+                      <a:avLst/>
+                    </a:prstGeom>
+                  </pic:spPr>
+                </pic:pic>
+              </a:graphicData>
+            </a:graphic>
+            <wp14:sizeRelH relativeFrom="margin">
+              <wp14:pctWidth>0</wp14:pctWidth>
+            </wp14:sizeRelH>
+            <wp14:sizeRelV relativeFrom="margin">
+              <wp14:pctHeight>0</wp14:pctHeight>
+            </wp14:sizeRelV>
+          </wp:anchor>
+        </w:drawing>
+      </w:r>
+      <w:r>
+        <w:rPr>
+          <w:rFonts w:ascii="Times New Roman" w:hAnsi="Times New Roman" w:cs="Times New Roman"/>
+          <w:lang w:val="es-HN"/>
+        </w:rPr>
+        <w:t xml:space="preserve">Como medida adicional para observar el comportamiento de los modelos se graficaron sus respectivas curvas ROC observándose el mejor desempeño del árbol de decisión con un AUC de 0.72 el </w:t>
+      </w:r>
+      <w:proofErr w:type="spellStart"/>
+      <w:r>
+        <w:rPr>
+          <w:rFonts w:ascii="Times New Roman" w:hAnsi="Times New Roman" w:cs="Times New Roman"/>
+          <w:lang w:val="es-HN"/>
+        </w:rPr>
+        <w:t>mas</w:t>
+      </w:r>
+      <w:proofErr w:type="spellEnd"/>
+      <w:r>
+        <w:rPr>
+          <w:rFonts w:ascii="Times New Roman" w:hAnsi="Times New Roman" w:cs="Times New Roman"/>
+          <w:lang w:val="es-HN"/>
+        </w:rPr>
+        <w:t xml:space="preserve"> alejado del modelo aleatorio y por tanto la mejor combinación de tasa de verdaderos positivos con tasa de falsos positivos; en segundo lugar, quedaron los modelos </w:t>
+      </w:r>
+      <w:proofErr w:type="spellStart"/>
+      <w:r>
+        <w:rPr>
+          <w:rFonts w:ascii="Times New Roman" w:hAnsi="Times New Roman" w:cs="Times New Roman"/>
+          <w:lang w:val="es-HN"/>
+        </w:rPr>
+        <w:t>logit</w:t>
+      </w:r>
+      <w:proofErr w:type="spellEnd"/>
+      <w:r>
+        <w:rPr>
+          <w:rFonts w:ascii="Times New Roman" w:hAnsi="Times New Roman" w:cs="Times New Roman"/>
+          <w:lang w:val="es-HN"/>
+        </w:rPr>
+        <w:t xml:space="preserve"> con una trayectoria idéntica en línea con lo explicado anteriormente; por ultimo entro el KNN evidenciando de nuevo su rezago en calidad predictiva.</w:t>
+      </w:r>
+    </w:p>
+    <w:p>
+      <w:pPr>
+        <w:rPr>
+          <w:rFonts w:ascii="Times New Roman" w:hAnsi="Times New Roman" w:cs="Times New Roman"/>
+          <w:lang w:val="es-HN"/>
+        </w:rPr>
+      </w:pPr>
+      <w:r>
+        <w:rPr>
+          <w:rFonts w:ascii="Times New Roman" w:hAnsi="Times New Roman" w:cs="Times New Roman"/>
+          <w:lang w:val="es-HN"/>
+        </w:rPr>
+        <w:t xml:space="preserve">Los modelos </w:t>
+      </w:r>
+      <w:proofErr w:type="spellStart"/>
+      <w:r>
+        <w:rPr>
+          <w:rFonts w:ascii="Times New Roman" w:hAnsi="Times New Roman" w:cs="Times New Roman"/>
+          <w:lang w:val="es-HN"/>
+        </w:rPr>
+        <w:t>logit</w:t>
+      </w:r>
+      <w:proofErr w:type="spellEnd"/>
+      <w:r>
+        <w:rPr>
+          <w:rFonts w:ascii="Times New Roman" w:hAnsi="Times New Roman" w:cs="Times New Roman"/>
+          <w:lang w:val="es-HN"/>
+        </w:rPr>
+        <w:t xml:space="preserve"> cuentan con una estructura funcional explicita lo que nos permite hacer inferencia estadística acerca de los impactos de los predictores en la variable dependiente lo que en términos de interpretabilidad es muy útil en la mayoría de contextos;  cuando añadimos penalizaciones LASSO Y Ridge perdemos interpretación causal ya que los coeficientes de estos modelos no son insesgados pero son de ayuda para ver la importancia relativa de nuestros </w:t>
+      </w:r>
+      <w:r>
+        <w:rPr>
+          <w:rFonts w:ascii="Times New Roman" w:hAnsi="Times New Roman" w:cs="Times New Roman"/>
+          <w:lang w:val="es-HN"/>
+        </w:rPr>
+        <w:lastRenderedPageBreak/>
+        <w:t>predictores; en el ejercicio particular tenemos las tablas clásicas de regresión que permiten visualizar los respectivos impactos y la significatividad estadística a la vez que gráficos sobre el poder predictivo aportado por cada variable independiente, sin embargo sus fronteras de decisión al ser lineales solo clasifican un poco mejor que el mero azar.</w:t>
+      </w:r>
+    </w:p>
+    <w:p>
+      <w:pPr>
+        <w:rPr>
+          <w:rFonts w:ascii="Times New Roman" w:hAnsi="Times New Roman" w:cs="Times New Roman"/>
+          <w:lang w:val="es-HN"/>
+        </w:rPr>
+      </w:pPr>
+      <w:r>
+        <w:rPr>
+          <w:rFonts w:ascii="Times New Roman" w:hAnsi="Times New Roman" w:cs="Times New Roman"/>
+          <w:lang w:val="es-HN"/>
+        </w:rPr>
+        <w:t xml:space="preserve">El modelo de vecinos cercanos pierde interpretabilidad al no poseer una forma funcional explicita y depender de la distancia euclídea para realizar la clasificación; este tipo de modelos pueden obtener mejor desempeño que los modelos lineales si las clases a predecir muestran divisiones marcadas lo que no ocurre en el conjunto de datos por lo que las métricas empeoran comparadas con </w:t>
+      </w:r>
+      <w:proofErr w:type="spellStart"/>
+      <w:r>
+        <w:rPr>
+          <w:rFonts w:ascii="Times New Roman" w:hAnsi="Times New Roman" w:cs="Times New Roman"/>
+          <w:lang w:val="es-HN"/>
+        </w:rPr>
+        <w:t>logit</w:t>
+      </w:r>
+      <w:proofErr w:type="spellEnd"/>
+      <w:r>
+        <w:rPr>
+          <w:rFonts w:ascii="Times New Roman" w:hAnsi="Times New Roman" w:cs="Times New Roman"/>
+          <w:lang w:val="es-HN"/>
+        </w:rPr>
+        <w:t xml:space="preserve"> y árboles.</w:t>
+      </w:r>
+    </w:p>
+    <w:p>
+      <w:pPr>
+        <w:rPr>
+          <w:rFonts w:ascii="Times New Roman" w:hAnsi="Times New Roman" w:cs="Times New Roman"/>
+          <w:lang w:val="es-HN"/>
+        </w:rPr>
+      </w:pPr>
+      <w:r>
+        <w:rPr>
+          <w:rFonts w:ascii="Times New Roman" w:hAnsi="Times New Roman" w:cs="Times New Roman"/>
+          <w:lang w:val="es-HN"/>
+        </w:rPr>
+        <w:t>El árbol de decisión a pesar de ser un método no lineal exhibe una estructura grafica bastante atractiva para representar las diferentes instancias de clasificación lo que lo pone en un lugar preponderante en cuanto a interpretabilidad y comunicación de resultados al público no especializado; por otra parte, fue el modelo que obtuvo mejores métricas en el conjunto de validación acentuando su elección como mejor método.</w:t>
+      </w:r>
+    </w:p>
+    <w:p>
+      <w:pPr>
+        <w:rPr>
+          <w:rFonts w:ascii="Times New Roman" w:hAnsi="Times New Roman" w:cs="Times New Roman"/>
+          <w:lang w:val="es-HN"/>
+        </w:rPr>
+      </w:pPr>
+      <w:r>
+        <w:rPr>
+          <w:rFonts w:ascii="Times New Roman" w:hAnsi="Times New Roman" w:cs="Times New Roman"/>
+          <w:lang w:val="es-HN"/>
+        </w:rPr>
+        <w:t xml:space="preserve">En </w:t>
+      </w:r>
+      <w:r>
+        <w:rPr>
+          <w:rFonts w:ascii="Times New Roman" w:hAnsi="Times New Roman" w:cs="Times New Roman"/>
+          <w:lang w:val="es-HN"/>
+        </w:rPr>
+        <w:t>conclusión</w:t>
+      </w:r>
+      <w:r>
+        <w:rPr>
+          <w:rFonts w:ascii="Times New Roman" w:hAnsi="Times New Roman" w:cs="Times New Roman"/>
+          <w:lang w:val="es-HN"/>
+        </w:rPr>
+        <w:t xml:space="preserve">, tenemos que el modelo </w:t>
+      </w:r>
+      <w:r>
+        <w:rPr>
+          <w:rFonts w:ascii="Times New Roman" w:hAnsi="Times New Roman" w:cs="Times New Roman"/>
+          <w:lang w:val="es-HN"/>
+        </w:rPr>
+        <w:t>más</w:t>
+      </w:r>
+      <w:r>
+        <w:rPr>
+          <w:rFonts w:ascii="Times New Roman" w:hAnsi="Times New Roman" w:cs="Times New Roman"/>
+          <w:lang w:val="es-HN"/>
+        </w:rPr>
+        <w:t xml:space="preserve"> balanceado es el árbol de decisión el cual nos brinda además de un rendimiento más alto en casi todas las métricas, una presentación atractiva que permite una interpretación y comunicación más directa incluso por públicos no especializados; este </w:t>
+      </w:r>
+      <w:r>
+        <w:rPr>
+          <w:rFonts w:ascii="Times New Roman" w:hAnsi="Times New Roman" w:cs="Times New Roman"/>
+          <w:lang w:val="es-HN"/>
+        </w:rPr>
+        <w:t>sería</w:t>
+      </w:r>
+      <w:r>
+        <w:rPr>
+          <w:rFonts w:ascii="Times New Roman" w:hAnsi="Times New Roman" w:cs="Times New Roman"/>
+          <w:lang w:val="es-HN"/>
+        </w:rPr>
+        <w:t xml:space="preserve"> el modelo a elegirse en el caso de la implementación de la política de alimentos a grupos vulnerables, en esto nos separamos del análisis del trabajo anterior en el que se optaba por el KNN ya que incluso en la minimización de falsos negativos el árbol resulta superior.</w:t>
+      </w:r>
+    </w:p>
+    <w:p>
+      <w:pPr>
+        <w:rPr>
+          <w:rFonts w:ascii="Times New Roman" w:eastAsia="Courier New" w:hAnsi="Times New Roman" w:cs="Times New Roman"/>
+          <w:sz w:val="24"/>
+          <w:szCs w:val="24"/>
+          <w:lang w:val="es-HN"/>
+        </w:rPr>
+      </w:pPr>
     </w:p>
     <w:sectPr>
       <w:pgSz w:w="11906" w:h="16838"/>
@@ -6399,11 +8917,11 @@
     <w:name w:val="Normal"/>
     <w:qFormat/>
   </w:style>
-  <w:style w:type="paragraph" w:styleId="Ttulo1">
+  <w:style w:type="paragraph" w:styleId="Heading1">
     <w:name w:val="heading 1"/>
     <w:basedOn w:val="Normal"/>
     <w:next w:val="Normal"/>
-    <w:link w:val="Ttulo1Car"/>
+    <w:link w:val="Heading1Char"/>
     <w:uiPriority w:val="9"/>
     <w:qFormat/>
     <w:rsid w:val="00E13912"/>
@@ -6420,11 +8938,11 @@
       <w:szCs w:val="40"/>
     </w:rPr>
   </w:style>
-  <w:style w:type="paragraph" w:styleId="Ttulo2">
+  <w:style w:type="paragraph" w:styleId="Heading2">
     <w:name w:val="heading 2"/>
     <w:basedOn w:val="Normal"/>
     <w:next w:val="Normal"/>
-    <w:link w:val="Ttulo2Car"/>
+    <w:link w:val="Heading2Char"/>
     <w:uiPriority w:val="9"/>
     <w:semiHidden/>
     <w:unhideWhenUsed/>
@@ -6443,11 +8961,11 @@
       <w:szCs w:val="32"/>
     </w:rPr>
   </w:style>
-  <w:style w:type="paragraph" w:styleId="Ttulo3">
+  <w:style w:type="paragraph" w:styleId="Heading3">
     <w:name w:val="heading 3"/>
     <w:basedOn w:val="Normal"/>
     <w:next w:val="Normal"/>
-    <w:link w:val="Ttulo3Car"/>
+    <w:link w:val="Heading3Char"/>
     <w:uiPriority w:val="9"/>
     <w:semiHidden/>
     <w:unhideWhenUsed/>
@@ -6466,11 +8984,11 @@
       <w:szCs w:val="28"/>
     </w:rPr>
   </w:style>
-  <w:style w:type="paragraph" w:styleId="Ttulo4">
+  <w:style w:type="paragraph" w:styleId="Heading4">
     <w:name w:val="heading 4"/>
     <w:basedOn w:val="Normal"/>
     <w:next w:val="Normal"/>
-    <w:link w:val="Ttulo4Car"/>
+    <w:link w:val="Heading4Char"/>
     <w:uiPriority w:val="9"/>
     <w:semiHidden/>
     <w:unhideWhenUsed/>
@@ -6489,11 +9007,11 @@
       <w:color w:val="0F4761" w:themeColor="accent1" w:themeShade="BF"/>
     </w:rPr>
   </w:style>
-  <w:style w:type="paragraph" w:styleId="Ttulo5">
+  <w:style w:type="paragraph" w:styleId="Heading5">
     <w:name w:val="heading 5"/>
     <w:basedOn w:val="Normal"/>
     <w:next w:val="Normal"/>
-    <w:link w:val="Ttulo5Car"/>
+    <w:link w:val="Heading5Char"/>
     <w:uiPriority w:val="9"/>
     <w:semiHidden/>
     <w:unhideWhenUsed/>
@@ -6510,11 +9028,11 @@
       <w:color w:val="0F4761" w:themeColor="accent1" w:themeShade="BF"/>
     </w:rPr>
   </w:style>
-  <w:style w:type="paragraph" w:styleId="Ttulo6">
+  <w:style w:type="paragraph" w:styleId="Heading6">
     <w:name w:val="heading 6"/>
     <w:basedOn w:val="Normal"/>
     <w:next w:val="Normal"/>
-    <w:link w:val="Ttulo6Car"/>
+    <w:link w:val="Heading6Char"/>
     <w:uiPriority w:val="9"/>
     <w:semiHidden/>
     <w:unhideWhenUsed/>
@@ -6533,11 +9051,11 @@
       <w:color w:val="595959" w:themeColor="text1" w:themeTint="A6"/>
     </w:rPr>
   </w:style>
-  <w:style w:type="paragraph" w:styleId="Ttulo7">
+  <w:style w:type="paragraph" w:styleId="Heading7">
     <w:name w:val="heading 7"/>
     <w:basedOn w:val="Normal"/>
     <w:next w:val="Normal"/>
-    <w:link w:val="Ttulo7Car"/>
+    <w:link w:val="Heading7Char"/>
     <w:uiPriority w:val="9"/>
     <w:semiHidden/>
     <w:unhideWhenUsed/>
@@ -6554,11 +9072,11 @@
       <w:color w:val="595959" w:themeColor="text1" w:themeTint="A6"/>
     </w:rPr>
   </w:style>
-  <w:style w:type="paragraph" w:styleId="Ttulo8">
+  <w:style w:type="paragraph" w:styleId="Heading8">
     <w:name w:val="heading 8"/>
     <w:basedOn w:val="Normal"/>
     <w:next w:val="Normal"/>
-    <w:link w:val="Ttulo8Car"/>
+    <w:link w:val="Heading8Char"/>
     <w:uiPriority w:val="9"/>
     <w:semiHidden/>
     <w:unhideWhenUsed/>
@@ -6577,11 +9095,11 @@
       <w:color w:val="272727" w:themeColor="text1" w:themeTint="D8"/>
     </w:rPr>
   </w:style>
-  <w:style w:type="paragraph" w:styleId="Ttulo9">
+  <w:style w:type="paragraph" w:styleId="Heading9">
     <w:name w:val="heading 9"/>
     <w:basedOn w:val="Normal"/>
     <w:next w:val="Normal"/>
-    <w:link w:val="Ttulo9Car"/>
+    <w:link w:val="Heading9Char"/>
     <w:uiPriority w:val="9"/>
     <w:semiHidden/>
     <w:unhideWhenUsed/>
@@ -6598,12 +9116,13 @@
       <w:color w:val="272727" w:themeColor="text1" w:themeTint="D8"/>
     </w:rPr>
   </w:style>
-  <w:style w:type="character" w:default="1" w:styleId="Fuentedeprrafopredeter">
+  <w:style w:type="character" w:default="1" w:styleId="DefaultParagraphFont">
     <w:name w:val="Default Paragraph Font"/>
     <w:uiPriority w:val="1"/>
+    <w:semiHidden/>
     <w:unhideWhenUsed/>
   </w:style>
-  <w:style w:type="table" w:default="1" w:styleId="Tablanormal">
+  <w:style w:type="table" w:default="1" w:styleId="TableNormal">
     <w:name w:val="Normal Table"/>
     <w:uiPriority w:val="99"/>
     <w:semiHidden/>
@@ -6618,16 +9137,16 @@
       </w:tblCellMar>
     </w:tblPr>
   </w:style>
-  <w:style w:type="numbering" w:default="1" w:styleId="Sinlista">
+  <w:style w:type="numbering" w:default="1" w:styleId="NoList">
     <w:name w:val="No List"/>
     <w:uiPriority w:val="99"/>
     <w:semiHidden/>
     <w:unhideWhenUsed/>
   </w:style>
-  <w:style w:type="character" w:customStyle="1" w:styleId="Ttulo1Car">
-    <w:name w:val="Título 1 Car"/>
-    <w:basedOn w:val="Fuentedeprrafopredeter"/>
-    <w:link w:val="Ttulo1"/>
+  <w:style w:type="character" w:customStyle="1" w:styleId="Heading1Char">
+    <w:name w:val="Heading 1 Char"/>
+    <w:basedOn w:val="DefaultParagraphFont"/>
+    <w:link w:val="Heading1"/>
     <w:uiPriority w:val="9"/>
     <w:rsid w:val="00E13912"/>
     <w:rPr>
@@ -6637,10 +9156,10 @@
       <w:szCs w:val="40"/>
     </w:rPr>
   </w:style>
-  <w:style w:type="character" w:customStyle="1" w:styleId="Ttulo2Car">
-    <w:name w:val="Título 2 Car"/>
-    <w:basedOn w:val="Fuentedeprrafopredeter"/>
-    <w:link w:val="Ttulo2"/>
+  <w:style w:type="character" w:customStyle="1" w:styleId="Heading2Char">
+    <w:name w:val="Heading 2 Char"/>
+    <w:basedOn w:val="DefaultParagraphFont"/>
+    <w:link w:val="Heading2"/>
     <w:uiPriority w:val="9"/>
     <w:semiHidden/>
     <w:rsid w:val="00E13912"/>
@@ -6651,10 +9170,10 @@
       <w:szCs w:val="32"/>
     </w:rPr>
   </w:style>
-  <w:style w:type="character" w:customStyle="1" w:styleId="Ttulo3Car">
-    <w:name w:val="Título 3 Car"/>
-    <w:basedOn w:val="Fuentedeprrafopredeter"/>
-    <w:link w:val="Ttulo3"/>
+  <w:style w:type="character" w:customStyle="1" w:styleId="Heading3Char">
+    <w:name w:val="Heading 3 Char"/>
+    <w:basedOn w:val="DefaultParagraphFont"/>
+    <w:link w:val="Heading3"/>
     <w:uiPriority w:val="9"/>
     <w:semiHidden/>
     <w:rsid w:val="00E13912"/>
@@ -6665,10 +9184,10 @@
       <w:szCs w:val="28"/>
     </w:rPr>
   </w:style>
-  <w:style w:type="character" w:customStyle="1" w:styleId="Ttulo4Car">
-    <w:name w:val="Título 4 Car"/>
-    <w:basedOn w:val="Fuentedeprrafopredeter"/>
-    <w:link w:val="Ttulo4"/>
+  <w:style w:type="character" w:customStyle="1" w:styleId="Heading4Char">
+    <w:name w:val="Heading 4 Char"/>
+    <w:basedOn w:val="DefaultParagraphFont"/>
+    <w:link w:val="Heading4"/>
     <w:uiPriority w:val="9"/>
     <w:semiHidden/>
     <w:rsid w:val="00E13912"/>
@@ -6679,10 +9198,10 @@
       <w:color w:val="0F4761" w:themeColor="accent1" w:themeShade="BF"/>
     </w:rPr>
   </w:style>
-  <w:style w:type="character" w:customStyle="1" w:styleId="Ttulo5Car">
-    <w:name w:val="Título 5 Car"/>
-    <w:basedOn w:val="Fuentedeprrafopredeter"/>
-    <w:link w:val="Ttulo5"/>
+  <w:style w:type="character" w:customStyle="1" w:styleId="Heading5Char">
+    <w:name w:val="Heading 5 Char"/>
+    <w:basedOn w:val="DefaultParagraphFont"/>
+    <w:link w:val="Heading5"/>
     <w:uiPriority w:val="9"/>
     <w:semiHidden/>
     <w:rsid w:val="00E13912"/>
@@ -6691,10 +9210,10 @@
       <w:color w:val="0F4761" w:themeColor="accent1" w:themeShade="BF"/>
     </w:rPr>
   </w:style>
-  <w:style w:type="character" w:customStyle="1" w:styleId="Ttulo6Car">
-    <w:name w:val="Título 6 Car"/>
-    <w:basedOn w:val="Fuentedeprrafopredeter"/>
-    <w:link w:val="Ttulo6"/>
+  <w:style w:type="character" w:customStyle="1" w:styleId="Heading6Char">
+    <w:name w:val="Heading 6 Char"/>
+    <w:basedOn w:val="DefaultParagraphFont"/>
+    <w:link w:val="Heading6"/>
     <w:uiPriority w:val="9"/>
     <w:semiHidden/>
     <w:rsid w:val="00E13912"/>
@@ -6705,10 +9224,10 @@
       <w:color w:val="595959" w:themeColor="text1" w:themeTint="A6"/>
     </w:rPr>
   </w:style>
-  <w:style w:type="character" w:customStyle="1" w:styleId="Ttulo7Car">
-    <w:name w:val="Título 7 Car"/>
-    <w:basedOn w:val="Fuentedeprrafopredeter"/>
-    <w:link w:val="Ttulo7"/>
+  <w:style w:type="character" w:customStyle="1" w:styleId="Heading7Char">
+    <w:name w:val="Heading 7 Char"/>
+    <w:basedOn w:val="DefaultParagraphFont"/>
+    <w:link w:val="Heading7"/>
     <w:uiPriority w:val="9"/>
     <w:semiHidden/>
     <w:rsid w:val="00E13912"/>
@@ -6717,10 +9236,10 @@
       <w:color w:val="595959" w:themeColor="text1" w:themeTint="A6"/>
     </w:rPr>
   </w:style>
-  <w:style w:type="character" w:customStyle="1" w:styleId="Ttulo8Car">
-    <w:name w:val="Título 8 Car"/>
-    <w:basedOn w:val="Fuentedeprrafopredeter"/>
-    <w:link w:val="Ttulo8"/>
+  <w:style w:type="character" w:customStyle="1" w:styleId="Heading8Char">
+    <w:name w:val="Heading 8 Char"/>
+    <w:basedOn w:val="DefaultParagraphFont"/>
+    <w:link w:val="Heading8"/>
     <w:uiPriority w:val="9"/>
     <w:semiHidden/>
     <w:rsid w:val="00E13912"/>
@@ -6731,10 +9250,10 @@
       <w:color w:val="272727" w:themeColor="text1" w:themeTint="D8"/>
     </w:rPr>
   </w:style>
-  <w:style w:type="character" w:customStyle="1" w:styleId="Ttulo9Car">
-    <w:name w:val="Título 9 Car"/>
-    <w:basedOn w:val="Fuentedeprrafopredeter"/>
-    <w:link w:val="Ttulo9"/>
+  <w:style w:type="character" w:customStyle="1" w:styleId="Heading9Char">
+    <w:name w:val="Heading 9 Char"/>
+    <w:basedOn w:val="DefaultParagraphFont"/>
+    <w:link w:val="Heading9"/>
     <w:uiPriority w:val="9"/>
     <w:semiHidden/>
     <w:rsid w:val="00E13912"/>
@@ -6743,11 +9262,11 @@
       <w:color w:val="272727" w:themeColor="text1" w:themeTint="D8"/>
     </w:rPr>
   </w:style>
-  <w:style w:type="paragraph" w:styleId="Ttulo">
+  <w:style w:type="paragraph" w:styleId="Title">
     <w:name w:val="Title"/>
     <w:basedOn w:val="Normal"/>
     <w:next w:val="Normal"/>
-    <w:link w:val="TtuloCar"/>
+    <w:link w:val="TitleChar"/>
     <w:uiPriority w:val="10"/>
     <w:qFormat/>
     <w:rsid w:val="00E13912"/>
@@ -6763,10 +9282,10 @@
       <w:szCs w:val="56"/>
     </w:rPr>
   </w:style>
-  <w:style w:type="character" w:customStyle="1" w:styleId="TtuloCar">
-    <w:name w:val="Título Car"/>
-    <w:basedOn w:val="Fuentedeprrafopredeter"/>
-    <w:link w:val="Ttulo"/>
+  <w:style w:type="character" w:customStyle="1" w:styleId="TitleChar">
+    <w:name w:val="Title Char"/>
+    <w:basedOn w:val="DefaultParagraphFont"/>
+    <w:link w:val="Title"/>
     <w:uiPriority w:val="10"/>
     <w:rsid w:val="00E13912"/>
     <w:rPr>
@@ -6777,11 +9296,11 @@
       <w:szCs w:val="56"/>
     </w:rPr>
   </w:style>
-  <w:style w:type="paragraph" w:styleId="Subttulo">
+  <w:style w:type="paragraph" w:styleId="Subtitle">
     <w:name w:val="Subtitle"/>
     <w:basedOn w:val="Normal"/>
     <w:next w:val="Normal"/>
-    <w:link w:val="SubttuloCar"/>
+    <w:link w:val="SubtitleChar"/>
     <w:uiPriority w:val="11"/>
     <w:qFormat/>
     <w:rsid w:val="00E13912"/>
@@ -6798,10 +9317,10 @@
       <w:szCs w:val="28"/>
     </w:rPr>
   </w:style>
-  <w:style w:type="character" w:customStyle="1" w:styleId="SubttuloCar">
-    <w:name w:val="Subtítulo Car"/>
-    <w:basedOn w:val="Fuentedeprrafopredeter"/>
-    <w:link w:val="Subttulo"/>
+  <w:style w:type="character" w:customStyle="1" w:styleId="SubtitleChar">
+    <w:name w:val="Subtitle Char"/>
+    <w:basedOn w:val="DefaultParagraphFont"/>
+    <w:link w:val="Subtitle"/>
     <w:uiPriority w:val="11"/>
     <w:rsid w:val="00E13912"/>
     <w:rPr>
@@ -6812,11 +9331,11 @@
       <w:szCs w:val="28"/>
     </w:rPr>
   </w:style>
-  <w:style w:type="paragraph" w:styleId="Cita">
+  <w:style w:type="paragraph" w:styleId="Quote">
     <w:name w:val="Quote"/>
     <w:basedOn w:val="Normal"/>
     <w:next w:val="Normal"/>
-    <w:link w:val="CitaCar"/>
+    <w:link w:val="QuoteChar"/>
     <w:uiPriority w:val="29"/>
     <w:qFormat/>
     <w:rsid w:val="00E13912"/>
@@ -6830,10 +9349,10 @@
       <w:color w:val="404040" w:themeColor="text1" w:themeTint="BF"/>
     </w:rPr>
   </w:style>
-  <w:style w:type="character" w:customStyle="1" w:styleId="CitaCar">
-    <w:name w:val="Cita Car"/>
-    <w:basedOn w:val="Fuentedeprrafopredeter"/>
-    <w:link w:val="Cita"/>
+  <w:style w:type="character" w:customStyle="1" w:styleId="QuoteChar">
+    <w:name w:val="Quote Char"/>
+    <w:basedOn w:val="DefaultParagraphFont"/>
+    <w:link w:val="Quote"/>
     <w:uiPriority w:val="29"/>
     <w:rsid w:val="00E13912"/>
     <w:rPr>
@@ -6842,7 +9361,7 @@
       <w:color w:val="404040" w:themeColor="text1" w:themeTint="BF"/>
     </w:rPr>
   </w:style>
-  <w:style w:type="paragraph" w:styleId="Prrafodelista">
+  <w:style w:type="paragraph" w:styleId="ListParagraph">
     <w:name w:val="List Paragraph"/>
     <w:basedOn w:val="Normal"/>
     <w:uiPriority w:val="34"/>
@@ -6853,9 +9372,9 @@
       <w:contextualSpacing/>
     </w:pPr>
   </w:style>
-  <w:style w:type="character" w:styleId="nfasisintenso">
+  <w:style w:type="character" w:styleId="IntenseEmphasis">
     <w:name w:val="Intense Emphasis"/>
-    <w:basedOn w:val="Fuentedeprrafopredeter"/>
+    <w:basedOn w:val="DefaultParagraphFont"/>
     <w:uiPriority w:val="21"/>
     <w:qFormat/>
     <w:rsid w:val="00E13912"/>
@@ -6865,11 +9384,11 @@
       <w:color w:val="0F4761" w:themeColor="accent1" w:themeShade="BF"/>
     </w:rPr>
   </w:style>
-  <w:style w:type="paragraph" w:styleId="Citadestacada">
+  <w:style w:type="paragraph" w:styleId="IntenseQuote">
     <w:name w:val="Intense Quote"/>
     <w:basedOn w:val="Normal"/>
     <w:next w:val="Normal"/>
-    <w:link w:val="CitadestacadaCar"/>
+    <w:link w:val="IntenseQuoteChar"/>
     <w:uiPriority w:val="30"/>
     <w:qFormat/>
     <w:rsid w:val="00E13912"/>
@@ -6888,10 +9407,10 @@
       <w:color w:val="0F4761" w:themeColor="accent1" w:themeShade="BF"/>
     </w:rPr>
   </w:style>
-  <w:style w:type="character" w:customStyle="1" w:styleId="CitadestacadaCar">
-    <w:name w:val="Cita destacada Car"/>
-    <w:basedOn w:val="Fuentedeprrafopredeter"/>
-    <w:link w:val="Citadestacada"/>
+  <w:style w:type="character" w:customStyle="1" w:styleId="IntenseQuoteChar">
+    <w:name w:val="Intense Quote Char"/>
+    <w:basedOn w:val="DefaultParagraphFont"/>
+    <w:link w:val="IntenseQuote"/>
     <w:uiPriority w:val="30"/>
     <w:rsid w:val="00E13912"/>
     <w:rPr>
@@ -6900,9 +9419,9 @@
       <w:color w:val="0F4761" w:themeColor="accent1" w:themeShade="BF"/>
     </w:rPr>
   </w:style>
-  <w:style w:type="character" w:styleId="Referenciaintensa">
+  <w:style w:type="character" w:styleId="IntenseReference">
     <w:name w:val="Intense Reference"/>
-    <w:basedOn w:val="Fuentedeprrafopredeter"/>
+    <w:basedOn w:val="DefaultParagraphFont"/>
     <w:uiPriority w:val="32"/>
     <w:qFormat/>
     <w:rsid w:val="00E13912"/>
@@ -6914,9 +9433,9 @@
       <w:spacing w:val="5"/>
     </w:rPr>
   </w:style>
-  <w:style w:type="table" w:styleId="Tablaconcuadrcula">
+  <w:style w:type="table" w:styleId="TableGrid">
     <w:name w:val="Table Grid"/>
-    <w:basedOn w:val="Tablanormal"/>
+    <w:basedOn w:val="TableNormal"/>
     <w:uiPriority w:val="39"/>
     <w:rsid w:val="0071149C"/>
     <w:pPr>
@@ -7242,4 +9761,16 @@
     </a:ext>
   </a:extLst>
 </a:theme>
+</file>
+
+<file path=customXml/item1.xml><?xml version="1.0" encoding="utf-8"?>
+<b:Sources xmlns:b="http://schemas.openxmlformats.org/officeDocument/2006/bibliography" xmlns="http://schemas.openxmlformats.org/officeDocument/2006/bibliography" SelectedStyle="\APASixthEditionOfficeOnline.xsl" StyleName="APA" Version="6"/>
+</file>
+
+<file path=customXml/itemProps1.xml><?xml version="1.0" encoding="utf-8"?>
+<ds:datastoreItem xmlns:ds="http://schemas.openxmlformats.org/officeDocument/2006/customXml" ds:itemID="{47BCFB59-981D-4E37-82B9-4BF62CAEDE1F}">
+  <ds:schemaRefs>
+    <ds:schemaRef ds:uri="http://schemas.openxmlformats.org/officeDocument/2006/bibliography"/>
+  </ds:schemaRefs>
+</ds:datastoreItem>
 </file>